--- a/Plan de Direccion/08 - Go-no-go 11-sep y verificacion final.docx
+++ b/Plan de Direccion/08 - Go-no-go 11-sep y verificacion final.docx
@@ -561,7 +561,7 @@
           <w:szCs w:val="20"/>
           <w:lang w:val="es-ES"/>
         </w:rPr>
-        <w:pict w14:anchorId="45B3429B">
+        <w:pict w14:anchorId="43ED62B8">
           <v:rect id="_x0000_i1025" style="width:0;height:1.5pt" o:hralign="center" o:hrstd="t" o:hr="t" fillcolor="#a0a0a0" stroked="f"/>
         </w:pict>
       </w:r>
@@ -10699,7 +10699,7 @@
                 <w:sz w:val="17"/>
                 <w:szCs w:val="18"/>
               </w:rPr>
-              <w:t xml:space="preserve"> a no tocar la base en horario. Si Gerardo no está disponible, se anota en la bitácora; qué hace la caja mientras tanto: </w:t>
+              <w:t xml:space="preserve"> a no tocar la base en horario. Si Gerardo no está disponible, se anota en la bitácora; mientras el campo siga vacío, la caja busca en GES por el nombre del alumno, como indica la pantalla de cobro: si aparece, cobra; </w:t>
             </w:r>
             <w:r>
               <w:rPr>
@@ -10708,16 +10708,16 @@
                 <w:sz w:val="17"/>
                 <w:szCs w:val="18"/>
               </w:rPr>
-              <w:t>pendiente de definir</w:t>
-            </w:r>
-            <w:r>
-              <w:rPr>
-                <w:rFonts w:ascii="Segoe UI" w:eastAsia="Times New Roman" w:hAnsi="Segoe UI" w:cs="Segoe UI"/>
-                <w:color w:val="1C2333"/>
-                <w:sz w:val="17"/>
-                <w:szCs w:val="18"/>
-              </w:rPr>
-              <w:t>. La captura desde el panel es lote 2.</w:t>
+              <w:t>si no aparece, no se recibe el pago ni se instala el TAG</w:t>
+            </w:r>
+            <w:r>
+              <w:rPr>
+                <w:rFonts w:ascii="Segoe UI" w:eastAsia="Times New Roman" w:hAnsi="Segoe UI" w:cs="Segoe UI"/>
+                <w:color w:val="1C2333"/>
+                <w:sz w:val="17"/>
+                <w:szCs w:val="18"/>
+              </w:rPr>
+              <w:t xml:space="preserve"> (decisión de Gerardo del 11-sep). La captura desde el panel es lote 2.</w:t>
             </w:r>
           </w:p>
         </w:tc>
@@ -10973,7 +10973,16 @@
                 <w:sz w:val="17"/>
                 <w:szCs w:val="18"/>
               </w:rPr>
-              <w:t xml:space="preserve"> lunes y martes no se aplican bloques ni se publica código en horario de atención, salvo corrección urgente o el caso de apellidos de arriba.</w:t>
+              <w:t xml:space="preserve"> </w:t>
+            </w:r>
+            <w:r>
+              <w:rPr>
+                <w:rFonts w:ascii="Segoe UI" w:eastAsia="Times New Roman" w:hAnsi="Segoe UI" w:cs="Segoe UI"/>
+                <w:color w:val="1C2333"/>
+                <w:sz w:val="17"/>
+                <w:szCs w:val="18"/>
+              </w:rPr>
+              <w:t>lunes y martes no se aplican bloques ni se publica código en horario de atención, salvo corrección urgente o el caso de apellidos de arriba.</w:t>
             </w:r>
           </w:p>
         </w:tc>
@@ -18748,13 +18757,13 @@
 <file path=word/numbering.xml><?xml version="1.0" encoding="utf-8"?>
 <w:numbering xmlns:wpc="http://schemas.microsoft.com/office/word/2010/wordprocessingCanvas" xmlns:cx="http://schemas.microsoft.com/office/drawing/2014/chartex" xmlns:cx1="http://schemas.microsoft.com/office/drawing/2015/9/8/chartex" xmlns:cx2="http://schemas.microsoft.com/office/drawing/2015/10/21/chartex" xmlns:cx3="http://schemas.microsoft.com/office/drawing/2016/5/9/chartex" xmlns:cx4="http://schemas.microsoft.com/office/drawing/2016/5/10/chartex" xmlns:cx5="http://schemas.microsoft.com/office/drawing/2016/5/11/chartex" xmlns:cx6="http://schemas.microsoft.com/office/drawing/2016/5/12/chartex" xmlns:cx7="http://schemas.microsoft.com/office/drawing/2016/5/13/chartex" xmlns:cx8="http://schemas.microsoft.com/office/drawing/2016/5/14/chartex" xmlns:mc="http://schemas.openxmlformats.org/markup-compatibility/2006" xmlns:aink="http://schemas.microsoft.com/office/drawing/2016/ink" xmlns:am3d="http://schemas.microsoft.com/office/drawing/2017/model3d" xmlns:o="urn:schemas-microsoft-com:office:office" xmlns:oel="http://schemas.microsoft.com/office/2019/extlst" xmlns:r="http://schemas.openxmlformats.org/officeDocument/2006/relationships" xmlns:m="http://schemas.openxmlformats.org/officeDocument/2006/math" xmlns:v="urn:schemas-microsoft-com:vml" xmlns:wp14="http://schemas.microsoft.com/office/word/2010/wordprocessingDrawing" xmlns:wp="http://schemas.openxmlformats.org/drawingml/2006/wordprocessingDrawing" xmlns:w10="urn:schemas-microsoft-com:office:word" xmlns:w="http://schemas.openxmlformats.org/wordprocessingml/2006/main" xmlns:w14="http://schemas.microsoft.com/office/word/2010/wordml" xmlns:w15="http://schemas.microsoft.com/office/word/2012/wordml" xmlns:w16cex="http://schemas.microsoft.com/office/word/2018/wordml/cex" xmlns:w16cid="http://schemas.microsoft.com/office/word/2016/wordml/cid" xmlns:w16="http://schemas.microsoft.com/office/word/2018/wordml" xmlns:w16du="http://schemas.microsoft.com/office/word/2023/wordml/word16du" xmlns:w16sdtdh="http://schemas.microsoft.com/office/word/2020/wordml/sdtdatahash" xmlns:w16sdtfl="http://schemas.microsoft.com/office/word/2024/wordml/sdtformatlock" xmlns:w16se="http://schemas.microsoft.com/office/word/2015/wordml/symex" xmlns:wpg="http://schemas.microsoft.com/office/word/2010/wordprocessingGroup" xmlns:wpi="http://schemas.microsoft.com/office/word/2010/wordprocessingInk" xmlns:wne="http://schemas.microsoft.com/office/word/2006/wordml" xmlns:wps="http://schemas.microsoft.com/office/word/2010/wordprocessingShape" mc:Ignorable="w14 w15 w16se w16cid w16 w16cex w16sdtdh w16sdtfl w16du wp14">
   <w:abstractNum w:abstractNumId="0" w15:restartNumberingAfterBreak="0">
-    <w:nsid w:val="007E0B3C"/>
+    <w:nsid w:val="00003C80"/>
     <w:multiLevelType w:val="multilevel"/>
-    <w:tmpl w:val="5C28C08A"/>
+    <w:tmpl w:val="9550A2D8"/>
     <w:lvl w:ilvl="0">
       <w:start w:val="1"/>
-      <w:numFmt w:val="bullet"/>
-      <w:lvlText w:val=""/>
+      <w:numFmt w:val="decimal"/>
+      <w:lvlText w:val="%1."/>
       <w:lvlJc w:val="left"/>
       <w:pPr>
         <w:tabs>
@@ -18762,15 +18771,11 @@
         </w:tabs>
         <w:ind w:left="720" w:hanging="360"/>
       </w:pPr>
-      <w:rPr>
-        <w:rFonts w:ascii="Symbol" w:hAnsi="Symbol" w:hint="default"/>
-        <w:sz w:val="20"/>
-      </w:rPr>
     </w:lvl>
     <w:lvl w:ilvl="1" w:tentative="1">
       <w:start w:val="1"/>
-      <w:numFmt w:val="bullet"/>
-      <w:lvlText w:val="o"/>
+      <w:numFmt w:val="decimal"/>
+      <w:lvlText w:val="%2."/>
       <w:lvlJc w:val="left"/>
       <w:pPr>
         <w:tabs>
@@ -18778,15 +18783,11 @@
         </w:tabs>
         <w:ind w:left="1440" w:hanging="360"/>
       </w:pPr>
-      <w:rPr>
-        <w:rFonts w:ascii="Courier New" w:hAnsi="Courier New" w:hint="default"/>
-        <w:sz w:val="20"/>
-      </w:rPr>
     </w:lvl>
     <w:lvl w:ilvl="2" w:tentative="1">
       <w:start w:val="1"/>
-      <w:numFmt w:val="bullet"/>
-      <w:lvlText w:val=""/>
+      <w:numFmt w:val="decimal"/>
+      <w:lvlText w:val="%3."/>
       <w:lvlJc w:val="left"/>
       <w:pPr>
         <w:tabs>
@@ -18794,15 +18795,11 @@
         </w:tabs>
         <w:ind w:left="2160" w:hanging="360"/>
       </w:pPr>
-      <w:rPr>
-        <w:rFonts w:ascii="Wingdings" w:hAnsi="Wingdings" w:hint="default"/>
-        <w:sz w:val="20"/>
-      </w:rPr>
     </w:lvl>
     <w:lvl w:ilvl="3" w:tentative="1">
       <w:start w:val="1"/>
-      <w:numFmt w:val="bullet"/>
-      <w:lvlText w:val=""/>
+      <w:numFmt w:val="decimal"/>
+      <w:lvlText w:val="%4."/>
       <w:lvlJc w:val="left"/>
       <w:pPr>
         <w:tabs>
@@ -18810,15 +18807,11 @@
         </w:tabs>
         <w:ind w:left="2880" w:hanging="360"/>
       </w:pPr>
-      <w:rPr>
-        <w:rFonts w:ascii="Wingdings" w:hAnsi="Wingdings" w:hint="default"/>
-        <w:sz w:val="20"/>
-      </w:rPr>
     </w:lvl>
     <w:lvl w:ilvl="4" w:tentative="1">
       <w:start w:val="1"/>
-      <w:numFmt w:val="bullet"/>
-      <w:lvlText w:val=""/>
+      <w:numFmt w:val="decimal"/>
+      <w:lvlText w:val="%5."/>
       <w:lvlJc w:val="left"/>
       <w:pPr>
         <w:tabs>
@@ -18826,15 +18819,11 @@
         </w:tabs>
         <w:ind w:left="3600" w:hanging="360"/>
       </w:pPr>
-      <w:rPr>
-        <w:rFonts w:ascii="Wingdings" w:hAnsi="Wingdings" w:hint="default"/>
-        <w:sz w:val="20"/>
-      </w:rPr>
     </w:lvl>
     <w:lvl w:ilvl="5" w:tentative="1">
       <w:start w:val="1"/>
-      <w:numFmt w:val="bullet"/>
-      <w:lvlText w:val=""/>
+      <w:numFmt w:val="decimal"/>
+      <w:lvlText w:val="%6."/>
       <w:lvlJc w:val="left"/>
       <w:pPr>
         <w:tabs>
@@ -18842,15 +18831,11 @@
         </w:tabs>
         <w:ind w:left="4320" w:hanging="360"/>
       </w:pPr>
-      <w:rPr>
-        <w:rFonts w:ascii="Wingdings" w:hAnsi="Wingdings" w:hint="default"/>
-        <w:sz w:val="20"/>
-      </w:rPr>
     </w:lvl>
     <w:lvl w:ilvl="6" w:tentative="1">
       <w:start w:val="1"/>
-      <w:numFmt w:val="bullet"/>
-      <w:lvlText w:val=""/>
+      <w:numFmt w:val="decimal"/>
+      <w:lvlText w:val="%7."/>
       <w:lvlJc w:val="left"/>
       <w:pPr>
         <w:tabs>
@@ -18858,15 +18843,11 @@
         </w:tabs>
         <w:ind w:left="5040" w:hanging="360"/>
       </w:pPr>
-      <w:rPr>
-        <w:rFonts w:ascii="Wingdings" w:hAnsi="Wingdings" w:hint="default"/>
-        <w:sz w:val="20"/>
-      </w:rPr>
     </w:lvl>
     <w:lvl w:ilvl="7" w:tentative="1">
       <w:start w:val="1"/>
-      <w:numFmt w:val="bullet"/>
-      <w:lvlText w:val=""/>
+      <w:numFmt w:val="decimal"/>
+      <w:lvlText w:val="%8."/>
       <w:lvlJc w:val="left"/>
       <w:pPr>
         <w:tabs>
@@ -18874,15 +18855,11 @@
         </w:tabs>
         <w:ind w:left="5760" w:hanging="360"/>
       </w:pPr>
-      <w:rPr>
-        <w:rFonts w:ascii="Wingdings" w:hAnsi="Wingdings" w:hint="default"/>
-        <w:sz w:val="20"/>
-      </w:rPr>
     </w:lvl>
     <w:lvl w:ilvl="8" w:tentative="1">
       <w:start w:val="1"/>
-      <w:numFmt w:val="bullet"/>
-      <w:lvlText w:val=""/>
+      <w:numFmt w:val="decimal"/>
+      <w:lvlText w:val="%9."/>
       <w:lvlJc w:val="left"/>
       <w:pPr>
         <w:tabs>
@@ -18890,16 +18867,310 @@
         </w:tabs>
         <w:ind w:left="6480" w:hanging="360"/>
       </w:pPr>
-      <w:rPr>
-        <w:rFonts w:ascii="Wingdings" w:hAnsi="Wingdings" w:hint="default"/>
-        <w:sz w:val="20"/>
-      </w:rPr>
     </w:lvl>
   </w:abstractNum>
   <w:abstractNum w:abstractNumId="1" w15:restartNumberingAfterBreak="0">
-    <w:nsid w:val="041E151F"/>
+    <w:nsid w:val="024413E2"/>
     <w:multiLevelType w:val="multilevel"/>
-    <w:tmpl w:val="F7DEB176"/>
+    <w:tmpl w:val="EC44AEB6"/>
+    <w:lvl w:ilvl="0">
+      <w:start w:val="1"/>
+      <w:numFmt w:val="bullet"/>
+      <w:lvlText w:val=""/>
+      <w:lvlJc w:val="left"/>
+      <w:pPr>
+        <w:tabs>
+          <w:tab w:val="num" w:pos="720"/>
+        </w:tabs>
+        <w:ind w:left="720" w:hanging="360"/>
+      </w:pPr>
+      <w:rPr>
+        <w:rFonts w:ascii="Symbol" w:hAnsi="Symbol" w:hint="default"/>
+        <w:sz w:val="20"/>
+      </w:rPr>
+    </w:lvl>
+    <w:lvl w:ilvl="1" w:tentative="1">
+      <w:start w:val="1"/>
+      <w:numFmt w:val="bullet"/>
+      <w:lvlText w:val="o"/>
+      <w:lvlJc w:val="left"/>
+      <w:pPr>
+        <w:tabs>
+          <w:tab w:val="num" w:pos="1440"/>
+        </w:tabs>
+        <w:ind w:left="1440" w:hanging="360"/>
+      </w:pPr>
+      <w:rPr>
+        <w:rFonts w:ascii="Courier New" w:hAnsi="Courier New" w:hint="default"/>
+        <w:sz w:val="20"/>
+      </w:rPr>
+    </w:lvl>
+    <w:lvl w:ilvl="2" w:tentative="1">
+      <w:start w:val="1"/>
+      <w:numFmt w:val="bullet"/>
+      <w:lvlText w:val=""/>
+      <w:lvlJc w:val="left"/>
+      <w:pPr>
+        <w:tabs>
+          <w:tab w:val="num" w:pos="2160"/>
+        </w:tabs>
+        <w:ind w:left="2160" w:hanging="360"/>
+      </w:pPr>
+      <w:rPr>
+        <w:rFonts w:ascii="Wingdings" w:hAnsi="Wingdings" w:hint="default"/>
+        <w:sz w:val="20"/>
+      </w:rPr>
+    </w:lvl>
+    <w:lvl w:ilvl="3" w:tentative="1">
+      <w:start w:val="1"/>
+      <w:numFmt w:val="bullet"/>
+      <w:lvlText w:val=""/>
+      <w:lvlJc w:val="left"/>
+      <w:pPr>
+        <w:tabs>
+          <w:tab w:val="num" w:pos="2880"/>
+        </w:tabs>
+        <w:ind w:left="2880" w:hanging="360"/>
+      </w:pPr>
+      <w:rPr>
+        <w:rFonts w:ascii="Wingdings" w:hAnsi="Wingdings" w:hint="default"/>
+        <w:sz w:val="20"/>
+      </w:rPr>
+    </w:lvl>
+    <w:lvl w:ilvl="4" w:tentative="1">
+      <w:start w:val="1"/>
+      <w:numFmt w:val="bullet"/>
+      <w:lvlText w:val=""/>
+      <w:lvlJc w:val="left"/>
+      <w:pPr>
+        <w:tabs>
+          <w:tab w:val="num" w:pos="3600"/>
+        </w:tabs>
+        <w:ind w:left="3600" w:hanging="360"/>
+      </w:pPr>
+      <w:rPr>
+        <w:rFonts w:ascii="Wingdings" w:hAnsi="Wingdings" w:hint="default"/>
+        <w:sz w:val="20"/>
+      </w:rPr>
+    </w:lvl>
+    <w:lvl w:ilvl="5" w:tentative="1">
+      <w:start w:val="1"/>
+      <w:numFmt w:val="bullet"/>
+      <w:lvlText w:val=""/>
+      <w:lvlJc w:val="left"/>
+      <w:pPr>
+        <w:tabs>
+          <w:tab w:val="num" w:pos="4320"/>
+        </w:tabs>
+        <w:ind w:left="4320" w:hanging="360"/>
+      </w:pPr>
+      <w:rPr>
+        <w:rFonts w:ascii="Wingdings" w:hAnsi="Wingdings" w:hint="default"/>
+        <w:sz w:val="20"/>
+      </w:rPr>
+    </w:lvl>
+    <w:lvl w:ilvl="6" w:tentative="1">
+      <w:start w:val="1"/>
+      <w:numFmt w:val="bullet"/>
+      <w:lvlText w:val=""/>
+      <w:lvlJc w:val="left"/>
+      <w:pPr>
+        <w:tabs>
+          <w:tab w:val="num" w:pos="5040"/>
+        </w:tabs>
+        <w:ind w:left="5040" w:hanging="360"/>
+      </w:pPr>
+      <w:rPr>
+        <w:rFonts w:ascii="Wingdings" w:hAnsi="Wingdings" w:hint="default"/>
+        <w:sz w:val="20"/>
+      </w:rPr>
+    </w:lvl>
+    <w:lvl w:ilvl="7" w:tentative="1">
+      <w:start w:val="1"/>
+      <w:numFmt w:val="bullet"/>
+      <w:lvlText w:val=""/>
+      <w:lvlJc w:val="left"/>
+      <w:pPr>
+        <w:tabs>
+          <w:tab w:val="num" w:pos="5760"/>
+        </w:tabs>
+        <w:ind w:left="5760" w:hanging="360"/>
+      </w:pPr>
+      <w:rPr>
+        <w:rFonts w:ascii="Wingdings" w:hAnsi="Wingdings" w:hint="default"/>
+        <w:sz w:val="20"/>
+      </w:rPr>
+    </w:lvl>
+    <w:lvl w:ilvl="8" w:tentative="1">
+      <w:start w:val="1"/>
+      <w:numFmt w:val="bullet"/>
+      <w:lvlText w:val=""/>
+      <w:lvlJc w:val="left"/>
+      <w:pPr>
+        <w:tabs>
+          <w:tab w:val="num" w:pos="6480"/>
+        </w:tabs>
+        <w:ind w:left="6480" w:hanging="360"/>
+      </w:pPr>
+      <w:rPr>
+        <w:rFonts w:ascii="Wingdings" w:hAnsi="Wingdings" w:hint="default"/>
+        <w:sz w:val="20"/>
+      </w:rPr>
+    </w:lvl>
+  </w:abstractNum>
+  <w:abstractNum w:abstractNumId="2" w15:restartNumberingAfterBreak="0">
+    <w:nsid w:val="059254AE"/>
+    <w:multiLevelType w:val="multilevel"/>
+    <w:tmpl w:val="CCA0CBBA"/>
+    <w:lvl w:ilvl="0">
+      <w:start w:val="1"/>
+      <w:numFmt w:val="bullet"/>
+      <w:lvlText w:val=""/>
+      <w:lvlJc w:val="left"/>
+      <w:pPr>
+        <w:tabs>
+          <w:tab w:val="num" w:pos="720"/>
+        </w:tabs>
+        <w:ind w:left="720" w:hanging="360"/>
+      </w:pPr>
+      <w:rPr>
+        <w:rFonts w:ascii="Symbol" w:hAnsi="Symbol" w:hint="default"/>
+        <w:sz w:val="20"/>
+      </w:rPr>
+    </w:lvl>
+    <w:lvl w:ilvl="1" w:tentative="1">
+      <w:start w:val="1"/>
+      <w:numFmt w:val="bullet"/>
+      <w:lvlText w:val="o"/>
+      <w:lvlJc w:val="left"/>
+      <w:pPr>
+        <w:tabs>
+          <w:tab w:val="num" w:pos="1440"/>
+        </w:tabs>
+        <w:ind w:left="1440" w:hanging="360"/>
+      </w:pPr>
+      <w:rPr>
+        <w:rFonts w:ascii="Courier New" w:hAnsi="Courier New" w:hint="default"/>
+        <w:sz w:val="20"/>
+      </w:rPr>
+    </w:lvl>
+    <w:lvl w:ilvl="2" w:tentative="1">
+      <w:start w:val="1"/>
+      <w:numFmt w:val="bullet"/>
+      <w:lvlText w:val=""/>
+      <w:lvlJc w:val="left"/>
+      <w:pPr>
+        <w:tabs>
+          <w:tab w:val="num" w:pos="2160"/>
+        </w:tabs>
+        <w:ind w:left="2160" w:hanging="360"/>
+      </w:pPr>
+      <w:rPr>
+        <w:rFonts w:ascii="Wingdings" w:hAnsi="Wingdings" w:hint="default"/>
+        <w:sz w:val="20"/>
+      </w:rPr>
+    </w:lvl>
+    <w:lvl w:ilvl="3" w:tentative="1">
+      <w:start w:val="1"/>
+      <w:numFmt w:val="bullet"/>
+      <w:lvlText w:val=""/>
+      <w:lvlJc w:val="left"/>
+      <w:pPr>
+        <w:tabs>
+          <w:tab w:val="num" w:pos="2880"/>
+        </w:tabs>
+        <w:ind w:left="2880" w:hanging="360"/>
+      </w:pPr>
+      <w:rPr>
+        <w:rFonts w:ascii="Wingdings" w:hAnsi="Wingdings" w:hint="default"/>
+        <w:sz w:val="20"/>
+      </w:rPr>
+    </w:lvl>
+    <w:lvl w:ilvl="4" w:tentative="1">
+      <w:start w:val="1"/>
+      <w:numFmt w:val="bullet"/>
+      <w:lvlText w:val=""/>
+      <w:lvlJc w:val="left"/>
+      <w:pPr>
+        <w:tabs>
+          <w:tab w:val="num" w:pos="3600"/>
+        </w:tabs>
+        <w:ind w:left="3600" w:hanging="360"/>
+      </w:pPr>
+      <w:rPr>
+        <w:rFonts w:ascii="Wingdings" w:hAnsi="Wingdings" w:hint="default"/>
+        <w:sz w:val="20"/>
+      </w:rPr>
+    </w:lvl>
+    <w:lvl w:ilvl="5" w:tentative="1">
+      <w:start w:val="1"/>
+      <w:numFmt w:val="bullet"/>
+      <w:lvlText w:val=""/>
+      <w:lvlJc w:val="left"/>
+      <w:pPr>
+        <w:tabs>
+          <w:tab w:val="num" w:pos="4320"/>
+        </w:tabs>
+        <w:ind w:left="4320" w:hanging="360"/>
+      </w:pPr>
+      <w:rPr>
+        <w:rFonts w:ascii="Wingdings" w:hAnsi="Wingdings" w:hint="default"/>
+        <w:sz w:val="20"/>
+      </w:rPr>
+    </w:lvl>
+    <w:lvl w:ilvl="6" w:tentative="1">
+      <w:start w:val="1"/>
+      <w:numFmt w:val="bullet"/>
+      <w:lvlText w:val=""/>
+      <w:lvlJc w:val="left"/>
+      <w:pPr>
+        <w:tabs>
+          <w:tab w:val="num" w:pos="5040"/>
+        </w:tabs>
+        <w:ind w:left="5040" w:hanging="360"/>
+      </w:pPr>
+      <w:rPr>
+        <w:rFonts w:ascii="Wingdings" w:hAnsi="Wingdings" w:hint="default"/>
+        <w:sz w:val="20"/>
+      </w:rPr>
+    </w:lvl>
+    <w:lvl w:ilvl="7" w:tentative="1">
+      <w:start w:val="1"/>
+      <w:numFmt w:val="bullet"/>
+      <w:lvlText w:val=""/>
+      <w:lvlJc w:val="left"/>
+      <w:pPr>
+        <w:tabs>
+          <w:tab w:val="num" w:pos="5760"/>
+        </w:tabs>
+        <w:ind w:left="5760" w:hanging="360"/>
+      </w:pPr>
+      <w:rPr>
+        <w:rFonts w:ascii="Wingdings" w:hAnsi="Wingdings" w:hint="default"/>
+        <w:sz w:val="20"/>
+      </w:rPr>
+    </w:lvl>
+    <w:lvl w:ilvl="8" w:tentative="1">
+      <w:start w:val="1"/>
+      <w:numFmt w:val="bullet"/>
+      <w:lvlText w:val=""/>
+      <w:lvlJc w:val="left"/>
+      <w:pPr>
+        <w:tabs>
+          <w:tab w:val="num" w:pos="6480"/>
+        </w:tabs>
+        <w:ind w:left="6480" w:hanging="360"/>
+      </w:pPr>
+      <w:rPr>
+        <w:rFonts w:ascii="Wingdings" w:hAnsi="Wingdings" w:hint="default"/>
+        <w:sz w:val="20"/>
+      </w:rPr>
+    </w:lvl>
+  </w:abstractNum>
+  <w:abstractNum w:abstractNumId="3" w15:restartNumberingAfterBreak="0">
+    <w:nsid w:val="0F125C96"/>
+    <w:multiLevelType w:val="multilevel"/>
+    <w:tmpl w:val="4126D240"/>
     <w:lvl w:ilvl="0">
       <w:start w:val="1"/>
       <w:numFmt w:val="decimal"/>
@@ -19009,308 +19280,10 @@
       </w:pPr>
     </w:lvl>
   </w:abstractNum>
-  <w:abstractNum w:abstractNumId="2" w15:restartNumberingAfterBreak="0">
-    <w:nsid w:val="0DC43FE7"/>
+  <w:abstractNum w:abstractNumId="4" w15:restartNumberingAfterBreak="0">
+    <w:nsid w:val="15260CC1"/>
     <w:multiLevelType w:val="multilevel"/>
-    <w:tmpl w:val="774647EC"/>
-    <w:lvl w:ilvl="0">
-      <w:start w:val="1"/>
-      <w:numFmt w:val="bullet"/>
-      <w:lvlText w:val=""/>
-      <w:lvlJc w:val="left"/>
-      <w:pPr>
-        <w:tabs>
-          <w:tab w:val="num" w:pos="720"/>
-        </w:tabs>
-        <w:ind w:left="720" w:hanging="360"/>
-      </w:pPr>
-      <w:rPr>
-        <w:rFonts w:ascii="Symbol" w:hAnsi="Symbol" w:hint="default"/>
-        <w:sz w:val="20"/>
-      </w:rPr>
-    </w:lvl>
-    <w:lvl w:ilvl="1" w:tentative="1">
-      <w:start w:val="1"/>
-      <w:numFmt w:val="bullet"/>
-      <w:lvlText w:val="o"/>
-      <w:lvlJc w:val="left"/>
-      <w:pPr>
-        <w:tabs>
-          <w:tab w:val="num" w:pos="1440"/>
-        </w:tabs>
-        <w:ind w:left="1440" w:hanging="360"/>
-      </w:pPr>
-      <w:rPr>
-        <w:rFonts w:ascii="Courier New" w:hAnsi="Courier New" w:hint="default"/>
-        <w:sz w:val="20"/>
-      </w:rPr>
-    </w:lvl>
-    <w:lvl w:ilvl="2" w:tentative="1">
-      <w:start w:val="1"/>
-      <w:numFmt w:val="bullet"/>
-      <w:lvlText w:val=""/>
-      <w:lvlJc w:val="left"/>
-      <w:pPr>
-        <w:tabs>
-          <w:tab w:val="num" w:pos="2160"/>
-        </w:tabs>
-        <w:ind w:left="2160" w:hanging="360"/>
-      </w:pPr>
-      <w:rPr>
-        <w:rFonts w:ascii="Wingdings" w:hAnsi="Wingdings" w:hint="default"/>
-        <w:sz w:val="20"/>
-      </w:rPr>
-    </w:lvl>
-    <w:lvl w:ilvl="3" w:tentative="1">
-      <w:start w:val="1"/>
-      <w:numFmt w:val="bullet"/>
-      <w:lvlText w:val=""/>
-      <w:lvlJc w:val="left"/>
-      <w:pPr>
-        <w:tabs>
-          <w:tab w:val="num" w:pos="2880"/>
-        </w:tabs>
-        <w:ind w:left="2880" w:hanging="360"/>
-      </w:pPr>
-      <w:rPr>
-        <w:rFonts w:ascii="Wingdings" w:hAnsi="Wingdings" w:hint="default"/>
-        <w:sz w:val="20"/>
-      </w:rPr>
-    </w:lvl>
-    <w:lvl w:ilvl="4" w:tentative="1">
-      <w:start w:val="1"/>
-      <w:numFmt w:val="bullet"/>
-      <w:lvlText w:val=""/>
-      <w:lvlJc w:val="left"/>
-      <w:pPr>
-        <w:tabs>
-          <w:tab w:val="num" w:pos="3600"/>
-        </w:tabs>
-        <w:ind w:left="3600" w:hanging="360"/>
-      </w:pPr>
-      <w:rPr>
-        <w:rFonts w:ascii="Wingdings" w:hAnsi="Wingdings" w:hint="default"/>
-        <w:sz w:val="20"/>
-      </w:rPr>
-    </w:lvl>
-    <w:lvl w:ilvl="5" w:tentative="1">
-      <w:start w:val="1"/>
-      <w:numFmt w:val="bullet"/>
-      <w:lvlText w:val=""/>
-      <w:lvlJc w:val="left"/>
-      <w:pPr>
-        <w:tabs>
-          <w:tab w:val="num" w:pos="4320"/>
-        </w:tabs>
-        <w:ind w:left="4320" w:hanging="360"/>
-      </w:pPr>
-      <w:rPr>
-        <w:rFonts w:ascii="Wingdings" w:hAnsi="Wingdings" w:hint="default"/>
-        <w:sz w:val="20"/>
-      </w:rPr>
-    </w:lvl>
-    <w:lvl w:ilvl="6" w:tentative="1">
-      <w:start w:val="1"/>
-      <w:numFmt w:val="bullet"/>
-      <w:lvlText w:val=""/>
-      <w:lvlJc w:val="left"/>
-      <w:pPr>
-        <w:tabs>
-          <w:tab w:val="num" w:pos="5040"/>
-        </w:tabs>
-        <w:ind w:left="5040" w:hanging="360"/>
-      </w:pPr>
-      <w:rPr>
-        <w:rFonts w:ascii="Wingdings" w:hAnsi="Wingdings" w:hint="default"/>
-        <w:sz w:val="20"/>
-      </w:rPr>
-    </w:lvl>
-    <w:lvl w:ilvl="7" w:tentative="1">
-      <w:start w:val="1"/>
-      <w:numFmt w:val="bullet"/>
-      <w:lvlText w:val=""/>
-      <w:lvlJc w:val="left"/>
-      <w:pPr>
-        <w:tabs>
-          <w:tab w:val="num" w:pos="5760"/>
-        </w:tabs>
-        <w:ind w:left="5760" w:hanging="360"/>
-      </w:pPr>
-      <w:rPr>
-        <w:rFonts w:ascii="Wingdings" w:hAnsi="Wingdings" w:hint="default"/>
-        <w:sz w:val="20"/>
-      </w:rPr>
-    </w:lvl>
-    <w:lvl w:ilvl="8" w:tentative="1">
-      <w:start w:val="1"/>
-      <w:numFmt w:val="bullet"/>
-      <w:lvlText w:val=""/>
-      <w:lvlJc w:val="left"/>
-      <w:pPr>
-        <w:tabs>
-          <w:tab w:val="num" w:pos="6480"/>
-        </w:tabs>
-        <w:ind w:left="6480" w:hanging="360"/>
-      </w:pPr>
-      <w:rPr>
-        <w:rFonts w:ascii="Wingdings" w:hAnsi="Wingdings" w:hint="default"/>
-        <w:sz w:val="20"/>
-      </w:rPr>
-    </w:lvl>
-  </w:abstractNum>
-  <w:abstractNum w:abstractNumId="3" w15:restartNumberingAfterBreak="0">
-    <w:nsid w:val="0EEE74F5"/>
-    <w:multiLevelType w:val="multilevel"/>
-    <w:tmpl w:val="50CC355E"/>
-    <w:lvl w:ilvl="0">
-      <w:start w:val="1"/>
-      <w:numFmt w:val="bullet"/>
-      <w:lvlText w:val=""/>
-      <w:lvlJc w:val="left"/>
-      <w:pPr>
-        <w:tabs>
-          <w:tab w:val="num" w:pos="720"/>
-        </w:tabs>
-        <w:ind w:left="720" w:hanging="360"/>
-      </w:pPr>
-      <w:rPr>
-        <w:rFonts w:ascii="Symbol" w:hAnsi="Symbol" w:hint="default"/>
-        <w:sz w:val="20"/>
-      </w:rPr>
-    </w:lvl>
-    <w:lvl w:ilvl="1" w:tentative="1">
-      <w:start w:val="1"/>
-      <w:numFmt w:val="bullet"/>
-      <w:lvlText w:val="o"/>
-      <w:lvlJc w:val="left"/>
-      <w:pPr>
-        <w:tabs>
-          <w:tab w:val="num" w:pos="1440"/>
-        </w:tabs>
-        <w:ind w:left="1440" w:hanging="360"/>
-      </w:pPr>
-      <w:rPr>
-        <w:rFonts w:ascii="Courier New" w:hAnsi="Courier New" w:hint="default"/>
-        <w:sz w:val="20"/>
-      </w:rPr>
-    </w:lvl>
-    <w:lvl w:ilvl="2" w:tentative="1">
-      <w:start w:val="1"/>
-      <w:numFmt w:val="bullet"/>
-      <w:lvlText w:val=""/>
-      <w:lvlJc w:val="left"/>
-      <w:pPr>
-        <w:tabs>
-          <w:tab w:val="num" w:pos="2160"/>
-        </w:tabs>
-        <w:ind w:left="2160" w:hanging="360"/>
-      </w:pPr>
-      <w:rPr>
-        <w:rFonts w:ascii="Wingdings" w:hAnsi="Wingdings" w:hint="default"/>
-        <w:sz w:val="20"/>
-      </w:rPr>
-    </w:lvl>
-    <w:lvl w:ilvl="3" w:tentative="1">
-      <w:start w:val="1"/>
-      <w:numFmt w:val="bullet"/>
-      <w:lvlText w:val=""/>
-      <w:lvlJc w:val="left"/>
-      <w:pPr>
-        <w:tabs>
-          <w:tab w:val="num" w:pos="2880"/>
-        </w:tabs>
-        <w:ind w:left="2880" w:hanging="360"/>
-      </w:pPr>
-      <w:rPr>
-        <w:rFonts w:ascii="Wingdings" w:hAnsi="Wingdings" w:hint="default"/>
-        <w:sz w:val="20"/>
-      </w:rPr>
-    </w:lvl>
-    <w:lvl w:ilvl="4" w:tentative="1">
-      <w:start w:val="1"/>
-      <w:numFmt w:val="bullet"/>
-      <w:lvlText w:val=""/>
-      <w:lvlJc w:val="left"/>
-      <w:pPr>
-        <w:tabs>
-          <w:tab w:val="num" w:pos="3600"/>
-        </w:tabs>
-        <w:ind w:left="3600" w:hanging="360"/>
-      </w:pPr>
-      <w:rPr>
-        <w:rFonts w:ascii="Wingdings" w:hAnsi="Wingdings" w:hint="default"/>
-        <w:sz w:val="20"/>
-      </w:rPr>
-    </w:lvl>
-    <w:lvl w:ilvl="5" w:tentative="1">
-      <w:start w:val="1"/>
-      <w:numFmt w:val="bullet"/>
-      <w:lvlText w:val=""/>
-      <w:lvlJc w:val="left"/>
-      <w:pPr>
-        <w:tabs>
-          <w:tab w:val="num" w:pos="4320"/>
-        </w:tabs>
-        <w:ind w:left="4320" w:hanging="360"/>
-      </w:pPr>
-      <w:rPr>
-        <w:rFonts w:ascii="Wingdings" w:hAnsi="Wingdings" w:hint="default"/>
-        <w:sz w:val="20"/>
-      </w:rPr>
-    </w:lvl>
-    <w:lvl w:ilvl="6" w:tentative="1">
-      <w:start w:val="1"/>
-      <w:numFmt w:val="bullet"/>
-      <w:lvlText w:val=""/>
-      <w:lvlJc w:val="left"/>
-      <w:pPr>
-        <w:tabs>
-          <w:tab w:val="num" w:pos="5040"/>
-        </w:tabs>
-        <w:ind w:left="5040" w:hanging="360"/>
-      </w:pPr>
-      <w:rPr>
-        <w:rFonts w:ascii="Wingdings" w:hAnsi="Wingdings" w:hint="default"/>
-        <w:sz w:val="20"/>
-      </w:rPr>
-    </w:lvl>
-    <w:lvl w:ilvl="7" w:tentative="1">
-      <w:start w:val="1"/>
-      <w:numFmt w:val="bullet"/>
-      <w:lvlText w:val=""/>
-      <w:lvlJc w:val="left"/>
-      <w:pPr>
-        <w:tabs>
-          <w:tab w:val="num" w:pos="5760"/>
-        </w:tabs>
-        <w:ind w:left="5760" w:hanging="360"/>
-      </w:pPr>
-      <w:rPr>
-        <w:rFonts w:ascii="Wingdings" w:hAnsi="Wingdings" w:hint="default"/>
-        <w:sz w:val="20"/>
-      </w:rPr>
-    </w:lvl>
-    <w:lvl w:ilvl="8" w:tentative="1">
-      <w:start w:val="1"/>
-      <w:numFmt w:val="bullet"/>
-      <w:lvlText w:val=""/>
-      <w:lvlJc w:val="left"/>
-      <w:pPr>
-        <w:tabs>
-          <w:tab w:val="num" w:pos="6480"/>
-        </w:tabs>
-        <w:ind w:left="6480" w:hanging="360"/>
-      </w:pPr>
-      <w:rPr>
-        <w:rFonts w:ascii="Wingdings" w:hAnsi="Wingdings" w:hint="default"/>
-        <w:sz w:val="20"/>
-      </w:rPr>
-    </w:lvl>
-  </w:abstractNum>
-  <w:abstractNum w:abstractNumId="4" w15:restartNumberingAfterBreak="0">
-    <w:nsid w:val="12DA7642"/>
-    <w:multiLevelType w:val="multilevel"/>
-    <w:tmpl w:val="1B26D512"/>
+    <w:tmpl w:val="09F68F94"/>
     <w:lvl w:ilvl="0">
       <w:start w:val="1"/>
       <w:numFmt w:val="bullet"/>
@@ -19457,9 +19430,9 @@
     </w:lvl>
   </w:abstractNum>
   <w:abstractNum w:abstractNumId="5" w15:restartNumberingAfterBreak="0">
-    <w:nsid w:val="155B0701"/>
+    <w:nsid w:val="16917283"/>
     <w:multiLevelType w:val="multilevel"/>
-    <w:tmpl w:val="C442A7E2"/>
+    <w:tmpl w:val="B71E9C62"/>
     <w:lvl w:ilvl="0">
       <w:start w:val="1"/>
       <w:numFmt w:val="bullet"/>
@@ -19606,9 +19579,1648 @@
     </w:lvl>
   </w:abstractNum>
   <w:abstractNum w:abstractNumId="6" w15:restartNumberingAfterBreak="0">
-    <w:nsid w:val="170305B5"/>
+    <w:nsid w:val="240642D2"/>
     <w:multiLevelType w:val="multilevel"/>
-    <w:tmpl w:val="4E126984"/>
+    <w:tmpl w:val="8B5600D8"/>
+    <w:lvl w:ilvl="0">
+      <w:start w:val="1"/>
+      <w:numFmt w:val="bullet"/>
+      <w:lvlText w:val=""/>
+      <w:lvlJc w:val="left"/>
+      <w:pPr>
+        <w:tabs>
+          <w:tab w:val="num" w:pos="720"/>
+        </w:tabs>
+        <w:ind w:left="720" w:hanging="360"/>
+      </w:pPr>
+      <w:rPr>
+        <w:rFonts w:ascii="Symbol" w:hAnsi="Symbol" w:hint="default"/>
+        <w:sz w:val="20"/>
+      </w:rPr>
+    </w:lvl>
+    <w:lvl w:ilvl="1" w:tentative="1">
+      <w:start w:val="1"/>
+      <w:numFmt w:val="bullet"/>
+      <w:lvlText w:val="o"/>
+      <w:lvlJc w:val="left"/>
+      <w:pPr>
+        <w:tabs>
+          <w:tab w:val="num" w:pos="1440"/>
+        </w:tabs>
+        <w:ind w:left="1440" w:hanging="360"/>
+      </w:pPr>
+      <w:rPr>
+        <w:rFonts w:ascii="Courier New" w:hAnsi="Courier New" w:hint="default"/>
+        <w:sz w:val="20"/>
+      </w:rPr>
+    </w:lvl>
+    <w:lvl w:ilvl="2" w:tentative="1">
+      <w:start w:val="1"/>
+      <w:numFmt w:val="bullet"/>
+      <w:lvlText w:val=""/>
+      <w:lvlJc w:val="left"/>
+      <w:pPr>
+        <w:tabs>
+          <w:tab w:val="num" w:pos="2160"/>
+        </w:tabs>
+        <w:ind w:left="2160" w:hanging="360"/>
+      </w:pPr>
+      <w:rPr>
+        <w:rFonts w:ascii="Wingdings" w:hAnsi="Wingdings" w:hint="default"/>
+        <w:sz w:val="20"/>
+      </w:rPr>
+    </w:lvl>
+    <w:lvl w:ilvl="3" w:tentative="1">
+      <w:start w:val="1"/>
+      <w:numFmt w:val="bullet"/>
+      <w:lvlText w:val=""/>
+      <w:lvlJc w:val="left"/>
+      <w:pPr>
+        <w:tabs>
+          <w:tab w:val="num" w:pos="2880"/>
+        </w:tabs>
+        <w:ind w:left="2880" w:hanging="360"/>
+      </w:pPr>
+      <w:rPr>
+        <w:rFonts w:ascii="Wingdings" w:hAnsi="Wingdings" w:hint="default"/>
+        <w:sz w:val="20"/>
+      </w:rPr>
+    </w:lvl>
+    <w:lvl w:ilvl="4" w:tentative="1">
+      <w:start w:val="1"/>
+      <w:numFmt w:val="bullet"/>
+      <w:lvlText w:val=""/>
+      <w:lvlJc w:val="left"/>
+      <w:pPr>
+        <w:tabs>
+          <w:tab w:val="num" w:pos="3600"/>
+        </w:tabs>
+        <w:ind w:left="3600" w:hanging="360"/>
+      </w:pPr>
+      <w:rPr>
+        <w:rFonts w:ascii="Wingdings" w:hAnsi="Wingdings" w:hint="default"/>
+        <w:sz w:val="20"/>
+      </w:rPr>
+    </w:lvl>
+    <w:lvl w:ilvl="5" w:tentative="1">
+      <w:start w:val="1"/>
+      <w:numFmt w:val="bullet"/>
+      <w:lvlText w:val=""/>
+      <w:lvlJc w:val="left"/>
+      <w:pPr>
+        <w:tabs>
+          <w:tab w:val="num" w:pos="4320"/>
+        </w:tabs>
+        <w:ind w:left="4320" w:hanging="360"/>
+      </w:pPr>
+      <w:rPr>
+        <w:rFonts w:ascii="Wingdings" w:hAnsi="Wingdings" w:hint="default"/>
+        <w:sz w:val="20"/>
+      </w:rPr>
+    </w:lvl>
+    <w:lvl w:ilvl="6" w:tentative="1">
+      <w:start w:val="1"/>
+      <w:numFmt w:val="bullet"/>
+      <w:lvlText w:val=""/>
+      <w:lvlJc w:val="left"/>
+      <w:pPr>
+        <w:tabs>
+          <w:tab w:val="num" w:pos="5040"/>
+        </w:tabs>
+        <w:ind w:left="5040" w:hanging="360"/>
+      </w:pPr>
+      <w:rPr>
+        <w:rFonts w:ascii="Wingdings" w:hAnsi="Wingdings" w:hint="default"/>
+        <w:sz w:val="20"/>
+      </w:rPr>
+    </w:lvl>
+    <w:lvl w:ilvl="7" w:tentative="1">
+      <w:start w:val="1"/>
+      <w:numFmt w:val="bullet"/>
+      <w:lvlText w:val=""/>
+      <w:lvlJc w:val="left"/>
+      <w:pPr>
+        <w:tabs>
+          <w:tab w:val="num" w:pos="5760"/>
+        </w:tabs>
+        <w:ind w:left="5760" w:hanging="360"/>
+      </w:pPr>
+      <w:rPr>
+        <w:rFonts w:ascii="Wingdings" w:hAnsi="Wingdings" w:hint="default"/>
+        <w:sz w:val="20"/>
+      </w:rPr>
+    </w:lvl>
+    <w:lvl w:ilvl="8" w:tentative="1">
+      <w:start w:val="1"/>
+      <w:numFmt w:val="bullet"/>
+      <w:lvlText w:val=""/>
+      <w:lvlJc w:val="left"/>
+      <w:pPr>
+        <w:tabs>
+          <w:tab w:val="num" w:pos="6480"/>
+        </w:tabs>
+        <w:ind w:left="6480" w:hanging="360"/>
+      </w:pPr>
+      <w:rPr>
+        <w:rFonts w:ascii="Wingdings" w:hAnsi="Wingdings" w:hint="default"/>
+        <w:sz w:val="20"/>
+      </w:rPr>
+    </w:lvl>
+  </w:abstractNum>
+  <w:abstractNum w:abstractNumId="7" w15:restartNumberingAfterBreak="0">
+    <w:nsid w:val="28FD32CF"/>
+    <w:multiLevelType w:val="multilevel"/>
+    <w:tmpl w:val="B336A1B0"/>
+    <w:lvl w:ilvl="0">
+      <w:start w:val="1"/>
+      <w:numFmt w:val="bullet"/>
+      <w:lvlText w:val=""/>
+      <w:lvlJc w:val="left"/>
+      <w:pPr>
+        <w:tabs>
+          <w:tab w:val="num" w:pos="720"/>
+        </w:tabs>
+        <w:ind w:left="720" w:hanging="360"/>
+      </w:pPr>
+      <w:rPr>
+        <w:rFonts w:ascii="Symbol" w:hAnsi="Symbol" w:hint="default"/>
+        <w:sz w:val="20"/>
+      </w:rPr>
+    </w:lvl>
+    <w:lvl w:ilvl="1" w:tentative="1">
+      <w:start w:val="1"/>
+      <w:numFmt w:val="bullet"/>
+      <w:lvlText w:val="o"/>
+      <w:lvlJc w:val="left"/>
+      <w:pPr>
+        <w:tabs>
+          <w:tab w:val="num" w:pos="1440"/>
+        </w:tabs>
+        <w:ind w:left="1440" w:hanging="360"/>
+      </w:pPr>
+      <w:rPr>
+        <w:rFonts w:ascii="Courier New" w:hAnsi="Courier New" w:hint="default"/>
+        <w:sz w:val="20"/>
+      </w:rPr>
+    </w:lvl>
+    <w:lvl w:ilvl="2" w:tentative="1">
+      <w:start w:val="1"/>
+      <w:numFmt w:val="bullet"/>
+      <w:lvlText w:val=""/>
+      <w:lvlJc w:val="left"/>
+      <w:pPr>
+        <w:tabs>
+          <w:tab w:val="num" w:pos="2160"/>
+        </w:tabs>
+        <w:ind w:left="2160" w:hanging="360"/>
+      </w:pPr>
+      <w:rPr>
+        <w:rFonts w:ascii="Wingdings" w:hAnsi="Wingdings" w:hint="default"/>
+        <w:sz w:val="20"/>
+      </w:rPr>
+    </w:lvl>
+    <w:lvl w:ilvl="3" w:tentative="1">
+      <w:start w:val="1"/>
+      <w:numFmt w:val="bullet"/>
+      <w:lvlText w:val=""/>
+      <w:lvlJc w:val="left"/>
+      <w:pPr>
+        <w:tabs>
+          <w:tab w:val="num" w:pos="2880"/>
+        </w:tabs>
+        <w:ind w:left="2880" w:hanging="360"/>
+      </w:pPr>
+      <w:rPr>
+        <w:rFonts w:ascii="Wingdings" w:hAnsi="Wingdings" w:hint="default"/>
+        <w:sz w:val="20"/>
+      </w:rPr>
+    </w:lvl>
+    <w:lvl w:ilvl="4" w:tentative="1">
+      <w:start w:val="1"/>
+      <w:numFmt w:val="bullet"/>
+      <w:lvlText w:val=""/>
+      <w:lvlJc w:val="left"/>
+      <w:pPr>
+        <w:tabs>
+          <w:tab w:val="num" w:pos="3600"/>
+        </w:tabs>
+        <w:ind w:left="3600" w:hanging="360"/>
+      </w:pPr>
+      <w:rPr>
+        <w:rFonts w:ascii="Wingdings" w:hAnsi="Wingdings" w:hint="default"/>
+        <w:sz w:val="20"/>
+      </w:rPr>
+    </w:lvl>
+    <w:lvl w:ilvl="5" w:tentative="1">
+      <w:start w:val="1"/>
+      <w:numFmt w:val="bullet"/>
+      <w:lvlText w:val=""/>
+      <w:lvlJc w:val="left"/>
+      <w:pPr>
+        <w:tabs>
+          <w:tab w:val="num" w:pos="4320"/>
+        </w:tabs>
+        <w:ind w:left="4320" w:hanging="360"/>
+      </w:pPr>
+      <w:rPr>
+        <w:rFonts w:ascii="Wingdings" w:hAnsi="Wingdings" w:hint="default"/>
+        <w:sz w:val="20"/>
+      </w:rPr>
+    </w:lvl>
+    <w:lvl w:ilvl="6" w:tentative="1">
+      <w:start w:val="1"/>
+      <w:numFmt w:val="bullet"/>
+      <w:lvlText w:val=""/>
+      <w:lvlJc w:val="left"/>
+      <w:pPr>
+        <w:tabs>
+          <w:tab w:val="num" w:pos="5040"/>
+        </w:tabs>
+        <w:ind w:left="5040" w:hanging="360"/>
+      </w:pPr>
+      <w:rPr>
+        <w:rFonts w:ascii="Wingdings" w:hAnsi="Wingdings" w:hint="default"/>
+        <w:sz w:val="20"/>
+      </w:rPr>
+    </w:lvl>
+    <w:lvl w:ilvl="7" w:tentative="1">
+      <w:start w:val="1"/>
+      <w:numFmt w:val="bullet"/>
+      <w:lvlText w:val=""/>
+      <w:lvlJc w:val="left"/>
+      <w:pPr>
+        <w:tabs>
+          <w:tab w:val="num" w:pos="5760"/>
+        </w:tabs>
+        <w:ind w:left="5760" w:hanging="360"/>
+      </w:pPr>
+      <w:rPr>
+        <w:rFonts w:ascii="Wingdings" w:hAnsi="Wingdings" w:hint="default"/>
+        <w:sz w:val="20"/>
+      </w:rPr>
+    </w:lvl>
+    <w:lvl w:ilvl="8" w:tentative="1">
+      <w:start w:val="1"/>
+      <w:numFmt w:val="bullet"/>
+      <w:lvlText w:val=""/>
+      <w:lvlJc w:val="left"/>
+      <w:pPr>
+        <w:tabs>
+          <w:tab w:val="num" w:pos="6480"/>
+        </w:tabs>
+        <w:ind w:left="6480" w:hanging="360"/>
+      </w:pPr>
+      <w:rPr>
+        <w:rFonts w:ascii="Wingdings" w:hAnsi="Wingdings" w:hint="default"/>
+        <w:sz w:val="20"/>
+      </w:rPr>
+    </w:lvl>
+  </w:abstractNum>
+  <w:abstractNum w:abstractNumId="8" w15:restartNumberingAfterBreak="0">
+    <w:nsid w:val="2B261088"/>
+    <w:multiLevelType w:val="multilevel"/>
+    <w:tmpl w:val="DB3E6F92"/>
+    <w:lvl w:ilvl="0">
+      <w:start w:val="1"/>
+      <w:numFmt w:val="bullet"/>
+      <w:lvlText w:val=""/>
+      <w:lvlJc w:val="left"/>
+      <w:pPr>
+        <w:tabs>
+          <w:tab w:val="num" w:pos="720"/>
+        </w:tabs>
+        <w:ind w:left="720" w:hanging="360"/>
+      </w:pPr>
+      <w:rPr>
+        <w:rFonts w:ascii="Symbol" w:hAnsi="Symbol" w:hint="default"/>
+        <w:sz w:val="20"/>
+      </w:rPr>
+    </w:lvl>
+    <w:lvl w:ilvl="1" w:tentative="1">
+      <w:start w:val="1"/>
+      <w:numFmt w:val="bullet"/>
+      <w:lvlText w:val="o"/>
+      <w:lvlJc w:val="left"/>
+      <w:pPr>
+        <w:tabs>
+          <w:tab w:val="num" w:pos="1440"/>
+        </w:tabs>
+        <w:ind w:left="1440" w:hanging="360"/>
+      </w:pPr>
+      <w:rPr>
+        <w:rFonts w:ascii="Courier New" w:hAnsi="Courier New" w:hint="default"/>
+        <w:sz w:val="20"/>
+      </w:rPr>
+    </w:lvl>
+    <w:lvl w:ilvl="2" w:tentative="1">
+      <w:start w:val="1"/>
+      <w:numFmt w:val="bullet"/>
+      <w:lvlText w:val=""/>
+      <w:lvlJc w:val="left"/>
+      <w:pPr>
+        <w:tabs>
+          <w:tab w:val="num" w:pos="2160"/>
+        </w:tabs>
+        <w:ind w:left="2160" w:hanging="360"/>
+      </w:pPr>
+      <w:rPr>
+        <w:rFonts w:ascii="Wingdings" w:hAnsi="Wingdings" w:hint="default"/>
+        <w:sz w:val="20"/>
+      </w:rPr>
+    </w:lvl>
+    <w:lvl w:ilvl="3" w:tentative="1">
+      <w:start w:val="1"/>
+      <w:numFmt w:val="bullet"/>
+      <w:lvlText w:val=""/>
+      <w:lvlJc w:val="left"/>
+      <w:pPr>
+        <w:tabs>
+          <w:tab w:val="num" w:pos="2880"/>
+        </w:tabs>
+        <w:ind w:left="2880" w:hanging="360"/>
+      </w:pPr>
+      <w:rPr>
+        <w:rFonts w:ascii="Wingdings" w:hAnsi="Wingdings" w:hint="default"/>
+        <w:sz w:val="20"/>
+      </w:rPr>
+    </w:lvl>
+    <w:lvl w:ilvl="4" w:tentative="1">
+      <w:start w:val="1"/>
+      <w:numFmt w:val="bullet"/>
+      <w:lvlText w:val=""/>
+      <w:lvlJc w:val="left"/>
+      <w:pPr>
+        <w:tabs>
+          <w:tab w:val="num" w:pos="3600"/>
+        </w:tabs>
+        <w:ind w:left="3600" w:hanging="360"/>
+      </w:pPr>
+      <w:rPr>
+        <w:rFonts w:ascii="Wingdings" w:hAnsi="Wingdings" w:hint="default"/>
+        <w:sz w:val="20"/>
+      </w:rPr>
+    </w:lvl>
+    <w:lvl w:ilvl="5" w:tentative="1">
+      <w:start w:val="1"/>
+      <w:numFmt w:val="bullet"/>
+      <w:lvlText w:val=""/>
+      <w:lvlJc w:val="left"/>
+      <w:pPr>
+        <w:tabs>
+          <w:tab w:val="num" w:pos="4320"/>
+        </w:tabs>
+        <w:ind w:left="4320" w:hanging="360"/>
+      </w:pPr>
+      <w:rPr>
+        <w:rFonts w:ascii="Wingdings" w:hAnsi="Wingdings" w:hint="default"/>
+        <w:sz w:val="20"/>
+      </w:rPr>
+    </w:lvl>
+    <w:lvl w:ilvl="6" w:tentative="1">
+      <w:start w:val="1"/>
+      <w:numFmt w:val="bullet"/>
+      <w:lvlText w:val=""/>
+      <w:lvlJc w:val="left"/>
+      <w:pPr>
+        <w:tabs>
+          <w:tab w:val="num" w:pos="5040"/>
+        </w:tabs>
+        <w:ind w:left="5040" w:hanging="360"/>
+      </w:pPr>
+      <w:rPr>
+        <w:rFonts w:ascii="Wingdings" w:hAnsi="Wingdings" w:hint="default"/>
+        <w:sz w:val="20"/>
+      </w:rPr>
+    </w:lvl>
+    <w:lvl w:ilvl="7" w:tentative="1">
+      <w:start w:val="1"/>
+      <w:numFmt w:val="bullet"/>
+      <w:lvlText w:val=""/>
+      <w:lvlJc w:val="left"/>
+      <w:pPr>
+        <w:tabs>
+          <w:tab w:val="num" w:pos="5760"/>
+        </w:tabs>
+        <w:ind w:left="5760" w:hanging="360"/>
+      </w:pPr>
+      <w:rPr>
+        <w:rFonts w:ascii="Wingdings" w:hAnsi="Wingdings" w:hint="default"/>
+        <w:sz w:val="20"/>
+      </w:rPr>
+    </w:lvl>
+    <w:lvl w:ilvl="8" w:tentative="1">
+      <w:start w:val="1"/>
+      <w:numFmt w:val="bullet"/>
+      <w:lvlText w:val=""/>
+      <w:lvlJc w:val="left"/>
+      <w:pPr>
+        <w:tabs>
+          <w:tab w:val="num" w:pos="6480"/>
+        </w:tabs>
+        <w:ind w:left="6480" w:hanging="360"/>
+      </w:pPr>
+      <w:rPr>
+        <w:rFonts w:ascii="Wingdings" w:hAnsi="Wingdings" w:hint="default"/>
+        <w:sz w:val="20"/>
+      </w:rPr>
+    </w:lvl>
+  </w:abstractNum>
+  <w:abstractNum w:abstractNumId="9" w15:restartNumberingAfterBreak="0">
+    <w:nsid w:val="2B593537"/>
+    <w:multiLevelType w:val="multilevel"/>
+    <w:tmpl w:val="7174E44C"/>
+    <w:lvl w:ilvl="0">
+      <w:start w:val="1"/>
+      <w:numFmt w:val="bullet"/>
+      <w:lvlText w:val=""/>
+      <w:lvlJc w:val="left"/>
+      <w:pPr>
+        <w:tabs>
+          <w:tab w:val="num" w:pos="720"/>
+        </w:tabs>
+        <w:ind w:left="720" w:hanging="360"/>
+      </w:pPr>
+      <w:rPr>
+        <w:rFonts w:ascii="Symbol" w:hAnsi="Symbol" w:hint="default"/>
+        <w:sz w:val="20"/>
+      </w:rPr>
+    </w:lvl>
+    <w:lvl w:ilvl="1" w:tentative="1">
+      <w:start w:val="1"/>
+      <w:numFmt w:val="bullet"/>
+      <w:lvlText w:val="o"/>
+      <w:lvlJc w:val="left"/>
+      <w:pPr>
+        <w:tabs>
+          <w:tab w:val="num" w:pos="1440"/>
+        </w:tabs>
+        <w:ind w:left="1440" w:hanging="360"/>
+      </w:pPr>
+      <w:rPr>
+        <w:rFonts w:ascii="Courier New" w:hAnsi="Courier New" w:hint="default"/>
+        <w:sz w:val="20"/>
+      </w:rPr>
+    </w:lvl>
+    <w:lvl w:ilvl="2" w:tentative="1">
+      <w:start w:val="1"/>
+      <w:numFmt w:val="bullet"/>
+      <w:lvlText w:val=""/>
+      <w:lvlJc w:val="left"/>
+      <w:pPr>
+        <w:tabs>
+          <w:tab w:val="num" w:pos="2160"/>
+        </w:tabs>
+        <w:ind w:left="2160" w:hanging="360"/>
+      </w:pPr>
+      <w:rPr>
+        <w:rFonts w:ascii="Wingdings" w:hAnsi="Wingdings" w:hint="default"/>
+        <w:sz w:val="20"/>
+      </w:rPr>
+    </w:lvl>
+    <w:lvl w:ilvl="3" w:tentative="1">
+      <w:start w:val="1"/>
+      <w:numFmt w:val="bullet"/>
+      <w:lvlText w:val=""/>
+      <w:lvlJc w:val="left"/>
+      <w:pPr>
+        <w:tabs>
+          <w:tab w:val="num" w:pos="2880"/>
+        </w:tabs>
+        <w:ind w:left="2880" w:hanging="360"/>
+      </w:pPr>
+      <w:rPr>
+        <w:rFonts w:ascii="Wingdings" w:hAnsi="Wingdings" w:hint="default"/>
+        <w:sz w:val="20"/>
+      </w:rPr>
+    </w:lvl>
+    <w:lvl w:ilvl="4" w:tentative="1">
+      <w:start w:val="1"/>
+      <w:numFmt w:val="bullet"/>
+      <w:lvlText w:val=""/>
+      <w:lvlJc w:val="left"/>
+      <w:pPr>
+        <w:tabs>
+          <w:tab w:val="num" w:pos="3600"/>
+        </w:tabs>
+        <w:ind w:left="3600" w:hanging="360"/>
+      </w:pPr>
+      <w:rPr>
+        <w:rFonts w:ascii="Wingdings" w:hAnsi="Wingdings" w:hint="default"/>
+        <w:sz w:val="20"/>
+      </w:rPr>
+    </w:lvl>
+    <w:lvl w:ilvl="5" w:tentative="1">
+      <w:start w:val="1"/>
+      <w:numFmt w:val="bullet"/>
+      <w:lvlText w:val=""/>
+      <w:lvlJc w:val="left"/>
+      <w:pPr>
+        <w:tabs>
+          <w:tab w:val="num" w:pos="4320"/>
+        </w:tabs>
+        <w:ind w:left="4320" w:hanging="360"/>
+      </w:pPr>
+      <w:rPr>
+        <w:rFonts w:ascii="Wingdings" w:hAnsi="Wingdings" w:hint="default"/>
+        <w:sz w:val="20"/>
+      </w:rPr>
+    </w:lvl>
+    <w:lvl w:ilvl="6" w:tentative="1">
+      <w:start w:val="1"/>
+      <w:numFmt w:val="bullet"/>
+      <w:lvlText w:val=""/>
+      <w:lvlJc w:val="left"/>
+      <w:pPr>
+        <w:tabs>
+          <w:tab w:val="num" w:pos="5040"/>
+        </w:tabs>
+        <w:ind w:left="5040" w:hanging="360"/>
+      </w:pPr>
+      <w:rPr>
+        <w:rFonts w:ascii="Wingdings" w:hAnsi="Wingdings" w:hint="default"/>
+        <w:sz w:val="20"/>
+      </w:rPr>
+    </w:lvl>
+    <w:lvl w:ilvl="7" w:tentative="1">
+      <w:start w:val="1"/>
+      <w:numFmt w:val="bullet"/>
+      <w:lvlText w:val=""/>
+      <w:lvlJc w:val="left"/>
+      <w:pPr>
+        <w:tabs>
+          <w:tab w:val="num" w:pos="5760"/>
+        </w:tabs>
+        <w:ind w:left="5760" w:hanging="360"/>
+      </w:pPr>
+      <w:rPr>
+        <w:rFonts w:ascii="Wingdings" w:hAnsi="Wingdings" w:hint="default"/>
+        <w:sz w:val="20"/>
+      </w:rPr>
+    </w:lvl>
+    <w:lvl w:ilvl="8" w:tentative="1">
+      <w:start w:val="1"/>
+      <w:numFmt w:val="bullet"/>
+      <w:lvlText w:val=""/>
+      <w:lvlJc w:val="left"/>
+      <w:pPr>
+        <w:tabs>
+          <w:tab w:val="num" w:pos="6480"/>
+        </w:tabs>
+        <w:ind w:left="6480" w:hanging="360"/>
+      </w:pPr>
+      <w:rPr>
+        <w:rFonts w:ascii="Wingdings" w:hAnsi="Wingdings" w:hint="default"/>
+        <w:sz w:val="20"/>
+      </w:rPr>
+    </w:lvl>
+  </w:abstractNum>
+  <w:abstractNum w:abstractNumId="10" w15:restartNumberingAfterBreak="0">
+    <w:nsid w:val="331869AF"/>
+    <w:multiLevelType w:val="multilevel"/>
+    <w:tmpl w:val="7AF6B0BC"/>
+    <w:lvl w:ilvl="0">
+      <w:start w:val="1"/>
+      <w:numFmt w:val="bullet"/>
+      <w:lvlText w:val=""/>
+      <w:lvlJc w:val="left"/>
+      <w:pPr>
+        <w:tabs>
+          <w:tab w:val="num" w:pos="720"/>
+        </w:tabs>
+        <w:ind w:left="720" w:hanging="360"/>
+      </w:pPr>
+      <w:rPr>
+        <w:rFonts w:ascii="Symbol" w:hAnsi="Symbol" w:hint="default"/>
+        <w:sz w:val="20"/>
+      </w:rPr>
+    </w:lvl>
+    <w:lvl w:ilvl="1" w:tentative="1">
+      <w:start w:val="1"/>
+      <w:numFmt w:val="bullet"/>
+      <w:lvlText w:val="o"/>
+      <w:lvlJc w:val="left"/>
+      <w:pPr>
+        <w:tabs>
+          <w:tab w:val="num" w:pos="1440"/>
+        </w:tabs>
+        <w:ind w:left="1440" w:hanging="360"/>
+      </w:pPr>
+      <w:rPr>
+        <w:rFonts w:ascii="Courier New" w:hAnsi="Courier New" w:hint="default"/>
+        <w:sz w:val="20"/>
+      </w:rPr>
+    </w:lvl>
+    <w:lvl w:ilvl="2" w:tentative="1">
+      <w:start w:val="1"/>
+      <w:numFmt w:val="bullet"/>
+      <w:lvlText w:val=""/>
+      <w:lvlJc w:val="left"/>
+      <w:pPr>
+        <w:tabs>
+          <w:tab w:val="num" w:pos="2160"/>
+        </w:tabs>
+        <w:ind w:left="2160" w:hanging="360"/>
+      </w:pPr>
+      <w:rPr>
+        <w:rFonts w:ascii="Wingdings" w:hAnsi="Wingdings" w:hint="default"/>
+        <w:sz w:val="20"/>
+      </w:rPr>
+    </w:lvl>
+    <w:lvl w:ilvl="3" w:tentative="1">
+      <w:start w:val="1"/>
+      <w:numFmt w:val="bullet"/>
+      <w:lvlText w:val=""/>
+      <w:lvlJc w:val="left"/>
+      <w:pPr>
+        <w:tabs>
+          <w:tab w:val="num" w:pos="2880"/>
+        </w:tabs>
+        <w:ind w:left="2880" w:hanging="360"/>
+      </w:pPr>
+      <w:rPr>
+        <w:rFonts w:ascii="Wingdings" w:hAnsi="Wingdings" w:hint="default"/>
+        <w:sz w:val="20"/>
+      </w:rPr>
+    </w:lvl>
+    <w:lvl w:ilvl="4" w:tentative="1">
+      <w:start w:val="1"/>
+      <w:numFmt w:val="bullet"/>
+      <w:lvlText w:val=""/>
+      <w:lvlJc w:val="left"/>
+      <w:pPr>
+        <w:tabs>
+          <w:tab w:val="num" w:pos="3600"/>
+        </w:tabs>
+        <w:ind w:left="3600" w:hanging="360"/>
+      </w:pPr>
+      <w:rPr>
+        <w:rFonts w:ascii="Wingdings" w:hAnsi="Wingdings" w:hint="default"/>
+        <w:sz w:val="20"/>
+      </w:rPr>
+    </w:lvl>
+    <w:lvl w:ilvl="5" w:tentative="1">
+      <w:start w:val="1"/>
+      <w:numFmt w:val="bullet"/>
+      <w:lvlText w:val=""/>
+      <w:lvlJc w:val="left"/>
+      <w:pPr>
+        <w:tabs>
+          <w:tab w:val="num" w:pos="4320"/>
+        </w:tabs>
+        <w:ind w:left="4320" w:hanging="360"/>
+      </w:pPr>
+      <w:rPr>
+        <w:rFonts w:ascii="Wingdings" w:hAnsi="Wingdings" w:hint="default"/>
+        <w:sz w:val="20"/>
+      </w:rPr>
+    </w:lvl>
+    <w:lvl w:ilvl="6" w:tentative="1">
+      <w:start w:val="1"/>
+      <w:numFmt w:val="bullet"/>
+      <w:lvlText w:val=""/>
+      <w:lvlJc w:val="left"/>
+      <w:pPr>
+        <w:tabs>
+          <w:tab w:val="num" w:pos="5040"/>
+        </w:tabs>
+        <w:ind w:left="5040" w:hanging="360"/>
+      </w:pPr>
+      <w:rPr>
+        <w:rFonts w:ascii="Wingdings" w:hAnsi="Wingdings" w:hint="default"/>
+        <w:sz w:val="20"/>
+      </w:rPr>
+    </w:lvl>
+    <w:lvl w:ilvl="7" w:tentative="1">
+      <w:start w:val="1"/>
+      <w:numFmt w:val="bullet"/>
+      <w:lvlText w:val=""/>
+      <w:lvlJc w:val="left"/>
+      <w:pPr>
+        <w:tabs>
+          <w:tab w:val="num" w:pos="5760"/>
+        </w:tabs>
+        <w:ind w:left="5760" w:hanging="360"/>
+      </w:pPr>
+      <w:rPr>
+        <w:rFonts w:ascii="Wingdings" w:hAnsi="Wingdings" w:hint="default"/>
+        <w:sz w:val="20"/>
+      </w:rPr>
+    </w:lvl>
+    <w:lvl w:ilvl="8" w:tentative="1">
+      <w:start w:val="1"/>
+      <w:numFmt w:val="bullet"/>
+      <w:lvlText w:val=""/>
+      <w:lvlJc w:val="left"/>
+      <w:pPr>
+        <w:tabs>
+          <w:tab w:val="num" w:pos="6480"/>
+        </w:tabs>
+        <w:ind w:left="6480" w:hanging="360"/>
+      </w:pPr>
+      <w:rPr>
+        <w:rFonts w:ascii="Wingdings" w:hAnsi="Wingdings" w:hint="default"/>
+        <w:sz w:val="20"/>
+      </w:rPr>
+    </w:lvl>
+  </w:abstractNum>
+  <w:abstractNum w:abstractNumId="11" w15:restartNumberingAfterBreak="0">
+    <w:nsid w:val="36145AFE"/>
+    <w:multiLevelType w:val="multilevel"/>
+    <w:tmpl w:val="3D1A92A0"/>
+    <w:lvl w:ilvl="0">
+      <w:start w:val="1"/>
+      <w:numFmt w:val="bullet"/>
+      <w:lvlText w:val=""/>
+      <w:lvlJc w:val="left"/>
+      <w:pPr>
+        <w:tabs>
+          <w:tab w:val="num" w:pos="720"/>
+        </w:tabs>
+        <w:ind w:left="720" w:hanging="360"/>
+      </w:pPr>
+      <w:rPr>
+        <w:rFonts w:ascii="Symbol" w:hAnsi="Symbol" w:hint="default"/>
+        <w:sz w:val="20"/>
+      </w:rPr>
+    </w:lvl>
+    <w:lvl w:ilvl="1" w:tentative="1">
+      <w:start w:val="1"/>
+      <w:numFmt w:val="bullet"/>
+      <w:lvlText w:val="o"/>
+      <w:lvlJc w:val="left"/>
+      <w:pPr>
+        <w:tabs>
+          <w:tab w:val="num" w:pos="1440"/>
+        </w:tabs>
+        <w:ind w:left="1440" w:hanging="360"/>
+      </w:pPr>
+      <w:rPr>
+        <w:rFonts w:ascii="Courier New" w:hAnsi="Courier New" w:hint="default"/>
+        <w:sz w:val="20"/>
+      </w:rPr>
+    </w:lvl>
+    <w:lvl w:ilvl="2" w:tentative="1">
+      <w:start w:val="1"/>
+      <w:numFmt w:val="bullet"/>
+      <w:lvlText w:val=""/>
+      <w:lvlJc w:val="left"/>
+      <w:pPr>
+        <w:tabs>
+          <w:tab w:val="num" w:pos="2160"/>
+        </w:tabs>
+        <w:ind w:left="2160" w:hanging="360"/>
+      </w:pPr>
+      <w:rPr>
+        <w:rFonts w:ascii="Wingdings" w:hAnsi="Wingdings" w:hint="default"/>
+        <w:sz w:val="20"/>
+      </w:rPr>
+    </w:lvl>
+    <w:lvl w:ilvl="3" w:tentative="1">
+      <w:start w:val="1"/>
+      <w:numFmt w:val="bullet"/>
+      <w:lvlText w:val=""/>
+      <w:lvlJc w:val="left"/>
+      <w:pPr>
+        <w:tabs>
+          <w:tab w:val="num" w:pos="2880"/>
+        </w:tabs>
+        <w:ind w:left="2880" w:hanging="360"/>
+      </w:pPr>
+      <w:rPr>
+        <w:rFonts w:ascii="Wingdings" w:hAnsi="Wingdings" w:hint="default"/>
+        <w:sz w:val="20"/>
+      </w:rPr>
+    </w:lvl>
+    <w:lvl w:ilvl="4" w:tentative="1">
+      <w:start w:val="1"/>
+      <w:numFmt w:val="bullet"/>
+      <w:lvlText w:val=""/>
+      <w:lvlJc w:val="left"/>
+      <w:pPr>
+        <w:tabs>
+          <w:tab w:val="num" w:pos="3600"/>
+        </w:tabs>
+        <w:ind w:left="3600" w:hanging="360"/>
+      </w:pPr>
+      <w:rPr>
+        <w:rFonts w:ascii="Wingdings" w:hAnsi="Wingdings" w:hint="default"/>
+        <w:sz w:val="20"/>
+      </w:rPr>
+    </w:lvl>
+    <w:lvl w:ilvl="5" w:tentative="1">
+      <w:start w:val="1"/>
+      <w:numFmt w:val="bullet"/>
+      <w:lvlText w:val=""/>
+      <w:lvlJc w:val="left"/>
+      <w:pPr>
+        <w:tabs>
+          <w:tab w:val="num" w:pos="4320"/>
+        </w:tabs>
+        <w:ind w:left="4320" w:hanging="360"/>
+      </w:pPr>
+      <w:rPr>
+        <w:rFonts w:ascii="Wingdings" w:hAnsi="Wingdings" w:hint="default"/>
+        <w:sz w:val="20"/>
+      </w:rPr>
+    </w:lvl>
+    <w:lvl w:ilvl="6" w:tentative="1">
+      <w:start w:val="1"/>
+      <w:numFmt w:val="bullet"/>
+      <w:lvlText w:val=""/>
+      <w:lvlJc w:val="left"/>
+      <w:pPr>
+        <w:tabs>
+          <w:tab w:val="num" w:pos="5040"/>
+        </w:tabs>
+        <w:ind w:left="5040" w:hanging="360"/>
+      </w:pPr>
+      <w:rPr>
+        <w:rFonts w:ascii="Wingdings" w:hAnsi="Wingdings" w:hint="default"/>
+        <w:sz w:val="20"/>
+      </w:rPr>
+    </w:lvl>
+    <w:lvl w:ilvl="7" w:tentative="1">
+      <w:start w:val="1"/>
+      <w:numFmt w:val="bullet"/>
+      <w:lvlText w:val=""/>
+      <w:lvlJc w:val="left"/>
+      <w:pPr>
+        <w:tabs>
+          <w:tab w:val="num" w:pos="5760"/>
+        </w:tabs>
+        <w:ind w:left="5760" w:hanging="360"/>
+      </w:pPr>
+      <w:rPr>
+        <w:rFonts w:ascii="Wingdings" w:hAnsi="Wingdings" w:hint="default"/>
+        <w:sz w:val="20"/>
+      </w:rPr>
+    </w:lvl>
+    <w:lvl w:ilvl="8" w:tentative="1">
+      <w:start w:val="1"/>
+      <w:numFmt w:val="bullet"/>
+      <w:lvlText w:val=""/>
+      <w:lvlJc w:val="left"/>
+      <w:pPr>
+        <w:tabs>
+          <w:tab w:val="num" w:pos="6480"/>
+        </w:tabs>
+        <w:ind w:left="6480" w:hanging="360"/>
+      </w:pPr>
+      <w:rPr>
+        <w:rFonts w:ascii="Wingdings" w:hAnsi="Wingdings" w:hint="default"/>
+        <w:sz w:val="20"/>
+      </w:rPr>
+    </w:lvl>
+  </w:abstractNum>
+  <w:abstractNum w:abstractNumId="12" w15:restartNumberingAfterBreak="0">
+    <w:nsid w:val="38A02226"/>
+    <w:multiLevelType w:val="multilevel"/>
+    <w:tmpl w:val="67A6D27A"/>
+    <w:lvl w:ilvl="0">
+      <w:start w:val="1"/>
+      <w:numFmt w:val="bullet"/>
+      <w:lvlText w:val=""/>
+      <w:lvlJc w:val="left"/>
+      <w:pPr>
+        <w:tabs>
+          <w:tab w:val="num" w:pos="720"/>
+        </w:tabs>
+        <w:ind w:left="720" w:hanging="360"/>
+      </w:pPr>
+      <w:rPr>
+        <w:rFonts w:ascii="Symbol" w:hAnsi="Symbol" w:hint="default"/>
+        <w:sz w:val="20"/>
+      </w:rPr>
+    </w:lvl>
+    <w:lvl w:ilvl="1" w:tentative="1">
+      <w:start w:val="1"/>
+      <w:numFmt w:val="bullet"/>
+      <w:lvlText w:val="o"/>
+      <w:lvlJc w:val="left"/>
+      <w:pPr>
+        <w:tabs>
+          <w:tab w:val="num" w:pos="1440"/>
+        </w:tabs>
+        <w:ind w:left="1440" w:hanging="360"/>
+      </w:pPr>
+      <w:rPr>
+        <w:rFonts w:ascii="Courier New" w:hAnsi="Courier New" w:hint="default"/>
+        <w:sz w:val="20"/>
+      </w:rPr>
+    </w:lvl>
+    <w:lvl w:ilvl="2" w:tentative="1">
+      <w:start w:val="1"/>
+      <w:numFmt w:val="bullet"/>
+      <w:lvlText w:val=""/>
+      <w:lvlJc w:val="left"/>
+      <w:pPr>
+        <w:tabs>
+          <w:tab w:val="num" w:pos="2160"/>
+        </w:tabs>
+        <w:ind w:left="2160" w:hanging="360"/>
+      </w:pPr>
+      <w:rPr>
+        <w:rFonts w:ascii="Wingdings" w:hAnsi="Wingdings" w:hint="default"/>
+        <w:sz w:val="20"/>
+      </w:rPr>
+    </w:lvl>
+    <w:lvl w:ilvl="3" w:tentative="1">
+      <w:start w:val="1"/>
+      <w:numFmt w:val="bullet"/>
+      <w:lvlText w:val=""/>
+      <w:lvlJc w:val="left"/>
+      <w:pPr>
+        <w:tabs>
+          <w:tab w:val="num" w:pos="2880"/>
+        </w:tabs>
+        <w:ind w:left="2880" w:hanging="360"/>
+      </w:pPr>
+      <w:rPr>
+        <w:rFonts w:ascii="Wingdings" w:hAnsi="Wingdings" w:hint="default"/>
+        <w:sz w:val="20"/>
+      </w:rPr>
+    </w:lvl>
+    <w:lvl w:ilvl="4" w:tentative="1">
+      <w:start w:val="1"/>
+      <w:numFmt w:val="bullet"/>
+      <w:lvlText w:val=""/>
+      <w:lvlJc w:val="left"/>
+      <w:pPr>
+        <w:tabs>
+          <w:tab w:val="num" w:pos="3600"/>
+        </w:tabs>
+        <w:ind w:left="3600" w:hanging="360"/>
+      </w:pPr>
+      <w:rPr>
+        <w:rFonts w:ascii="Wingdings" w:hAnsi="Wingdings" w:hint="default"/>
+        <w:sz w:val="20"/>
+      </w:rPr>
+    </w:lvl>
+    <w:lvl w:ilvl="5" w:tentative="1">
+      <w:start w:val="1"/>
+      <w:numFmt w:val="bullet"/>
+      <w:lvlText w:val=""/>
+      <w:lvlJc w:val="left"/>
+      <w:pPr>
+        <w:tabs>
+          <w:tab w:val="num" w:pos="4320"/>
+        </w:tabs>
+        <w:ind w:left="4320" w:hanging="360"/>
+      </w:pPr>
+      <w:rPr>
+        <w:rFonts w:ascii="Wingdings" w:hAnsi="Wingdings" w:hint="default"/>
+        <w:sz w:val="20"/>
+      </w:rPr>
+    </w:lvl>
+    <w:lvl w:ilvl="6" w:tentative="1">
+      <w:start w:val="1"/>
+      <w:numFmt w:val="bullet"/>
+      <w:lvlText w:val=""/>
+      <w:lvlJc w:val="left"/>
+      <w:pPr>
+        <w:tabs>
+          <w:tab w:val="num" w:pos="5040"/>
+        </w:tabs>
+        <w:ind w:left="5040" w:hanging="360"/>
+      </w:pPr>
+      <w:rPr>
+        <w:rFonts w:ascii="Wingdings" w:hAnsi="Wingdings" w:hint="default"/>
+        <w:sz w:val="20"/>
+      </w:rPr>
+    </w:lvl>
+    <w:lvl w:ilvl="7" w:tentative="1">
+      <w:start w:val="1"/>
+      <w:numFmt w:val="bullet"/>
+      <w:lvlText w:val=""/>
+      <w:lvlJc w:val="left"/>
+      <w:pPr>
+        <w:tabs>
+          <w:tab w:val="num" w:pos="5760"/>
+        </w:tabs>
+        <w:ind w:left="5760" w:hanging="360"/>
+      </w:pPr>
+      <w:rPr>
+        <w:rFonts w:ascii="Wingdings" w:hAnsi="Wingdings" w:hint="default"/>
+        <w:sz w:val="20"/>
+      </w:rPr>
+    </w:lvl>
+    <w:lvl w:ilvl="8" w:tentative="1">
+      <w:start w:val="1"/>
+      <w:numFmt w:val="bullet"/>
+      <w:lvlText w:val=""/>
+      <w:lvlJc w:val="left"/>
+      <w:pPr>
+        <w:tabs>
+          <w:tab w:val="num" w:pos="6480"/>
+        </w:tabs>
+        <w:ind w:left="6480" w:hanging="360"/>
+      </w:pPr>
+      <w:rPr>
+        <w:rFonts w:ascii="Wingdings" w:hAnsi="Wingdings" w:hint="default"/>
+        <w:sz w:val="20"/>
+      </w:rPr>
+    </w:lvl>
+  </w:abstractNum>
+  <w:abstractNum w:abstractNumId="13" w15:restartNumberingAfterBreak="0">
+    <w:nsid w:val="3C850354"/>
+    <w:multiLevelType w:val="multilevel"/>
+    <w:tmpl w:val="AF8E533E"/>
+    <w:lvl w:ilvl="0">
+      <w:start w:val="1"/>
+      <w:numFmt w:val="bullet"/>
+      <w:lvlText w:val=""/>
+      <w:lvlJc w:val="left"/>
+      <w:pPr>
+        <w:tabs>
+          <w:tab w:val="num" w:pos="720"/>
+        </w:tabs>
+        <w:ind w:left="720" w:hanging="360"/>
+      </w:pPr>
+      <w:rPr>
+        <w:rFonts w:ascii="Symbol" w:hAnsi="Symbol" w:hint="default"/>
+        <w:sz w:val="20"/>
+      </w:rPr>
+    </w:lvl>
+    <w:lvl w:ilvl="1" w:tentative="1">
+      <w:start w:val="1"/>
+      <w:numFmt w:val="bullet"/>
+      <w:lvlText w:val="o"/>
+      <w:lvlJc w:val="left"/>
+      <w:pPr>
+        <w:tabs>
+          <w:tab w:val="num" w:pos="1440"/>
+        </w:tabs>
+        <w:ind w:left="1440" w:hanging="360"/>
+      </w:pPr>
+      <w:rPr>
+        <w:rFonts w:ascii="Courier New" w:hAnsi="Courier New" w:hint="default"/>
+        <w:sz w:val="20"/>
+      </w:rPr>
+    </w:lvl>
+    <w:lvl w:ilvl="2" w:tentative="1">
+      <w:start w:val="1"/>
+      <w:numFmt w:val="bullet"/>
+      <w:lvlText w:val=""/>
+      <w:lvlJc w:val="left"/>
+      <w:pPr>
+        <w:tabs>
+          <w:tab w:val="num" w:pos="2160"/>
+        </w:tabs>
+        <w:ind w:left="2160" w:hanging="360"/>
+      </w:pPr>
+      <w:rPr>
+        <w:rFonts w:ascii="Wingdings" w:hAnsi="Wingdings" w:hint="default"/>
+        <w:sz w:val="20"/>
+      </w:rPr>
+    </w:lvl>
+    <w:lvl w:ilvl="3" w:tentative="1">
+      <w:start w:val="1"/>
+      <w:numFmt w:val="bullet"/>
+      <w:lvlText w:val=""/>
+      <w:lvlJc w:val="left"/>
+      <w:pPr>
+        <w:tabs>
+          <w:tab w:val="num" w:pos="2880"/>
+        </w:tabs>
+        <w:ind w:left="2880" w:hanging="360"/>
+      </w:pPr>
+      <w:rPr>
+        <w:rFonts w:ascii="Wingdings" w:hAnsi="Wingdings" w:hint="default"/>
+        <w:sz w:val="20"/>
+      </w:rPr>
+    </w:lvl>
+    <w:lvl w:ilvl="4" w:tentative="1">
+      <w:start w:val="1"/>
+      <w:numFmt w:val="bullet"/>
+      <w:lvlText w:val=""/>
+      <w:lvlJc w:val="left"/>
+      <w:pPr>
+        <w:tabs>
+          <w:tab w:val="num" w:pos="3600"/>
+        </w:tabs>
+        <w:ind w:left="3600" w:hanging="360"/>
+      </w:pPr>
+      <w:rPr>
+        <w:rFonts w:ascii="Wingdings" w:hAnsi="Wingdings" w:hint="default"/>
+        <w:sz w:val="20"/>
+      </w:rPr>
+    </w:lvl>
+    <w:lvl w:ilvl="5" w:tentative="1">
+      <w:start w:val="1"/>
+      <w:numFmt w:val="bullet"/>
+      <w:lvlText w:val=""/>
+      <w:lvlJc w:val="left"/>
+      <w:pPr>
+        <w:tabs>
+          <w:tab w:val="num" w:pos="4320"/>
+        </w:tabs>
+        <w:ind w:left="4320" w:hanging="360"/>
+      </w:pPr>
+      <w:rPr>
+        <w:rFonts w:ascii="Wingdings" w:hAnsi="Wingdings" w:hint="default"/>
+        <w:sz w:val="20"/>
+      </w:rPr>
+    </w:lvl>
+    <w:lvl w:ilvl="6" w:tentative="1">
+      <w:start w:val="1"/>
+      <w:numFmt w:val="bullet"/>
+      <w:lvlText w:val=""/>
+      <w:lvlJc w:val="left"/>
+      <w:pPr>
+        <w:tabs>
+          <w:tab w:val="num" w:pos="5040"/>
+        </w:tabs>
+        <w:ind w:left="5040" w:hanging="360"/>
+      </w:pPr>
+      <w:rPr>
+        <w:rFonts w:ascii="Wingdings" w:hAnsi="Wingdings" w:hint="default"/>
+        <w:sz w:val="20"/>
+      </w:rPr>
+    </w:lvl>
+    <w:lvl w:ilvl="7" w:tentative="1">
+      <w:start w:val="1"/>
+      <w:numFmt w:val="bullet"/>
+      <w:lvlText w:val=""/>
+      <w:lvlJc w:val="left"/>
+      <w:pPr>
+        <w:tabs>
+          <w:tab w:val="num" w:pos="5760"/>
+        </w:tabs>
+        <w:ind w:left="5760" w:hanging="360"/>
+      </w:pPr>
+      <w:rPr>
+        <w:rFonts w:ascii="Wingdings" w:hAnsi="Wingdings" w:hint="default"/>
+        <w:sz w:val="20"/>
+      </w:rPr>
+    </w:lvl>
+    <w:lvl w:ilvl="8" w:tentative="1">
+      <w:start w:val="1"/>
+      <w:numFmt w:val="bullet"/>
+      <w:lvlText w:val=""/>
+      <w:lvlJc w:val="left"/>
+      <w:pPr>
+        <w:tabs>
+          <w:tab w:val="num" w:pos="6480"/>
+        </w:tabs>
+        <w:ind w:left="6480" w:hanging="360"/>
+      </w:pPr>
+      <w:rPr>
+        <w:rFonts w:ascii="Wingdings" w:hAnsi="Wingdings" w:hint="default"/>
+        <w:sz w:val="20"/>
+      </w:rPr>
+    </w:lvl>
+  </w:abstractNum>
+  <w:abstractNum w:abstractNumId="14" w15:restartNumberingAfterBreak="0">
+    <w:nsid w:val="3D907EF5"/>
+    <w:multiLevelType w:val="multilevel"/>
+    <w:tmpl w:val="92A08BC4"/>
+    <w:lvl w:ilvl="0">
+      <w:start w:val="1"/>
+      <w:numFmt w:val="bullet"/>
+      <w:lvlText w:val=""/>
+      <w:lvlJc w:val="left"/>
+      <w:pPr>
+        <w:tabs>
+          <w:tab w:val="num" w:pos="720"/>
+        </w:tabs>
+        <w:ind w:left="720" w:hanging="360"/>
+      </w:pPr>
+      <w:rPr>
+        <w:rFonts w:ascii="Symbol" w:hAnsi="Symbol" w:hint="default"/>
+        <w:sz w:val="20"/>
+      </w:rPr>
+    </w:lvl>
+    <w:lvl w:ilvl="1" w:tentative="1">
+      <w:start w:val="1"/>
+      <w:numFmt w:val="bullet"/>
+      <w:lvlText w:val="o"/>
+      <w:lvlJc w:val="left"/>
+      <w:pPr>
+        <w:tabs>
+          <w:tab w:val="num" w:pos="1440"/>
+        </w:tabs>
+        <w:ind w:left="1440" w:hanging="360"/>
+      </w:pPr>
+      <w:rPr>
+        <w:rFonts w:ascii="Courier New" w:hAnsi="Courier New" w:hint="default"/>
+        <w:sz w:val="20"/>
+      </w:rPr>
+    </w:lvl>
+    <w:lvl w:ilvl="2" w:tentative="1">
+      <w:start w:val="1"/>
+      <w:numFmt w:val="bullet"/>
+      <w:lvlText w:val=""/>
+      <w:lvlJc w:val="left"/>
+      <w:pPr>
+        <w:tabs>
+          <w:tab w:val="num" w:pos="2160"/>
+        </w:tabs>
+        <w:ind w:left="2160" w:hanging="360"/>
+      </w:pPr>
+      <w:rPr>
+        <w:rFonts w:ascii="Wingdings" w:hAnsi="Wingdings" w:hint="default"/>
+        <w:sz w:val="20"/>
+      </w:rPr>
+    </w:lvl>
+    <w:lvl w:ilvl="3" w:tentative="1">
+      <w:start w:val="1"/>
+      <w:numFmt w:val="bullet"/>
+      <w:lvlText w:val=""/>
+      <w:lvlJc w:val="left"/>
+      <w:pPr>
+        <w:tabs>
+          <w:tab w:val="num" w:pos="2880"/>
+        </w:tabs>
+        <w:ind w:left="2880" w:hanging="360"/>
+      </w:pPr>
+      <w:rPr>
+        <w:rFonts w:ascii="Wingdings" w:hAnsi="Wingdings" w:hint="default"/>
+        <w:sz w:val="20"/>
+      </w:rPr>
+    </w:lvl>
+    <w:lvl w:ilvl="4" w:tentative="1">
+      <w:start w:val="1"/>
+      <w:numFmt w:val="bullet"/>
+      <w:lvlText w:val=""/>
+      <w:lvlJc w:val="left"/>
+      <w:pPr>
+        <w:tabs>
+          <w:tab w:val="num" w:pos="3600"/>
+        </w:tabs>
+        <w:ind w:left="3600" w:hanging="360"/>
+      </w:pPr>
+      <w:rPr>
+        <w:rFonts w:ascii="Wingdings" w:hAnsi="Wingdings" w:hint="default"/>
+        <w:sz w:val="20"/>
+      </w:rPr>
+    </w:lvl>
+    <w:lvl w:ilvl="5" w:tentative="1">
+      <w:start w:val="1"/>
+      <w:numFmt w:val="bullet"/>
+      <w:lvlText w:val=""/>
+      <w:lvlJc w:val="left"/>
+      <w:pPr>
+        <w:tabs>
+          <w:tab w:val="num" w:pos="4320"/>
+        </w:tabs>
+        <w:ind w:left="4320" w:hanging="360"/>
+      </w:pPr>
+      <w:rPr>
+        <w:rFonts w:ascii="Wingdings" w:hAnsi="Wingdings" w:hint="default"/>
+        <w:sz w:val="20"/>
+      </w:rPr>
+    </w:lvl>
+    <w:lvl w:ilvl="6" w:tentative="1">
+      <w:start w:val="1"/>
+      <w:numFmt w:val="bullet"/>
+      <w:lvlText w:val=""/>
+      <w:lvlJc w:val="left"/>
+      <w:pPr>
+        <w:tabs>
+          <w:tab w:val="num" w:pos="5040"/>
+        </w:tabs>
+        <w:ind w:left="5040" w:hanging="360"/>
+      </w:pPr>
+      <w:rPr>
+        <w:rFonts w:ascii="Wingdings" w:hAnsi="Wingdings" w:hint="default"/>
+        <w:sz w:val="20"/>
+      </w:rPr>
+    </w:lvl>
+    <w:lvl w:ilvl="7" w:tentative="1">
+      <w:start w:val="1"/>
+      <w:numFmt w:val="bullet"/>
+      <w:lvlText w:val=""/>
+      <w:lvlJc w:val="left"/>
+      <w:pPr>
+        <w:tabs>
+          <w:tab w:val="num" w:pos="5760"/>
+        </w:tabs>
+        <w:ind w:left="5760" w:hanging="360"/>
+      </w:pPr>
+      <w:rPr>
+        <w:rFonts w:ascii="Wingdings" w:hAnsi="Wingdings" w:hint="default"/>
+        <w:sz w:val="20"/>
+      </w:rPr>
+    </w:lvl>
+    <w:lvl w:ilvl="8" w:tentative="1">
+      <w:start w:val="1"/>
+      <w:numFmt w:val="bullet"/>
+      <w:lvlText w:val=""/>
+      <w:lvlJc w:val="left"/>
+      <w:pPr>
+        <w:tabs>
+          <w:tab w:val="num" w:pos="6480"/>
+        </w:tabs>
+        <w:ind w:left="6480" w:hanging="360"/>
+      </w:pPr>
+      <w:rPr>
+        <w:rFonts w:ascii="Wingdings" w:hAnsi="Wingdings" w:hint="default"/>
+        <w:sz w:val="20"/>
+      </w:rPr>
+    </w:lvl>
+  </w:abstractNum>
+  <w:abstractNum w:abstractNumId="15" w15:restartNumberingAfterBreak="0">
+    <w:nsid w:val="3DC04067"/>
+    <w:multiLevelType w:val="multilevel"/>
+    <w:tmpl w:val="C47EA85A"/>
+    <w:lvl w:ilvl="0">
+      <w:start w:val="1"/>
+      <w:numFmt w:val="bullet"/>
+      <w:lvlText w:val=""/>
+      <w:lvlJc w:val="left"/>
+      <w:pPr>
+        <w:tabs>
+          <w:tab w:val="num" w:pos="720"/>
+        </w:tabs>
+        <w:ind w:left="720" w:hanging="360"/>
+      </w:pPr>
+      <w:rPr>
+        <w:rFonts w:ascii="Symbol" w:hAnsi="Symbol" w:hint="default"/>
+        <w:sz w:val="20"/>
+      </w:rPr>
+    </w:lvl>
+    <w:lvl w:ilvl="1" w:tentative="1">
+      <w:start w:val="1"/>
+      <w:numFmt w:val="bullet"/>
+      <w:lvlText w:val="o"/>
+      <w:lvlJc w:val="left"/>
+      <w:pPr>
+        <w:tabs>
+          <w:tab w:val="num" w:pos="1440"/>
+        </w:tabs>
+        <w:ind w:left="1440" w:hanging="360"/>
+      </w:pPr>
+      <w:rPr>
+        <w:rFonts w:ascii="Courier New" w:hAnsi="Courier New" w:hint="default"/>
+        <w:sz w:val="20"/>
+      </w:rPr>
+    </w:lvl>
+    <w:lvl w:ilvl="2" w:tentative="1">
+      <w:start w:val="1"/>
+      <w:numFmt w:val="bullet"/>
+      <w:lvlText w:val=""/>
+      <w:lvlJc w:val="left"/>
+      <w:pPr>
+        <w:tabs>
+          <w:tab w:val="num" w:pos="2160"/>
+        </w:tabs>
+        <w:ind w:left="2160" w:hanging="360"/>
+      </w:pPr>
+      <w:rPr>
+        <w:rFonts w:ascii="Wingdings" w:hAnsi="Wingdings" w:hint="default"/>
+        <w:sz w:val="20"/>
+      </w:rPr>
+    </w:lvl>
+    <w:lvl w:ilvl="3" w:tentative="1">
+      <w:start w:val="1"/>
+      <w:numFmt w:val="bullet"/>
+      <w:lvlText w:val=""/>
+      <w:lvlJc w:val="left"/>
+      <w:pPr>
+        <w:tabs>
+          <w:tab w:val="num" w:pos="2880"/>
+        </w:tabs>
+        <w:ind w:left="2880" w:hanging="360"/>
+      </w:pPr>
+      <w:rPr>
+        <w:rFonts w:ascii="Wingdings" w:hAnsi="Wingdings" w:hint="default"/>
+        <w:sz w:val="20"/>
+      </w:rPr>
+    </w:lvl>
+    <w:lvl w:ilvl="4" w:tentative="1">
+      <w:start w:val="1"/>
+      <w:numFmt w:val="bullet"/>
+      <w:lvlText w:val=""/>
+      <w:lvlJc w:val="left"/>
+      <w:pPr>
+        <w:tabs>
+          <w:tab w:val="num" w:pos="3600"/>
+        </w:tabs>
+        <w:ind w:left="3600" w:hanging="360"/>
+      </w:pPr>
+      <w:rPr>
+        <w:rFonts w:ascii="Wingdings" w:hAnsi="Wingdings" w:hint="default"/>
+        <w:sz w:val="20"/>
+      </w:rPr>
+    </w:lvl>
+    <w:lvl w:ilvl="5" w:tentative="1">
+      <w:start w:val="1"/>
+      <w:numFmt w:val="bullet"/>
+      <w:lvlText w:val=""/>
+      <w:lvlJc w:val="left"/>
+      <w:pPr>
+        <w:tabs>
+          <w:tab w:val="num" w:pos="4320"/>
+        </w:tabs>
+        <w:ind w:left="4320" w:hanging="360"/>
+      </w:pPr>
+      <w:rPr>
+        <w:rFonts w:ascii="Wingdings" w:hAnsi="Wingdings" w:hint="default"/>
+        <w:sz w:val="20"/>
+      </w:rPr>
+    </w:lvl>
+    <w:lvl w:ilvl="6" w:tentative="1">
+      <w:start w:val="1"/>
+      <w:numFmt w:val="bullet"/>
+      <w:lvlText w:val=""/>
+      <w:lvlJc w:val="left"/>
+      <w:pPr>
+        <w:tabs>
+          <w:tab w:val="num" w:pos="5040"/>
+        </w:tabs>
+        <w:ind w:left="5040" w:hanging="360"/>
+      </w:pPr>
+      <w:rPr>
+        <w:rFonts w:ascii="Wingdings" w:hAnsi="Wingdings" w:hint="default"/>
+        <w:sz w:val="20"/>
+      </w:rPr>
+    </w:lvl>
+    <w:lvl w:ilvl="7" w:tentative="1">
+      <w:start w:val="1"/>
+      <w:numFmt w:val="bullet"/>
+      <w:lvlText w:val=""/>
+      <w:lvlJc w:val="left"/>
+      <w:pPr>
+        <w:tabs>
+          <w:tab w:val="num" w:pos="5760"/>
+        </w:tabs>
+        <w:ind w:left="5760" w:hanging="360"/>
+      </w:pPr>
+      <w:rPr>
+        <w:rFonts w:ascii="Wingdings" w:hAnsi="Wingdings" w:hint="default"/>
+        <w:sz w:val="20"/>
+      </w:rPr>
+    </w:lvl>
+    <w:lvl w:ilvl="8" w:tentative="1">
+      <w:start w:val="1"/>
+      <w:numFmt w:val="bullet"/>
+      <w:lvlText w:val=""/>
+      <w:lvlJc w:val="left"/>
+      <w:pPr>
+        <w:tabs>
+          <w:tab w:val="num" w:pos="6480"/>
+        </w:tabs>
+        <w:ind w:left="6480" w:hanging="360"/>
+      </w:pPr>
+      <w:rPr>
+        <w:rFonts w:ascii="Wingdings" w:hAnsi="Wingdings" w:hint="default"/>
+        <w:sz w:val="20"/>
+      </w:rPr>
+    </w:lvl>
+  </w:abstractNum>
+  <w:abstractNum w:abstractNumId="16" w15:restartNumberingAfterBreak="0">
+    <w:nsid w:val="403B45D7"/>
+    <w:multiLevelType w:val="multilevel"/>
+    <w:tmpl w:val="F2401FE2"/>
+    <w:lvl w:ilvl="0">
+      <w:start w:val="1"/>
+      <w:numFmt w:val="bullet"/>
+      <w:lvlText w:val=""/>
+      <w:lvlJc w:val="left"/>
+      <w:pPr>
+        <w:tabs>
+          <w:tab w:val="num" w:pos="720"/>
+        </w:tabs>
+        <w:ind w:left="720" w:hanging="360"/>
+      </w:pPr>
+      <w:rPr>
+        <w:rFonts w:ascii="Symbol" w:hAnsi="Symbol" w:hint="default"/>
+        <w:sz w:val="20"/>
+      </w:rPr>
+    </w:lvl>
+    <w:lvl w:ilvl="1" w:tentative="1">
+      <w:start w:val="1"/>
+      <w:numFmt w:val="bullet"/>
+      <w:lvlText w:val="o"/>
+      <w:lvlJc w:val="left"/>
+      <w:pPr>
+        <w:tabs>
+          <w:tab w:val="num" w:pos="1440"/>
+        </w:tabs>
+        <w:ind w:left="1440" w:hanging="360"/>
+      </w:pPr>
+      <w:rPr>
+        <w:rFonts w:ascii="Courier New" w:hAnsi="Courier New" w:hint="default"/>
+        <w:sz w:val="20"/>
+      </w:rPr>
+    </w:lvl>
+    <w:lvl w:ilvl="2" w:tentative="1">
+      <w:start w:val="1"/>
+      <w:numFmt w:val="bullet"/>
+      <w:lvlText w:val=""/>
+      <w:lvlJc w:val="left"/>
+      <w:pPr>
+        <w:tabs>
+          <w:tab w:val="num" w:pos="2160"/>
+        </w:tabs>
+        <w:ind w:left="2160" w:hanging="360"/>
+      </w:pPr>
+      <w:rPr>
+        <w:rFonts w:ascii="Wingdings" w:hAnsi="Wingdings" w:hint="default"/>
+        <w:sz w:val="20"/>
+      </w:rPr>
+    </w:lvl>
+    <w:lvl w:ilvl="3" w:tentative="1">
+      <w:start w:val="1"/>
+      <w:numFmt w:val="bullet"/>
+      <w:lvlText w:val=""/>
+      <w:lvlJc w:val="left"/>
+      <w:pPr>
+        <w:tabs>
+          <w:tab w:val="num" w:pos="2880"/>
+        </w:tabs>
+        <w:ind w:left="2880" w:hanging="360"/>
+      </w:pPr>
+      <w:rPr>
+        <w:rFonts w:ascii="Wingdings" w:hAnsi="Wingdings" w:hint="default"/>
+        <w:sz w:val="20"/>
+      </w:rPr>
+    </w:lvl>
+    <w:lvl w:ilvl="4" w:tentative="1">
+      <w:start w:val="1"/>
+      <w:numFmt w:val="bullet"/>
+      <w:lvlText w:val=""/>
+      <w:lvlJc w:val="left"/>
+      <w:pPr>
+        <w:tabs>
+          <w:tab w:val="num" w:pos="3600"/>
+        </w:tabs>
+        <w:ind w:left="3600" w:hanging="360"/>
+      </w:pPr>
+      <w:rPr>
+        <w:rFonts w:ascii="Wingdings" w:hAnsi="Wingdings" w:hint="default"/>
+        <w:sz w:val="20"/>
+      </w:rPr>
+    </w:lvl>
+    <w:lvl w:ilvl="5" w:tentative="1">
+      <w:start w:val="1"/>
+      <w:numFmt w:val="bullet"/>
+      <w:lvlText w:val=""/>
+      <w:lvlJc w:val="left"/>
+      <w:pPr>
+        <w:tabs>
+          <w:tab w:val="num" w:pos="4320"/>
+        </w:tabs>
+        <w:ind w:left="4320" w:hanging="360"/>
+      </w:pPr>
+      <w:rPr>
+        <w:rFonts w:ascii="Wingdings" w:hAnsi="Wingdings" w:hint="default"/>
+        <w:sz w:val="20"/>
+      </w:rPr>
+    </w:lvl>
+    <w:lvl w:ilvl="6" w:tentative="1">
+      <w:start w:val="1"/>
+      <w:numFmt w:val="bullet"/>
+      <w:lvlText w:val=""/>
+      <w:lvlJc w:val="left"/>
+      <w:pPr>
+        <w:tabs>
+          <w:tab w:val="num" w:pos="5040"/>
+        </w:tabs>
+        <w:ind w:left="5040" w:hanging="360"/>
+      </w:pPr>
+      <w:rPr>
+        <w:rFonts w:ascii="Wingdings" w:hAnsi="Wingdings" w:hint="default"/>
+        <w:sz w:val="20"/>
+      </w:rPr>
+    </w:lvl>
+    <w:lvl w:ilvl="7" w:tentative="1">
+      <w:start w:val="1"/>
+      <w:numFmt w:val="bullet"/>
+      <w:lvlText w:val=""/>
+      <w:lvlJc w:val="left"/>
+      <w:pPr>
+        <w:tabs>
+          <w:tab w:val="num" w:pos="5760"/>
+        </w:tabs>
+        <w:ind w:left="5760" w:hanging="360"/>
+      </w:pPr>
+      <w:rPr>
+        <w:rFonts w:ascii="Wingdings" w:hAnsi="Wingdings" w:hint="default"/>
+        <w:sz w:val="20"/>
+      </w:rPr>
+    </w:lvl>
+    <w:lvl w:ilvl="8" w:tentative="1">
+      <w:start w:val="1"/>
+      <w:numFmt w:val="bullet"/>
+      <w:lvlText w:val=""/>
+      <w:lvlJc w:val="left"/>
+      <w:pPr>
+        <w:tabs>
+          <w:tab w:val="num" w:pos="6480"/>
+        </w:tabs>
+        <w:ind w:left="6480" w:hanging="360"/>
+      </w:pPr>
+      <w:rPr>
+        <w:rFonts w:ascii="Wingdings" w:hAnsi="Wingdings" w:hint="default"/>
+        <w:sz w:val="20"/>
+      </w:rPr>
+    </w:lvl>
+  </w:abstractNum>
+  <w:abstractNum w:abstractNumId="17" w15:restartNumberingAfterBreak="0">
+    <w:nsid w:val="45CD0EC1"/>
+    <w:multiLevelType w:val="multilevel"/>
+    <w:tmpl w:val="624EA51E"/>
     <w:lvl w:ilvl="0">
       <w:start w:val="1"/>
       <w:numFmt w:val="decimal"/>
@@ -19718,10 +21330,10 @@
       </w:pPr>
     </w:lvl>
   </w:abstractNum>
-  <w:abstractNum w:abstractNumId="7" w15:restartNumberingAfterBreak="0">
-    <w:nsid w:val="18430A8F"/>
+  <w:abstractNum w:abstractNumId="18" w15:restartNumberingAfterBreak="0">
+    <w:nsid w:val="46BD071F"/>
     <w:multiLevelType w:val="multilevel"/>
-    <w:tmpl w:val="6FD6EF0E"/>
+    <w:tmpl w:val="D9842924"/>
     <w:lvl w:ilvl="0">
       <w:start w:val="1"/>
       <w:numFmt w:val="bullet"/>
@@ -19867,10 +21479,10 @@
       </w:rPr>
     </w:lvl>
   </w:abstractNum>
-  <w:abstractNum w:abstractNumId="8" w15:restartNumberingAfterBreak="0">
-    <w:nsid w:val="188B439C"/>
+  <w:abstractNum w:abstractNumId="19" w15:restartNumberingAfterBreak="0">
+    <w:nsid w:val="48E542CB"/>
     <w:multiLevelType w:val="multilevel"/>
-    <w:tmpl w:val="102CDA6C"/>
+    <w:tmpl w:val="2F3462AC"/>
     <w:lvl w:ilvl="0">
       <w:start w:val="1"/>
       <w:numFmt w:val="bullet"/>
@@ -20016,457 +21628,10 @@
       </w:rPr>
     </w:lvl>
   </w:abstractNum>
-  <w:abstractNum w:abstractNumId="9" w15:restartNumberingAfterBreak="0">
-    <w:nsid w:val="1C1057C2"/>
+  <w:abstractNum w:abstractNumId="20" w15:restartNumberingAfterBreak="0">
+    <w:nsid w:val="48F35D67"/>
     <w:multiLevelType w:val="multilevel"/>
-    <w:tmpl w:val="09B82A3E"/>
-    <w:lvl w:ilvl="0">
-      <w:start w:val="1"/>
-      <w:numFmt w:val="bullet"/>
-      <w:lvlText w:val=""/>
-      <w:lvlJc w:val="left"/>
-      <w:pPr>
-        <w:tabs>
-          <w:tab w:val="num" w:pos="720"/>
-        </w:tabs>
-        <w:ind w:left="720" w:hanging="360"/>
-      </w:pPr>
-      <w:rPr>
-        <w:rFonts w:ascii="Symbol" w:hAnsi="Symbol" w:hint="default"/>
-        <w:sz w:val="20"/>
-      </w:rPr>
-    </w:lvl>
-    <w:lvl w:ilvl="1" w:tentative="1">
-      <w:start w:val="1"/>
-      <w:numFmt w:val="bullet"/>
-      <w:lvlText w:val="o"/>
-      <w:lvlJc w:val="left"/>
-      <w:pPr>
-        <w:tabs>
-          <w:tab w:val="num" w:pos="1440"/>
-        </w:tabs>
-        <w:ind w:left="1440" w:hanging="360"/>
-      </w:pPr>
-      <w:rPr>
-        <w:rFonts w:ascii="Courier New" w:hAnsi="Courier New" w:hint="default"/>
-        <w:sz w:val="20"/>
-      </w:rPr>
-    </w:lvl>
-    <w:lvl w:ilvl="2" w:tentative="1">
-      <w:start w:val="1"/>
-      <w:numFmt w:val="bullet"/>
-      <w:lvlText w:val=""/>
-      <w:lvlJc w:val="left"/>
-      <w:pPr>
-        <w:tabs>
-          <w:tab w:val="num" w:pos="2160"/>
-        </w:tabs>
-        <w:ind w:left="2160" w:hanging="360"/>
-      </w:pPr>
-      <w:rPr>
-        <w:rFonts w:ascii="Wingdings" w:hAnsi="Wingdings" w:hint="default"/>
-        <w:sz w:val="20"/>
-      </w:rPr>
-    </w:lvl>
-    <w:lvl w:ilvl="3" w:tentative="1">
-      <w:start w:val="1"/>
-      <w:numFmt w:val="bullet"/>
-      <w:lvlText w:val=""/>
-      <w:lvlJc w:val="left"/>
-      <w:pPr>
-        <w:tabs>
-          <w:tab w:val="num" w:pos="2880"/>
-        </w:tabs>
-        <w:ind w:left="2880" w:hanging="360"/>
-      </w:pPr>
-      <w:rPr>
-        <w:rFonts w:ascii="Wingdings" w:hAnsi="Wingdings" w:hint="default"/>
-        <w:sz w:val="20"/>
-      </w:rPr>
-    </w:lvl>
-    <w:lvl w:ilvl="4" w:tentative="1">
-      <w:start w:val="1"/>
-      <w:numFmt w:val="bullet"/>
-      <w:lvlText w:val=""/>
-      <w:lvlJc w:val="left"/>
-      <w:pPr>
-        <w:tabs>
-          <w:tab w:val="num" w:pos="3600"/>
-        </w:tabs>
-        <w:ind w:left="3600" w:hanging="360"/>
-      </w:pPr>
-      <w:rPr>
-        <w:rFonts w:ascii="Wingdings" w:hAnsi="Wingdings" w:hint="default"/>
-        <w:sz w:val="20"/>
-      </w:rPr>
-    </w:lvl>
-    <w:lvl w:ilvl="5" w:tentative="1">
-      <w:start w:val="1"/>
-      <w:numFmt w:val="bullet"/>
-      <w:lvlText w:val=""/>
-      <w:lvlJc w:val="left"/>
-      <w:pPr>
-        <w:tabs>
-          <w:tab w:val="num" w:pos="4320"/>
-        </w:tabs>
-        <w:ind w:left="4320" w:hanging="360"/>
-      </w:pPr>
-      <w:rPr>
-        <w:rFonts w:ascii="Wingdings" w:hAnsi="Wingdings" w:hint="default"/>
-        <w:sz w:val="20"/>
-      </w:rPr>
-    </w:lvl>
-    <w:lvl w:ilvl="6" w:tentative="1">
-      <w:start w:val="1"/>
-      <w:numFmt w:val="bullet"/>
-      <w:lvlText w:val=""/>
-      <w:lvlJc w:val="left"/>
-      <w:pPr>
-        <w:tabs>
-          <w:tab w:val="num" w:pos="5040"/>
-        </w:tabs>
-        <w:ind w:left="5040" w:hanging="360"/>
-      </w:pPr>
-      <w:rPr>
-        <w:rFonts w:ascii="Wingdings" w:hAnsi="Wingdings" w:hint="default"/>
-        <w:sz w:val="20"/>
-      </w:rPr>
-    </w:lvl>
-    <w:lvl w:ilvl="7" w:tentative="1">
-      <w:start w:val="1"/>
-      <w:numFmt w:val="bullet"/>
-      <w:lvlText w:val=""/>
-      <w:lvlJc w:val="left"/>
-      <w:pPr>
-        <w:tabs>
-          <w:tab w:val="num" w:pos="5760"/>
-        </w:tabs>
-        <w:ind w:left="5760" w:hanging="360"/>
-      </w:pPr>
-      <w:rPr>
-        <w:rFonts w:ascii="Wingdings" w:hAnsi="Wingdings" w:hint="default"/>
-        <w:sz w:val="20"/>
-      </w:rPr>
-    </w:lvl>
-    <w:lvl w:ilvl="8" w:tentative="1">
-      <w:start w:val="1"/>
-      <w:numFmt w:val="bullet"/>
-      <w:lvlText w:val=""/>
-      <w:lvlJc w:val="left"/>
-      <w:pPr>
-        <w:tabs>
-          <w:tab w:val="num" w:pos="6480"/>
-        </w:tabs>
-        <w:ind w:left="6480" w:hanging="360"/>
-      </w:pPr>
-      <w:rPr>
-        <w:rFonts w:ascii="Wingdings" w:hAnsi="Wingdings" w:hint="default"/>
-        <w:sz w:val="20"/>
-      </w:rPr>
-    </w:lvl>
-  </w:abstractNum>
-  <w:abstractNum w:abstractNumId="10" w15:restartNumberingAfterBreak="0">
-    <w:nsid w:val="1D916D8E"/>
-    <w:multiLevelType w:val="multilevel"/>
-    <w:tmpl w:val="6872485A"/>
-    <w:lvl w:ilvl="0">
-      <w:start w:val="1"/>
-      <w:numFmt w:val="bullet"/>
-      <w:lvlText w:val=""/>
-      <w:lvlJc w:val="left"/>
-      <w:pPr>
-        <w:tabs>
-          <w:tab w:val="num" w:pos="720"/>
-        </w:tabs>
-        <w:ind w:left="720" w:hanging="360"/>
-      </w:pPr>
-      <w:rPr>
-        <w:rFonts w:ascii="Symbol" w:hAnsi="Symbol" w:hint="default"/>
-        <w:sz w:val="20"/>
-      </w:rPr>
-    </w:lvl>
-    <w:lvl w:ilvl="1" w:tentative="1">
-      <w:start w:val="1"/>
-      <w:numFmt w:val="bullet"/>
-      <w:lvlText w:val="o"/>
-      <w:lvlJc w:val="left"/>
-      <w:pPr>
-        <w:tabs>
-          <w:tab w:val="num" w:pos="1440"/>
-        </w:tabs>
-        <w:ind w:left="1440" w:hanging="360"/>
-      </w:pPr>
-      <w:rPr>
-        <w:rFonts w:ascii="Courier New" w:hAnsi="Courier New" w:hint="default"/>
-        <w:sz w:val="20"/>
-      </w:rPr>
-    </w:lvl>
-    <w:lvl w:ilvl="2" w:tentative="1">
-      <w:start w:val="1"/>
-      <w:numFmt w:val="bullet"/>
-      <w:lvlText w:val=""/>
-      <w:lvlJc w:val="left"/>
-      <w:pPr>
-        <w:tabs>
-          <w:tab w:val="num" w:pos="2160"/>
-        </w:tabs>
-        <w:ind w:left="2160" w:hanging="360"/>
-      </w:pPr>
-      <w:rPr>
-        <w:rFonts w:ascii="Wingdings" w:hAnsi="Wingdings" w:hint="default"/>
-        <w:sz w:val="20"/>
-      </w:rPr>
-    </w:lvl>
-    <w:lvl w:ilvl="3" w:tentative="1">
-      <w:start w:val="1"/>
-      <w:numFmt w:val="bullet"/>
-      <w:lvlText w:val=""/>
-      <w:lvlJc w:val="left"/>
-      <w:pPr>
-        <w:tabs>
-          <w:tab w:val="num" w:pos="2880"/>
-        </w:tabs>
-        <w:ind w:left="2880" w:hanging="360"/>
-      </w:pPr>
-      <w:rPr>
-        <w:rFonts w:ascii="Wingdings" w:hAnsi="Wingdings" w:hint="default"/>
-        <w:sz w:val="20"/>
-      </w:rPr>
-    </w:lvl>
-    <w:lvl w:ilvl="4" w:tentative="1">
-      <w:start w:val="1"/>
-      <w:numFmt w:val="bullet"/>
-      <w:lvlText w:val=""/>
-      <w:lvlJc w:val="left"/>
-      <w:pPr>
-        <w:tabs>
-          <w:tab w:val="num" w:pos="3600"/>
-        </w:tabs>
-        <w:ind w:left="3600" w:hanging="360"/>
-      </w:pPr>
-      <w:rPr>
-        <w:rFonts w:ascii="Wingdings" w:hAnsi="Wingdings" w:hint="default"/>
-        <w:sz w:val="20"/>
-      </w:rPr>
-    </w:lvl>
-    <w:lvl w:ilvl="5" w:tentative="1">
-      <w:start w:val="1"/>
-      <w:numFmt w:val="bullet"/>
-      <w:lvlText w:val=""/>
-      <w:lvlJc w:val="left"/>
-      <w:pPr>
-        <w:tabs>
-          <w:tab w:val="num" w:pos="4320"/>
-        </w:tabs>
-        <w:ind w:left="4320" w:hanging="360"/>
-      </w:pPr>
-      <w:rPr>
-        <w:rFonts w:ascii="Wingdings" w:hAnsi="Wingdings" w:hint="default"/>
-        <w:sz w:val="20"/>
-      </w:rPr>
-    </w:lvl>
-    <w:lvl w:ilvl="6" w:tentative="1">
-      <w:start w:val="1"/>
-      <w:numFmt w:val="bullet"/>
-      <w:lvlText w:val=""/>
-      <w:lvlJc w:val="left"/>
-      <w:pPr>
-        <w:tabs>
-          <w:tab w:val="num" w:pos="5040"/>
-        </w:tabs>
-        <w:ind w:left="5040" w:hanging="360"/>
-      </w:pPr>
-      <w:rPr>
-        <w:rFonts w:ascii="Wingdings" w:hAnsi="Wingdings" w:hint="default"/>
-        <w:sz w:val="20"/>
-      </w:rPr>
-    </w:lvl>
-    <w:lvl w:ilvl="7" w:tentative="1">
-      <w:start w:val="1"/>
-      <w:numFmt w:val="bullet"/>
-      <w:lvlText w:val=""/>
-      <w:lvlJc w:val="left"/>
-      <w:pPr>
-        <w:tabs>
-          <w:tab w:val="num" w:pos="5760"/>
-        </w:tabs>
-        <w:ind w:left="5760" w:hanging="360"/>
-      </w:pPr>
-      <w:rPr>
-        <w:rFonts w:ascii="Wingdings" w:hAnsi="Wingdings" w:hint="default"/>
-        <w:sz w:val="20"/>
-      </w:rPr>
-    </w:lvl>
-    <w:lvl w:ilvl="8" w:tentative="1">
-      <w:start w:val="1"/>
-      <w:numFmt w:val="bullet"/>
-      <w:lvlText w:val=""/>
-      <w:lvlJc w:val="left"/>
-      <w:pPr>
-        <w:tabs>
-          <w:tab w:val="num" w:pos="6480"/>
-        </w:tabs>
-        <w:ind w:left="6480" w:hanging="360"/>
-      </w:pPr>
-      <w:rPr>
-        <w:rFonts w:ascii="Wingdings" w:hAnsi="Wingdings" w:hint="default"/>
-        <w:sz w:val="20"/>
-      </w:rPr>
-    </w:lvl>
-  </w:abstractNum>
-  <w:abstractNum w:abstractNumId="11" w15:restartNumberingAfterBreak="0">
-    <w:nsid w:val="1DAD2019"/>
-    <w:multiLevelType w:val="multilevel"/>
-    <w:tmpl w:val="3B5A5E78"/>
-    <w:lvl w:ilvl="0">
-      <w:start w:val="1"/>
-      <w:numFmt w:val="bullet"/>
-      <w:lvlText w:val=""/>
-      <w:lvlJc w:val="left"/>
-      <w:pPr>
-        <w:tabs>
-          <w:tab w:val="num" w:pos="720"/>
-        </w:tabs>
-        <w:ind w:left="720" w:hanging="360"/>
-      </w:pPr>
-      <w:rPr>
-        <w:rFonts w:ascii="Symbol" w:hAnsi="Symbol" w:hint="default"/>
-        <w:sz w:val="20"/>
-      </w:rPr>
-    </w:lvl>
-    <w:lvl w:ilvl="1" w:tentative="1">
-      <w:start w:val="1"/>
-      <w:numFmt w:val="bullet"/>
-      <w:lvlText w:val="o"/>
-      <w:lvlJc w:val="left"/>
-      <w:pPr>
-        <w:tabs>
-          <w:tab w:val="num" w:pos="1440"/>
-        </w:tabs>
-        <w:ind w:left="1440" w:hanging="360"/>
-      </w:pPr>
-      <w:rPr>
-        <w:rFonts w:ascii="Courier New" w:hAnsi="Courier New" w:hint="default"/>
-        <w:sz w:val="20"/>
-      </w:rPr>
-    </w:lvl>
-    <w:lvl w:ilvl="2" w:tentative="1">
-      <w:start w:val="1"/>
-      <w:numFmt w:val="bullet"/>
-      <w:lvlText w:val=""/>
-      <w:lvlJc w:val="left"/>
-      <w:pPr>
-        <w:tabs>
-          <w:tab w:val="num" w:pos="2160"/>
-        </w:tabs>
-        <w:ind w:left="2160" w:hanging="360"/>
-      </w:pPr>
-      <w:rPr>
-        <w:rFonts w:ascii="Wingdings" w:hAnsi="Wingdings" w:hint="default"/>
-        <w:sz w:val="20"/>
-      </w:rPr>
-    </w:lvl>
-    <w:lvl w:ilvl="3" w:tentative="1">
-      <w:start w:val="1"/>
-      <w:numFmt w:val="bullet"/>
-      <w:lvlText w:val=""/>
-      <w:lvlJc w:val="left"/>
-      <w:pPr>
-        <w:tabs>
-          <w:tab w:val="num" w:pos="2880"/>
-        </w:tabs>
-        <w:ind w:left="2880" w:hanging="360"/>
-      </w:pPr>
-      <w:rPr>
-        <w:rFonts w:ascii="Wingdings" w:hAnsi="Wingdings" w:hint="default"/>
-        <w:sz w:val="20"/>
-      </w:rPr>
-    </w:lvl>
-    <w:lvl w:ilvl="4" w:tentative="1">
-      <w:start w:val="1"/>
-      <w:numFmt w:val="bullet"/>
-      <w:lvlText w:val=""/>
-      <w:lvlJc w:val="left"/>
-      <w:pPr>
-        <w:tabs>
-          <w:tab w:val="num" w:pos="3600"/>
-        </w:tabs>
-        <w:ind w:left="3600" w:hanging="360"/>
-      </w:pPr>
-      <w:rPr>
-        <w:rFonts w:ascii="Wingdings" w:hAnsi="Wingdings" w:hint="default"/>
-        <w:sz w:val="20"/>
-      </w:rPr>
-    </w:lvl>
-    <w:lvl w:ilvl="5" w:tentative="1">
-      <w:start w:val="1"/>
-      <w:numFmt w:val="bullet"/>
-      <w:lvlText w:val=""/>
-      <w:lvlJc w:val="left"/>
-      <w:pPr>
-        <w:tabs>
-          <w:tab w:val="num" w:pos="4320"/>
-        </w:tabs>
-        <w:ind w:left="4320" w:hanging="360"/>
-      </w:pPr>
-      <w:rPr>
-        <w:rFonts w:ascii="Wingdings" w:hAnsi="Wingdings" w:hint="default"/>
-        <w:sz w:val="20"/>
-      </w:rPr>
-    </w:lvl>
-    <w:lvl w:ilvl="6" w:tentative="1">
-      <w:start w:val="1"/>
-      <w:numFmt w:val="bullet"/>
-      <w:lvlText w:val=""/>
-      <w:lvlJc w:val="left"/>
-      <w:pPr>
-        <w:tabs>
-          <w:tab w:val="num" w:pos="5040"/>
-        </w:tabs>
-        <w:ind w:left="5040" w:hanging="360"/>
-      </w:pPr>
-      <w:rPr>
-        <w:rFonts w:ascii="Wingdings" w:hAnsi="Wingdings" w:hint="default"/>
-        <w:sz w:val="20"/>
-      </w:rPr>
-    </w:lvl>
-    <w:lvl w:ilvl="7" w:tentative="1">
-      <w:start w:val="1"/>
-      <w:numFmt w:val="bullet"/>
-      <w:lvlText w:val=""/>
-      <w:lvlJc w:val="left"/>
-      <w:pPr>
-        <w:tabs>
-          <w:tab w:val="num" w:pos="5760"/>
-        </w:tabs>
-        <w:ind w:left="5760" w:hanging="360"/>
-      </w:pPr>
-      <w:rPr>
-        <w:rFonts w:ascii="Wingdings" w:hAnsi="Wingdings" w:hint="default"/>
-        <w:sz w:val="20"/>
-      </w:rPr>
-    </w:lvl>
-    <w:lvl w:ilvl="8" w:tentative="1">
-      <w:start w:val="1"/>
-      <w:numFmt w:val="bullet"/>
-      <w:lvlText w:val=""/>
-      <w:lvlJc w:val="left"/>
-      <w:pPr>
-        <w:tabs>
-          <w:tab w:val="num" w:pos="6480"/>
-        </w:tabs>
-        <w:ind w:left="6480" w:hanging="360"/>
-      </w:pPr>
-      <w:rPr>
-        <w:rFonts w:ascii="Wingdings" w:hAnsi="Wingdings" w:hint="default"/>
-        <w:sz w:val="20"/>
-      </w:rPr>
-    </w:lvl>
-  </w:abstractNum>
-  <w:abstractNum w:abstractNumId="12" w15:restartNumberingAfterBreak="0">
-    <w:nsid w:val="28DB0D9A"/>
-    <w:multiLevelType w:val="multilevel"/>
-    <w:tmpl w:val="DB4A5DAE"/>
+    <w:tmpl w:val="F64C44AC"/>
     <w:lvl w:ilvl="0">
       <w:start w:val="1"/>
       <w:numFmt w:val="decimal"/>
@@ -20576,10 +21741,10 @@
       </w:pPr>
     </w:lvl>
   </w:abstractNum>
-  <w:abstractNum w:abstractNumId="13" w15:restartNumberingAfterBreak="0">
-    <w:nsid w:val="29E453CC"/>
+  <w:abstractNum w:abstractNumId="21" w15:restartNumberingAfterBreak="0">
+    <w:nsid w:val="49F61DC2"/>
     <w:multiLevelType w:val="multilevel"/>
-    <w:tmpl w:val="F6C6B6B4"/>
+    <w:tmpl w:val="ADDE97FE"/>
     <w:lvl w:ilvl="0">
       <w:start w:val="1"/>
       <w:numFmt w:val="bullet"/>
@@ -20725,10 +21890,10 @@
       </w:rPr>
     </w:lvl>
   </w:abstractNum>
-  <w:abstractNum w:abstractNumId="14" w15:restartNumberingAfterBreak="0">
-    <w:nsid w:val="2CE75D18"/>
+  <w:abstractNum w:abstractNumId="22" w15:restartNumberingAfterBreak="0">
+    <w:nsid w:val="4D9E7C83"/>
     <w:multiLevelType w:val="multilevel"/>
-    <w:tmpl w:val="7CB46A8A"/>
+    <w:tmpl w:val="1E8A049E"/>
     <w:lvl w:ilvl="0">
       <w:start w:val="1"/>
       <w:numFmt w:val="bullet"/>
@@ -20874,457 +22039,10 @@
       </w:rPr>
     </w:lvl>
   </w:abstractNum>
-  <w:abstractNum w:abstractNumId="15" w15:restartNumberingAfterBreak="0">
-    <w:nsid w:val="2F6E4B93"/>
+  <w:abstractNum w:abstractNumId="23" w15:restartNumberingAfterBreak="0">
+    <w:nsid w:val="51AA3336"/>
     <w:multiLevelType w:val="multilevel"/>
-    <w:tmpl w:val="1018EB82"/>
-    <w:lvl w:ilvl="0">
-      <w:start w:val="1"/>
-      <w:numFmt w:val="bullet"/>
-      <w:lvlText w:val=""/>
-      <w:lvlJc w:val="left"/>
-      <w:pPr>
-        <w:tabs>
-          <w:tab w:val="num" w:pos="720"/>
-        </w:tabs>
-        <w:ind w:left="720" w:hanging="360"/>
-      </w:pPr>
-      <w:rPr>
-        <w:rFonts w:ascii="Symbol" w:hAnsi="Symbol" w:hint="default"/>
-        <w:sz w:val="20"/>
-      </w:rPr>
-    </w:lvl>
-    <w:lvl w:ilvl="1" w:tentative="1">
-      <w:start w:val="1"/>
-      <w:numFmt w:val="bullet"/>
-      <w:lvlText w:val="o"/>
-      <w:lvlJc w:val="left"/>
-      <w:pPr>
-        <w:tabs>
-          <w:tab w:val="num" w:pos="1440"/>
-        </w:tabs>
-        <w:ind w:left="1440" w:hanging="360"/>
-      </w:pPr>
-      <w:rPr>
-        <w:rFonts w:ascii="Courier New" w:hAnsi="Courier New" w:hint="default"/>
-        <w:sz w:val="20"/>
-      </w:rPr>
-    </w:lvl>
-    <w:lvl w:ilvl="2" w:tentative="1">
-      <w:start w:val="1"/>
-      <w:numFmt w:val="bullet"/>
-      <w:lvlText w:val=""/>
-      <w:lvlJc w:val="left"/>
-      <w:pPr>
-        <w:tabs>
-          <w:tab w:val="num" w:pos="2160"/>
-        </w:tabs>
-        <w:ind w:left="2160" w:hanging="360"/>
-      </w:pPr>
-      <w:rPr>
-        <w:rFonts w:ascii="Wingdings" w:hAnsi="Wingdings" w:hint="default"/>
-        <w:sz w:val="20"/>
-      </w:rPr>
-    </w:lvl>
-    <w:lvl w:ilvl="3" w:tentative="1">
-      <w:start w:val="1"/>
-      <w:numFmt w:val="bullet"/>
-      <w:lvlText w:val=""/>
-      <w:lvlJc w:val="left"/>
-      <w:pPr>
-        <w:tabs>
-          <w:tab w:val="num" w:pos="2880"/>
-        </w:tabs>
-        <w:ind w:left="2880" w:hanging="360"/>
-      </w:pPr>
-      <w:rPr>
-        <w:rFonts w:ascii="Wingdings" w:hAnsi="Wingdings" w:hint="default"/>
-        <w:sz w:val="20"/>
-      </w:rPr>
-    </w:lvl>
-    <w:lvl w:ilvl="4" w:tentative="1">
-      <w:start w:val="1"/>
-      <w:numFmt w:val="bullet"/>
-      <w:lvlText w:val=""/>
-      <w:lvlJc w:val="left"/>
-      <w:pPr>
-        <w:tabs>
-          <w:tab w:val="num" w:pos="3600"/>
-        </w:tabs>
-        <w:ind w:left="3600" w:hanging="360"/>
-      </w:pPr>
-      <w:rPr>
-        <w:rFonts w:ascii="Wingdings" w:hAnsi="Wingdings" w:hint="default"/>
-        <w:sz w:val="20"/>
-      </w:rPr>
-    </w:lvl>
-    <w:lvl w:ilvl="5" w:tentative="1">
-      <w:start w:val="1"/>
-      <w:numFmt w:val="bullet"/>
-      <w:lvlText w:val=""/>
-      <w:lvlJc w:val="left"/>
-      <w:pPr>
-        <w:tabs>
-          <w:tab w:val="num" w:pos="4320"/>
-        </w:tabs>
-        <w:ind w:left="4320" w:hanging="360"/>
-      </w:pPr>
-      <w:rPr>
-        <w:rFonts w:ascii="Wingdings" w:hAnsi="Wingdings" w:hint="default"/>
-        <w:sz w:val="20"/>
-      </w:rPr>
-    </w:lvl>
-    <w:lvl w:ilvl="6" w:tentative="1">
-      <w:start w:val="1"/>
-      <w:numFmt w:val="bullet"/>
-      <w:lvlText w:val=""/>
-      <w:lvlJc w:val="left"/>
-      <w:pPr>
-        <w:tabs>
-          <w:tab w:val="num" w:pos="5040"/>
-        </w:tabs>
-        <w:ind w:left="5040" w:hanging="360"/>
-      </w:pPr>
-      <w:rPr>
-        <w:rFonts w:ascii="Wingdings" w:hAnsi="Wingdings" w:hint="default"/>
-        <w:sz w:val="20"/>
-      </w:rPr>
-    </w:lvl>
-    <w:lvl w:ilvl="7" w:tentative="1">
-      <w:start w:val="1"/>
-      <w:numFmt w:val="bullet"/>
-      <w:lvlText w:val=""/>
-      <w:lvlJc w:val="left"/>
-      <w:pPr>
-        <w:tabs>
-          <w:tab w:val="num" w:pos="5760"/>
-        </w:tabs>
-        <w:ind w:left="5760" w:hanging="360"/>
-      </w:pPr>
-      <w:rPr>
-        <w:rFonts w:ascii="Wingdings" w:hAnsi="Wingdings" w:hint="default"/>
-        <w:sz w:val="20"/>
-      </w:rPr>
-    </w:lvl>
-    <w:lvl w:ilvl="8" w:tentative="1">
-      <w:start w:val="1"/>
-      <w:numFmt w:val="bullet"/>
-      <w:lvlText w:val=""/>
-      <w:lvlJc w:val="left"/>
-      <w:pPr>
-        <w:tabs>
-          <w:tab w:val="num" w:pos="6480"/>
-        </w:tabs>
-        <w:ind w:left="6480" w:hanging="360"/>
-      </w:pPr>
-      <w:rPr>
-        <w:rFonts w:ascii="Wingdings" w:hAnsi="Wingdings" w:hint="default"/>
-        <w:sz w:val="20"/>
-      </w:rPr>
-    </w:lvl>
-  </w:abstractNum>
-  <w:abstractNum w:abstractNumId="16" w15:restartNumberingAfterBreak="0">
-    <w:nsid w:val="33353964"/>
-    <w:multiLevelType w:val="multilevel"/>
-    <w:tmpl w:val="EB8273D2"/>
-    <w:lvl w:ilvl="0">
-      <w:start w:val="1"/>
-      <w:numFmt w:val="bullet"/>
-      <w:lvlText w:val=""/>
-      <w:lvlJc w:val="left"/>
-      <w:pPr>
-        <w:tabs>
-          <w:tab w:val="num" w:pos="720"/>
-        </w:tabs>
-        <w:ind w:left="720" w:hanging="360"/>
-      </w:pPr>
-      <w:rPr>
-        <w:rFonts w:ascii="Symbol" w:hAnsi="Symbol" w:hint="default"/>
-        <w:sz w:val="20"/>
-      </w:rPr>
-    </w:lvl>
-    <w:lvl w:ilvl="1" w:tentative="1">
-      <w:start w:val="1"/>
-      <w:numFmt w:val="bullet"/>
-      <w:lvlText w:val="o"/>
-      <w:lvlJc w:val="left"/>
-      <w:pPr>
-        <w:tabs>
-          <w:tab w:val="num" w:pos="1440"/>
-        </w:tabs>
-        <w:ind w:left="1440" w:hanging="360"/>
-      </w:pPr>
-      <w:rPr>
-        <w:rFonts w:ascii="Courier New" w:hAnsi="Courier New" w:hint="default"/>
-        <w:sz w:val="20"/>
-      </w:rPr>
-    </w:lvl>
-    <w:lvl w:ilvl="2" w:tentative="1">
-      <w:start w:val="1"/>
-      <w:numFmt w:val="bullet"/>
-      <w:lvlText w:val=""/>
-      <w:lvlJc w:val="left"/>
-      <w:pPr>
-        <w:tabs>
-          <w:tab w:val="num" w:pos="2160"/>
-        </w:tabs>
-        <w:ind w:left="2160" w:hanging="360"/>
-      </w:pPr>
-      <w:rPr>
-        <w:rFonts w:ascii="Wingdings" w:hAnsi="Wingdings" w:hint="default"/>
-        <w:sz w:val="20"/>
-      </w:rPr>
-    </w:lvl>
-    <w:lvl w:ilvl="3" w:tentative="1">
-      <w:start w:val="1"/>
-      <w:numFmt w:val="bullet"/>
-      <w:lvlText w:val=""/>
-      <w:lvlJc w:val="left"/>
-      <w:pPr>
-        <w:tabs>
-          <w:tab w:val="num" w:pos="2880"/>
-        </w:tabs>
-        <w:ind w:left="2880" w:hanging="360"/>
-      </w:pPr>
-      <w:rPr>
-        <w:rFonts w:ascii="Wingdings" w:hAnsi="Wingdings" w:hint="default"/>
-        <w:sz w:val="20"/>
-      </w:rPr>
-    </w:lvl>
-    <w:lvl w:ilvl="4" w:tentative="1">
-      <w:start w:val="1"/>
-      <w:numFmt w:val="bullet"/>
-      <w:lvlText w:val=""/>
-      <w:lvlJc w:val="left"/>
-      <w:pPr>
-        <w:tabs>
-          <w:tab w:val="num" w:pos="3600"/>
-        </w:tabs>
-        <w:ind w:left="3600" w:hanging="360"/>
-      </w:pPr>
-      <w:rPr>
-        <w:rFonts w:ascii="Wingdings" w:hAnsi="Wingdings" w:hint="default"/>
-        <w:sz w:val="20"/>
-      </w:rPr>
-    </w:lvl>
-    <w:lvl w:ilvl="5" w:tentative="1">
-      <w:start w:val="1"/>
-      <w:numFmt w:val="bullet"/>
-      <w:lvlText w:val=""/>
-      <w:lvlJc w:val="left"/>
-      <w:pPr>
-        <w:tabs>
-          <w:tab w:val="num" w:pos="4320"/>
-        </w:tabs>
-        <w:ind w:left="4320" w:hanging="360"/>
-      </w:pPr>
-      <w:rPr>
-        <w:rFonts w:ascii="Wingdings" w:hAnsi="Wingdings" w:hint="default"/>
-        <w:sz w:val="20"/>
-      </w:rPr>
-    </w:lvl>
-    <w:lvl w:ilvl="6" w:tentative="1">
-      <w:start w:val="1"/>
-      <w:numFmt w:val="bullet"/>
-      <w:lvlText w:val=""/>
-      <w:lvlJc w:val="left"/>
-      <w:pPr>
-        <w:tabs>
-          <w:tab w:val="num" w:pos="5040"/>
-        </w:tabs>
-        <w:ind w:left="5040" w:hanging="360"/>
-      </w:pPr>
-      <w:rPr>
-        <w:rFonts w:ascii="Wingdings" w:hAnsi="Wingdings" w:hint="default"/>
-        <w:sz w:val="20"/>
-      </w:rPr>
-    </w:lvl>
-    <w:lvl w:ilvl="7" w:tentative="1">
-      <w:start w:val="1"/>
-      <w:numFmt w:val="bullet"/>
-      <w:lvlText w:val=""/>
-      <w:lvlJc w:val="left"/>
-      <w:pPr>
-        <w:tabs>
-          <w:tab w:val="num" w:pos="5760"/>
-        </w:tabs>
-        <w:ind w:left="5760" w:hanging="360"/>
-      </w:pPr>
-      <w:rPr>
-        <w:rFonts w:ascii="Wingdings" w:hAnsi="Wingdings" w:hint="default"/>
-        <w:sz w:val="20"/>
-      </w:rPr>
-    </w:lvl>
-    <w:lvl w:ilvl="8" w:tentative="1">
-      <w:start w:val="1"/>
-      <w:numFmt w:val="bullet"/>
-      <w:lvlText w:val=""/>
-      <w:lvlJc w:val="left"/>
-      <w:pPr>
-        <w:tabs>
-          <w:tab w:val="num" w:pos="6480"/>
-        </w:tabs>
-        <w:ind w:left="6480" w:hanging="360"/>
-      </w:pPr>
-      <w:rPr>
-        <w:rFonts w:ascii="Wingdings" w:hAnsi="Wingdings" w:hint="default"/>
-        <w:sz w:val="20"/>
-      </w:rPr>
-    </w:lvl>
-  </w:abstractNum>
-  <w:abstractNum w:abstractNumId="17" w15:restartNumberingAfterBreak="0">
-    <w:nsid w:val="345E2513"/>
-    <w:multiLevelType w:val="multilevel"/>
-    <w:tmpl w:val="E17875EC"/>
-    <w:lvl w:ilvl="0">
-      <w:start w:val="1"/>
-      <w:numFmt w:val="bullet"/>
-      <w:lvlText w:val=""/>
-      <w:lvlJc w:val="left"/>
-      <w:pPr>
-        <w:tabs>
-          <w:tab w:val="num" w:pos="720"/>
-        </w:tabs>
-        <w:ind w:left="720" w:hanging="360"/>
-      </w:pPr>
-      <w:rPr>
-        <w:rFonts w:ascii="Symbol" w:hAnsi="Symbol" w:hint="default"/>
-        <w:sz w:val="20"/>
-      </w:rPr>
-    </w:lvl>
-    <w:lvl w:ilvl="1" w:tentative="1">
-      <w:start w:val="1"/>
-      <w:numFmt w:val="bullet"/>
-      <w:lvlText w:val="o"/>
-      <w:lvlJc w:val="left"/>
-      <w:pPr>
-        <w:tabs>
-          <w:tab w:val="num" w:pos="1440"/>
-        </w:tabs>
-        <w:ind w:left="1440" w:hanging="360"/>
-      </w:pPr>
-      <w:rPr>
-        <w:rFonts w:ascii="Courier New" w:hAnsi="Courier New" w:hint="default"/>
-        <w:sz w:val="20"/>
-      </w:rPr>
-    </w:lvl>
-    <w:lvl w:ilvl="2" w:tentative="1">
-      <w:start w:val="1"/>
-      <w:numFmt w:val="bullet"/>
-      <w:lvlText w:val=""/>
-      <w:lvlJc w:val="left"/>
-      <w:pPr>
-        <w:tabs>
-          <w:tab w:val="num" w:pos="2160"/>
-        </w:tabs>
-        <w:ind w:left="2160" w:hanging="360"/>
-      </w:pPr>
-      <w:rPr>
-        <w:rFonts w:ascii="Wingdings" w:hAnsi="Wingdings" w:hint="default"/>
-        <w:sz w:val="20"/>
-      </w:rPr>
-    </w:lvl>
-    <w:lvl w:ilvl="3" w:tentative="1">
-      <w:start w:val="1"/>
-      <w:numFmt w:val="bullet"/>
-      <w:lvlText w:val=""/>
-      <w:lvlJc w:val="left"/>
-      <w:pPr>
-        <w:tabs>
-          <w:tab w:val="num" w:pos="2880"/>
-        </w:tabs>
-        <w:ind w:left="2880" w:hanging="360"/>
-      </w:pPr>
-      <w:rPr>
-        <w:rFonts w:ascii="Wingdings" w:hAnsi="Wingdings" w:hint="default"/>
-        <w:sz w:val="20"/>
-      </w:rPr>
-    </w:lvl>
-    <w:lvl w:ilvl="4" w:tentative="1">
-      <w:start w:val="1"/>
-      <w:numFmt w:val="bullet"/>
-      <w:lvlText w:val=""/>
-      <w:lvlJc w:val="left"/>
-      <w:pPr>
-        <w:tabs>
-          <w:tab w:val="num" w:pos="3600"/>
-        </w:tabs>
-        <w:ind w:left="3600" w:hanging="360"/>
-      </w:pPr>
-      <w:rPr>
-        <w:rFonts w:ascii="Wingdings" w:hAnsi="Wingdings" w:hint="default"/>
-        <w:sz w:val="20"/>
-      </w:rPr>
-    </w:lvl>
-    <w:lvl w:ilvl="5" w:tentative="1">
-      <w:start w:val="1"/>
-      <w:numFmt w:val="bullet"/>
-      <w:lvlText w:val=""/>
-      <w:lvlJc w:val="left"/>
-      <w:pPr>
-        <w:tabs>
-          <w:tab w:val="num" w:pos="4320"/>
-        </w:tabs>
-        <w:ind w:left="4320" w:hanging="360"/>
-      </w:pPr>
-      <w:rPr>
-        <w:rFonts w:ascii="Wingdings" w:hAnsi="Wingdings" w:hint="default"/>
-        <w:sz w:val="20"/>
-      </w:rPr>
-    </w:lvl>
-    <w:lvl w:ilvl="6" w:tentative="1">
-      <w:start w:val="1"/>
-      <w:numFmt w:val="bullet"/>
-      <w:lvlText w:val=""/>
-      <w:lvlJc w:val="left"/>
-      <w:pPr>
-        <w:tabs>
-          <w:tab w:val="num" w:pos="5040"/>
-        </w:tabs>
-        <w:ind w:left="5040" w:hanging="360"/>
-      </w:pPr>
-      <w:rPr>
-        <w:rFonts w:ascii="Wingdings" w:hAnsi="Wingdings" w:hint="default"/>
-        <w:sz w:val="20"/>
-      </w:rPr>
-    </w:lvl>
-    <w:lvl w:ilvl="7" w:tentative="1">
-      <w:start w:val="1"/>
-      <w:numFmt w:val="bullet"/>
-      <w:lvlText w:val=""/>
-      <w:lvlJc w:val="left"/>
-      <w:pPr>
-        <w:tabs>
-          <w:tab w:val="num" w:pos="5760"/>
-        </w:tabs>
-        <w:ind w:left="5760" w:hanging="360"/>
-      </w:pPr>
-      <w:rPr>
-        <w:rFonts w:ascii="Wingdings" w:hAnsi="Wingdings" w:hint="default"/>
-        <w:sz w:val="20"/>
-      </w:rPr>
-    </w:lvl>
-    <w:lvl w:ilvl="8" w:tentative="1">
-      <w:start w:val="1"/>
-      <w:numFmt w:val="bullet"/>
-      <w:lvlText w:val=""/>
-      <w:lvlJc w:val="left"/>
-      <w:pPr>
-        <w:tabs>
-          <w:tab w:val="num" w:pos="6480"/>
-        </w:tabs>
-        <w:ind w:left="6480" w:hanging="360"/>
-      </w:pPr>
-      <w:rPr>
-        <w:rFonts w:ascii="Wingdings" w:hAnsi="Wingdings" w:hint="default"/>
-        <w:sz w:val="20"/>
-      </w:rPr>
-    </w:lvl>
-  </w:abstractNum>
-  <w:abstractNum w:abstractNumId="18" w15:restartNumberingAfterBreak="0">
-    <w:nsid w:val="34777B3A"/>
-    <w:multiLevelType w:val="multilevel"/>
-    <w:tmpl w:val="560A4CB0"/>
+    <w:tmpl w:val="A9E67072"/>
     <w:lvl w:ilvl="0">
       <w:start w:val="1"/>
       <w:numFmt w:val="decimal"/>
@@ -21434,755 +22152,10 @@
       </w:pPr>
     </w:lvl>
   </w:abstractNum>
-  <w:abstractNum w:abstractNumId="19" w15:restartNumberingAfterBreak="0">
-    <w:nsid w:val="3A2C5F29"/>
+  <w:abstractNum w:abstractNumId="24" w15:restartNumberingAfterBreak="0">
+    <w:nsid w:val="53FF1547"/>
     <w:multiLevelType w:val="multilevel"/>
-    <w:tmpl w:val="CBFCF844"/>
-    <w:lvl w:ilvl="0">
-      <w:start w:val="1"/>
-      <w:numFmt w:val="bullet"/>
-      <w:lvlText w:val=""/>
-      <w:lvlJc w:val="left"/>
-      <w:pPr>
-        <w:tabs>
-          <w:tab w:val="num" w:pos="720"/>
-        </w:tabs>
-        <w:ind w:left="720" w:hanging="360"/>
-      </w:pPr>
-      <w:rPr>
-        <w:rFonts w:ascii="Symbol" w:hAnsi="Symbol" w:hint="default"/>
-        <w:sz w:val="20"/>
-      </w:rPr>
-    </w:lvl>
-    <w:lvl w:ilvl="1" w:tentative="1">
-      <w:start w:val="1"/>
-      <w:numFmt w:val="bullet"/>
-      <w:lvlText w:val="o"/>
-      <w:lvlJc w:val="left"/>
-      <w:pPr>
-        <w:tabs>
-          <w:tab w:val="num" w:pos="1440"/>
-        </w:tabs>
-        <w:ind w:left="1440" w:hanging="360"/>
-      </w:pPr>
-      <w:rPr>
-        <w:rFonts w:ascii="Courier New" w:hAnsi="Courier New" w:hint="default"/>
-        <w:sz w:val="20"/>
-      </w:rPr>
-    </w:lvl>
-    <w:lvl w:ilvl="2" w:tentative="1">
-      <w:start w:val="1"/>
-      <w:numFmt w:val="bullet"/>
-      <w:lvlText w:val=""/>
-      <w:lvlJc w:val="left"/>
-      <w:pPr>
-        <w:tabs>
-          <w:tab w:val="num" w:pos="2160"/>
-        </w:tabs>
-        <w:ind w:left="2160" w:hanging="360"/>
-      </w:pPr>
-      <w:rPr>
-        <w:rFonts w:ascii="Wingdings" w:hAnsi="Wingdings" w:hint="default"/>
-        <w:sz w:val="20"/>
-      </w:rPr>
-    </w:lvl>
-    <w:lvl w:ilvl="3" w:tentative="1">
-      <w:start w:val="1"/>
-      <w:numFmt w:val="bullet"/>
-      <w:lvlText w:val=""/>
-      <w:lvlJc w:val="left"/>
-      <w:pPr>
-        <w:tabs>
-          <w:tab w:val="num" w:pos="2880"/>
-        </w:tabs>
-        <w:ind w:left="2880" w:hanging="360"/>
-      </w:pPr>
-      <w:rPr>
-        <w:rFonts w:ascii="Wingdings" w:hAnsi="Wingdings" w:hint="default"/>
-        <w:sz w:val="20"/>
-      </w:rPr>
-    </w:lvl>
-    <w:lvl w:ilvl="4" w:tentative="1">
-      <w:start w:val="1"/>
-      <w:numFmt w:val="bullet"/>
-      <w:lvlText w:val=""/>
-      <w:lvlJc w:val="left"/>
-      <w:pPr>
-        <w:tabs>
-          <w:tab w:val="num" w:pos="3600"/>
-        </w:tabs>
-        <w:ind w:left="3600" w:hanging="360"/>
-      </w:pPr>
-      <w:rPr>
-        <w:rFonts w:ascii="Wingdings" w:hAnsi="Wingdings" w:hint="default"/>
-        <w:sz w:val="20"/>
-      </w:rPr>
-    </w:lvl>
-    <w:lvl w:ilvl="5" w:tentative="1">
-      <w:start w:val="1"/>
-      <w:numFmt w:val="bullet"/>
-      <w:lvlText w:val=""/>
-      <w:lvlJc w:val="left"/>
-      <w:pPr>
-        <w:tabs>
-          <w:tab w:val="num" w:pos="4320"/>
-        </w:tabs>
-        <w:ind w:left="4320" w:hanging="360"/>
-      </w:pPr>
-      <w:rPr>
-        <w:rFonts w:ascii="Wingdings" w:hAnsi="Wingdings" w:hint="default"/>
-        <w:sz w:val="20"/>
-      </w:rPr>
-    </w:lvl>
-    <w:lvl w:ilvl="6" w:tentative="1">
-      <w:start w:val="1"/>
-      <w:numFmt w:val="bullet"/>
-      <w:lvlText w:val=""/>
-      <w:lvlJc w:val="left"/>
-      <w:pPr>
-        <w:tabs>
-          <w:tab w:val="num" w:pos="5040"/>
-        </w:tabs>
-        <w:ind w:left="5040" w:hanging="360"/>
-      </w:pPr>
-      <w:rPr>
-        <w:rFonts w:ascii="Wingdings" w:hAnsi="Wingdings" w:hint="default"/>
-        <w:sz w:val="20"/>
-      </w:rPr>
-    </w:lvl>
-    <w:lvl w:ilvl="7" w:tentative="1">
-      <w:start w:val="1"/>
-      <w:numFmt w:val="bullet"/>
-      <w:lvlText w:val=""/>
-      <w:lvlJc w:val="left"/>
-      <w:pPr>
-        <w:tabs>
-          <w:tab w:val="num" w:pos="5760"/>
-        </w:tabs>
-        <w:ind w:left="5760" w:hanging="360"/>
-      </w:pPr>
-      <w:rPr>
-        <w:rFonts w:ascii="Wingdings" w:hAnsi="Wingdings" w:hint="default"/>
-        <w:sz w:val="20"/>
-      </w:rPr>
-    </w:lvl>
-    <w:lvl w:ilvl="8" w:tentative="1">
-      <w:start w:val="1"/>
-      <w:numFmt w:val="bullet"/>
-      <w:lvlText w:val=""/>
-      <w:lvlJc w:val="left"/>
-      <w:pPr>
-        <w:tabs>
-          <w:tab w:val="num" w:pos="6480"/>
-        </w:tabs>
-        <w:ind w:left="6480" w:hanging="360"/>
-      </w:pPr>
-      <w:rPr>
-        <w:rFonts w:ascii="Wingdings" w:hAnsi="Wingdings" w:hint="default"/>
-        <w:sz w:val="20"/>
-      </w:rPr>
-    </w:lvl>
-  </w:abstractNum>
-  <w:abstractNum w:abstractNumId="20" w15:restartNumberingAfterBreak="0">
-    <w:nsid w:val="3CD1655B"/>
-    <w:multiLevelType w:val="multilevel"/>
-    <w:tmpl w:val="5908064C"/>
-    <w:lvl w:ilvl="0">
-      <w:start w:val="1"/>
-      <w:numFmt w:val="bullet"/>
-      <w:lvlText w:val=""/>
-      <w:lvlJc w:val="left"/>
-      <w:pPr>
-        <w:tabs>
-          <w:tab w:val="num" w:pos="720"/>
-        </w:tabs>
-        <w:ind w:left="720" w:hanging="360"/>
-      </w:pPr>
-      <w:rPr>
-        <w:rFonts w:ascii="Symbol" w:hAnsi="Symbol" w:hint="default"/>
-        <w:sz w:val="20"/>
-      </w:rPr>
-    </w:lvl>
-    <w:lvl w:ilvl="1" w:tentative="1">
-      <w:start w:val="1"/>
-      <w:numFmt w:val="bullet"/>
-      <w:lvlText w:val="o"/>
-      <w:lvlJc w:val="left"/>
-      <w:pPr>
-        <w:tabs>
-          <w:tab w:val="num" w:pos="1440"/>
-        </w:tabs>
-        <w:ind w:left="1440" w:hanging="360"/>
-      </w:pPr>
-      <w:rPr>
-        <w:rFonts w:ascii="Courier New" w:hAnsi="Courier New" w:hint="default"/>
-        <w:sz w:val="20"/>
-      </w:rPr>
-    </w:lvl>
-    <w:lvl w:ilvl="2" w:tentative="1">
-      <w:start w:val="1"/>
-      <w:numFmt w:val="bullet"/>
-      <w:lvlText w:val=""/>
-      <w:lvlJc w:val="left"/>
-      <w:pPr>
-        <w:tabs>
-          <w:tab w:val="num" w:pos="2160"/>
-        </w:tabs>
-        <w:ind w:left="2160" w:hanging="360"/>
-      </w:pPr>
-      <w:rPr>
-        <w:rFonts w:ascii="Wingdings" w:hAnsi="Wingdings" w:hint="default"/>
-        <w:sz w:val="20"/>
-      </w:rPr>
-    </w:lvl>
-    <w:lvl w:ilvl="3" w:tentative="1">
-      <w:start w:val="1"/>
-      <w:numFmt w:val="bullet"/>
-      <w:lvlText w:val=""/>
-      <w:lvlJc w:val="left"/>
-      <w:pPr>
-        <w:tabs>
-          <w:tab w:val="num" w:pos="2880"/>
-        </w:tabs>
-        <w:ind w:left="2880" w:hanging="360"/>
-      </w:pPr>
-      <w:rPr>
-        <w:rFonts w:ascii="Wingdings" w:hAnsi="Wingdings" w:hint="default"/>
-        <w:sz w:val="20"/>
-      </w:rPr>
-    </w:lvl>
-    <w:lvl w:ilvl="4" w:tentative="1">
-      <w:start w:val="1"/>
-      <w:numFmt w:val="bullet"/>
-      <w:lvlText w:val=""/>
-      <w:lvlJc w:val="left"/>
-      <w:pPr>
-        <w:tabs>
-          <w:tab w:val="num" w:pos="3600"/>
-        </w:tabs>
-        <w:ind w:left="3600" w:hanging="360"/>
-      </w:pPr>
-      <w:rPr>
-        <w:rFonts w:ascii="Wingdings" w:hAnsi="Wingdings" w:hint="default"/>
-        <w:sz w:val="20"/>
-      </w:rPr>
-    </w:lvl>
-    <w:lvl w:ilvl="5" w:tentative="1">
-      <w:start w:val="1"/>
-      <w:numFmt w:val="bullet"/>
-      <w:lvlText w:val=""/>
-      <w:lvlJc w:val="left"/>
-      <w:pPr>
-        <w:tabs>
-          <w:tab w:val="num" w:pos="4320"/>
-        </w:tabs>
-        <w:ind w:left="4320" w:hanging="360"/>
-      </w:pPr>
-      <w:rPr>
-        <w:rFonts w:ascii="Wingdings" w:hAnsi="Wingdings" w:hint="default"/>
-        <w:sz w:val="20"/>
-      </w:rPr>
-    </w:lvl>
-    <w:lvl w:ilvl="6" w:tentative="1">
-      <w:start w:val="1"/>
-      <w:numFmt w:val="bullet"/>
-      <w:lvlText w:val=""/>
-      <w:lvlJc w:val="left"/>
-      <w:pPr>
-        <w:tabs>
-          <w:tab w:val="num" w:pos="5040"/>
-        </w:tabs>
-        <w:ind w:left="5040" w:hanging="360"/>
-      </w:pPr>
-      <w:rPr>
-        <w:rFonts w:ascii="Wingdings" w:hAnsi="Wingdings" w:hint="default"/>
-        <w:sz w:val="20"/>
-      </w:rPr>
-    </w:lvl>
-    <w:lvl w:ilvl="7" w:tentative="1">
-      <w:start w:val="1"/>
-      <w:numFmt w:val="bullet"/>
-      <w:lvlText w:val=""/>
-      <w:lvlJc w:val="left"/>
-      <w:pPr>
-        <w:tabs>
-          <w:tab w:val="num" w:pos="5760"/>
-        </w:tabs>
-        <w:ind w:left="5760" w:hanging="360"/>
-      </w:pPr>
-      <w:rPr>
-        <w:rFonts w:ascii="Wingdings" w:hAnsi="Wingdings" w:hint="default"/>
-        <w:sz w:val="20"/>
-      </w:rPr>
-    </w:lvl>
-    <w:lvl w:ilvl="8" w:tentative="1">
-      <w:start w:val="1"/>
-      <w:numFmt w:val="bullet"/>
-      <w:lvlText w:val=""/>
-      <w:lvlJc w:val="left"/>
-      <w:pPr>
-        <w:tabs>
-          <w:tab w:val="num" w:pos="6480"/>
-        </w:tabs>
-        <w:ind w:left="6480" w:hanging="360"/>
-      </w:pPr>
-      <w:rPr>
-        <w:rFonts w:ascii="Wingdings" w:hAnsi="Wingdings" w:hint="default"/>
-        <w:sz w:val="20"/>
-      </w:rPr>
-    </w:lvl>
-  </w:abstractNum>
-  <w:abstractNum w:abstractNumId="21" w15:restartNumberingAfterBreak="0">
-    <w:nsid w:val="3CF1311F"/>
-    <w:multiLevelType w:val="multilevel"/>
-    <w:tmpl w:val="7CD0A614"/>
-    <w:lvl w:ilvl="0">
-      <w:start w:val="1"/>
-      <w:numFmt w:val="bullet"/>
-      <w:lvlText w:val=""/>
-      <w:lvlJc w:val="left"/>
-      <w:pPr>
-        <w:tabs>
-          <w:tab w:val="num" w:pos="720"/>
-        </w:tabs>
-        <w:ind w:left="720" w:hanging="360"/>
-      </w:pPr>
-      <w:rPr>
-        <w:rFonts w:ascii="Symbol" w:hAnsi="Symbol" w:hint="default"/>
-        <w:sz w:val="20"/>
-      </w:rPr>
-    </w:lvl>
-    <w:lvl w:ilvl="1" w:tentative="1">
-      <w:start w:val="1"/>
-      <w:numFmt w:val="bullet"/>
-      <w:lvlText w:val="o"/>
-      <w:lvlJc w:val="left"/>
-      <w:pPr>
-        <w:tabs>
-          <w:tab w:val="num" w:pos="1440"/>
-        </w:tabs>
-        <w:ind w:left="1440" w:hanging="360"/>
-      </w:pPr>
-      <w:rPr>
-        <w:rFonts w:ascii="Courier New" w:hAnsi="Courier New" w:hint="default"/>
-        <w:sz w:val="20"/>
-      </w:rPr>
-    </w:lvl>
-    <w:lvl w:ilvl="2" w:tentative="1">
-      <w:start w:val="1"/>
-      <w:numFmt w:val="bullet"/>
-      <w:lvlText w:val=""/>
-      <w:lvlJc w:val="left"/>
-      <w:pPr>
-        <w:tabs>
-          <w:tab w:val="num" w:pos="2160"/>
-        </w:tabs>
-        <w:ind w:left="2160" w:hanging="360"/>
-      </w:pPr>
-      <w:rPr>
-        <w:rFonts w:ascii="Wingdings" w:hAnsi="Wingdings" w:hint="default"/>
-        <w:sz w:val="20"/>
-      </w:rPr>
-    </w:lvl>
-    <w:lvl w:ilvl="3" w:tentative="1">
-      <w:start w:val="1"/>
-      <w:numFmt w:val="bullet"/>
-      <w:lvlText w:val=""/>
-      <w:lvlJc w:val="left"/>
-      <w:pPr>
-        <w:tabs>
-          <w:tab w:val="num" w:pos="2880"/>
-        </w:tabs>
-        <w:ind w:left="2880" w:hanging="360"/>
-      </w:pPr>
-      <w:rPr>
-        <w:rFonts w:ascii="Wingdings" w:hAnsi="Wingdings" w:hint="default"/>
-        <w:sz w:val="20"/>
-      </w:rPr>
-    </w:lvl>
-    <w:lvl w:ilvl="4" w:tentative="1">
-      <w:start w:val="1"/>
-      <w:numFmt w:val="bullet"/>
-      <w:lvlText w:val=""/>
-      <w:lvlJc w:val="left"/>
-      <w:pPr>
-        <w:tabs>
-          <w:tab w:val="num" w:pos="3600"/>
-        </w:tabs>
-        <w:ind w:left="3600" w:hanging="360"/>
-      </w:pPr>
-      <w:rPr>
-        <w:rFonts w:ascii="Wingdings" w:hAnsi="Wingdings" w:hint="default"/>
-        <w:sz w:val="20"/>
-      </w:rPr>
-    </w:lvl>
-    <w:lvl w:ilvl="5" w:tentative="1">
-      <w:start w:val="1"/>
-      <w:numFmt w:val="bullet"/>
-      <w:lvlText w:val=""/>
-      <w:lvlJc w:val="left"/>
-      <w:pPr>
-        <w:tabs>
-          <w:tab w:val="num" w:pos="4320"/>
-        </w:tabs>
-        <w:ind w:left="4320" w:hanging="360"/>
-      </w:pPr>
-      <w:rPr>
-        <w:rFonts w:ascii="Wingdings" w:hAnsi="Wingdings" w:hint="default"/>
-        <w:sz w:val="20"/>
-      </w:rPr>
-    </w:lvl>
-    <w:lvl w:ilvl="6" w:tentative="1">
-      <w:start w:val="1"/>
-      <w:numFmt w:val="bullet"/>
-      <w:lvlText w:val=""/>
-      <w:lvlJc w:val="left"/>
-      <w:pPr>
-        <w:tabs>
-          <w:tab w:val="num" w:pos="5040"/>
-        </w:tabs>
-        <w:ind w:left="5040" w:hanging="360"/>
-      </w:pPr>
-      <w:rPr>
-        <w:rFonts w:ascii="Wingdings" w:hAnsi="Wingdings" w:hint="default"/>
-        <w:sz w:val="20"/>
-      </w:rPr>
-    </w:lvl>
-    <w:lvl w:ilvl="7" w:tentative="1">
-      <w:start w:val="1"/>
-      <w:numFmt w:val="bullet"/>
-      <w:lvlText w:val=""/>
-      <w:lvlJc w:val="left"/>
-      <w:pPr>
-        <w:tabs>
-          <w:tab w:val="num" w:pos="5760"/>
-        </w:tabs>
-        <w:ind w:left="5760" w:hanging="360"/>
-      </w:pPr>
-      <w:rPr>
-        <w:rFonts w:ascii="Wingdings" w:hAnsi="Wingdings" w:hint="default"/>
-        <w:sz w:val="20"/>
-      </w:rPr>
-    </w:lvl>
-    <w:lvl w:ilvl="8" w:tentative="1">
-      <w:start w:val="1"/>
-      <w:numFmt w:val="bullet"/>
-      <w:lvlText w:val=""/>
-      <w:lvlJc w:val="left"/>
-      <w:pPr>
-        <w:tabs>
-          <w:tab w:val="num" w:pos="6480"/>
-        </w:tabs>
-        <w:ind w:left="6480" w:hanging="360"/>
-      </w:pPr>
-      <w:rPr>
-        <w:rFonts w:ascii="Wingdings" w:hAnsi="Wingdings" w:hint="default"/>
-        <w:sz w:val="20"/>
-      </w:rPr>
-    </w:lvl>
-  </w:abstractNum>
-  <w:abstractNum w:abstractNumId="22" w15:restartNumberingAfterBreak="0">
-    <w:nsid w:val="4630728B"/>
-    <w:multiLevelType w:val="multilevel"/>
-    <w:tmpl w:val="1BC6FBD6"/>
-    <w:lvl w:ilvl="0">
-      <w:start w:val="1"/>
-      <w:numFmt w:val="bullet"/>
-      <w:lvlText w:val=""/>
-      <w:lvlJc w:val="left"/>
-      <w:pPr>
-        <w:tabs>
-          <w:tab w:val="num" w:pos="720"/>
-        </w:tabs>
-        <w:ind w:left="720" w:hanging="360"/>
-      </w:pPr>
-      <w:rPr>
-        <w:rFonts w:ascii="Symbol" w:hAnsi="Symbol" w:hint="default"/>
-        <w:sz w:val="20"/>
-      </w:rPr>
-    </w:lvl>
-    <w:lvl w:ilvl="1" w:tentative="1">
-      <w:start w:val="1"/>
-      <w:numFmt w:val="bullet"/>
-      <w:lvlText w:val="o"/>
-      <w:lvlJc w:val="left"/>
-      <w:pPr>
-        <w:tabs>
-          <w:tab w:val="num" w:pos="1440"/>
-        </w:tabs>
-        <w:ind w:left="1440" w:hanging="360"/>
-      </w:pPr>
-      <w:rPr>
-        <w:rFonts w:ascii="Courier New" w:hAnsi="Courier New" w:hint="default"/>
-        <w:sz w:val="20"/>
-      </w:rPr>
-    </w:lvl>
-    <w:lvl w:ilvl="2" w:tentative="1">
-      <w:start w:val="1"/>
-      <w:numFmt w:val="bullet"/>
-      <w:lvlText w:val=""/>
-      <w:lvlJc w:val="left"/>
-      <w:pPr>
-        <w:tabs>
-          <w:tab w:val="num" w:pos="2160"/>
-        </w:tabs>
-        <w:ind w:left="2160" w:hanging="360"/>
-      </w:pPr>
-      <w:rPr>
-        <w:rFonts w:ascii="Wingdings" w:hAnsi="Wingdings" w:hint="default"/>
-        <w:sz w:val="20"/>
-      </w:rPr>
-    </w:lvl>
-    <w:lvl w:ilvl="3" w:tentative="1">
-      <w:start w:val="1"/>
-      <w:numFmt w:val="bullet"/>
-      <w:lvlText w:val=""/>
-      <w:lvlJc w:val="left"/>
-      <w:pPr>
-        <w:tabs>
-          <w:tab w:val="num" w:pos="2880"/>
-        </w:tabs>
-        <w:ind w:left="2880" w:hanging="360"/>
-      </w:pPr>
-      <w:rPr>
-        <w:rFonts w:ascii="Wingdings" w:hAnsi="Wingdings" w:hint="default"/>
-        <w:sz w:val="20"/>
-      </w:rPr>
-    </w:lvl>
-    <w:lvl w:ilvl="4" w:tentative="1">
-      <w:start w:val="1"/>
-      <w:numFmt w:val="bullet"/>
-      <w:lvlText w:val=""/>
-      <w:lvlJc w:val="left"/>
-      <w:pPr>
-        <w:tabs>
-          <w:tab w:val="num" w:pos="3600"/>
-        </w:tabs>
-        <w:ind w:left="3600" w:hanging="360"/>
-      </w:pPr>
-      <w:rPr>
-        <w:rFonts w:ascii="Wingdings" w:hAnsi="Wingdings" w:hint="default"/>
-        <w:sz w:val="20"/>
-      </w:rPr>
-    </w:lvl>
-    <w:lvl w:ilvl="5" w:tentative="1">
-      <w:start w:val="1"/>
-      <w:numFmt w:val="bullet"/>
-      <w:lvlText w:val=""/>
-      <w:lvlJc w:val="left"/>
-      <w:pPr>
-        <w:tabs>
-          <w:tab w:val="num" w:pos="4320"/>
-        </w:tabs>
-        <w:ind w:left="4320" w:hanging="360"/>
-      </w:pPr>
-      <w:rPr>
-        <w:rFonts w:ascii="Wingdings" w:hAnsi="Wingdings" w:hint="default"/>
-        <w:sz w:val="20"/>
-      </w:rPr>
-    </w:lvl>
-    <w:lvl w:ilvl="6" w:tentative="1">
-      <w:start w:val="1"/>
-      <w:numFmt w:val="bullet"/>
-      <w:lvlText w:val=""/>
-      <w:lvlJc w:val="left"/>
-      <w:pPr>
-        <w:tabs>
-          <w:tab w:val="num" w:pos="5040"/>
-        </w:tabs>
-        <w:ind w:left="5040" w:hanging="360"/>
-      </w:pPr>
-      <w:rPr>
-        <w:rFonts w:ascii="Wingdings" w:hAnsi="Wingdings" w:hint="default"/>
-        <w:sz w:val="20"/>
-      </w:rPr>
-    </w:lvl>
-    <w:lvl w:ilvl="7" w:tentative="1">
-      <w:start w:val="1"/>
-      <w:numFmt w:val="bullet"/>
-      <w:lvlText w:val=""/>
-      <w:lvlJc w:val="left"/>
-      <w:pPr>
-        <w:tabs>
-          <w:tab w:val="num" w:pos="5760"/>
-        </w:tabs>
-        <w:ind w:left="5760" w:hanging="360"/>
-      </w:pPr>
-      <w:rPr>
-        <w:rFonts w:ascii="Wingdings" w:hAnsi="Wingdings" w:hint="default"/>
-        <w:sz w:val="20"/>
-      </w:rPr>
-    </w:lvl>
-    <w:lvl w:ilvl="8" w:tentative="1">
-      <w:start w:val="1"/>
-      <w:numFmt w:val="bullet"/>
-      <w:lvlText w:val=""/>
-      <w:lvlJc w:val="left"/>
-      <w:pPr>
-        <w:tabs>
-          <w:tab w:val="num" w:pos="6480"/>
-        </w:tabs>
-        <w:ind w:left="6480" w:hanging="360"/>
-      </w:pPr>
-      <w:rPr>
-        <w:rFonts w:ascii="Wingdings" w:hAnsi="Wingdings" w:hint="default"/>
-        <w:sz w:val="20"/>
-      </w:rPr>
-    </w:lvl>
-  </w:abstractNum>
-  <w:abstractNum w:abstractNumId="23" w15:restartNumberingAfterBreak="0">
-    <w:nsid w:val="46FB4DDD"/>
-    <w:multiLevelType w:val="multilevel"/>
-    <w:tmpl w:val="9F4EDEDA"/>
-    <w:lvl w:ilvl="0">
-      <w:start w:val="1"/>
-      <w:numFmt w:val="bullet"/>
-      <w:lvlText w:val=""/>
-      <w:lvlJc w:val="left"/>
-      <w:pPr>
-        <w:tabs>
-          <w:tab w:val="num" w:pos="720"/>
-        </w:tabs>
-        <w:ind w:left="720" w:hanging="360"/>
-      </w:pPr>
-      <w:rPr>
-        <w:rFonts w:ascii="Symbol" w:hAnsi="Symbol" w:hint="default"/>
-        <w:sz w:val="20"/>
-      </w:rPr>
-    </w:lvl>
-    <w:lvl w:ilvl="1" w:tentative="1">
-      <w:start w:val="1"/>
-      <w:numFmt w:val="bullet"/>
-      <w:lvlText w:val="o"/>
-      <w:lvlJc w:val="left"/>
-      <w:pPr>
-        <w:tabs>
-          <w:tab w:val="num" w:pos="1440"/>
-        </w:tabs>
-        <w:ind w:left="1440" w:hanging="360"/>
-      </w:pPr>
-      <w:rPr>
-        <w:rFonts w:ascii="Courier New" w:hAnsi="Courier New" w:hint="default"/>
-        <w:sz w:val="20"/>
-      </w:rPr>
-    </w:lvl>
-    <w:lvl w:ilvl="2" w:tentative="1">
-      <w:start w:val="1"/>
-      <w:numFmt w:val="bullet"/>
-      <w:lvlText w:val=""/>
-      <w:lvlJc w:val="left"/>
-      <w:pPr>
-        <w:tabs>
-          <w:tab w:val="num" w:pos="2160"/>
-        </w:tabs>
-        <w:ind w:left="2160" w:hanging="360"/>
-      </w:pPr>
-      <w:rPr>
-        <w:rFonts w:ascii="Wingdings" w:hAnsi="Wingdings" w:hint="default"/>
-        <w:sz w:val="20"/>
-      </w:rPr>
-    </w:lvl>
-    <w:lvl w:ilvl="3" w:tentative="1">
-      <w:start w:val="1"/>
-      <w:numFmt w:val="bullet"/>
-      <w:lvlText w:val=""/>
-      <w:lvlJc w:val="left"/>
-      <w:pPr>
-        <w:tabs>
-          <w:tab w:val="num" w:pos="2880"/>
-        </w:tabs>
-        <w:ind w:left="2880" w:hanging="360"/>
-      </w:pPr>
-      <w:rPr>
-        <w:rFonts w:ascii="Wingdings" w:hAnsi="Wingdings" w:hint="default"/>
-        <w:sz w:val="20"/>
-      </w:rPr>
-    </w:lvl>
-    <w:lvl w:ilvl="4" w:tentative="1">
-      <w:start w:val="1"/>
-      <w:numFmt w:val="bullet"/>
-      <w:lvlText w:val=""/>
-      <w:lvlJc w:val="left"/>
-      <w:pPr>
-        <w:tabs>
-          <w:tab w:val="num" w:pos="3600"/>
-        </w:tabs>
-        <w:ind w:left="3600" w:hanging="360"/>
-      </w:pPr>
-      <w:rPr>
-        <w:rFonts w:ascii="Wingdings" w:hAnsi="Wingdings" w:hint="default"/>
-        <w:sz w:val="20"/>
-      </w:rPr>
-    </w:lvl>
-    <w:lvl w:ilvl="5" w:tentative="1">
-      <w:start w:val="1"/>
-      <w:numFmt w:val="bullet"/>
-      <w:lvlText w:val=""/>
-      <w:lvlJc w:val="left"/>
-      <w:pPr>
-        <w:tabs>
-          <w:tab w:val="num" w:pos="4320"/>
-        </w:tabs>
-        <w:ind w:left="4320" w:hanging="360"/>
-      </w:pPr>
-      <w:rPr>
-        <w:rFonts w:ascii="Wingdings" w:hAnsi="Wingdings" w:hint="default"/>
-        <w:sz w:val="20"/>
-      </w:rPr>
-    </w:lvl>
-    <w:lvl w:ilvl="6" w:tentative="1">
-      <w:start w:val="1"/>
-      <w:numFmt w:val="bullet"/>
-      <w:lvlText w:val=""/>
-      <w:lvlJc w:val="left"/>
-      <w:pPr>
-        <w:tabs>
-          <w:tab w:val="num" w:pos="5040"/>
-        </w:tabs>
-        <w:ind w:left="5040" w:hanging="360"/>
-      </w:pPr>
-      <w:rPr>
-        <w:rFonts w:ascii="Wingdings" w:hAnsi="Wingdings" w:hint="default"/>
-        <w:sz w:val="20"/>
-      </w:rPr>
-    </w:lvl>
-    <w:lvl w:ilvl="7" w:tentative="1">
-      <w:start w:val="1"/>
-      <w:numFmt w:val="bullet"/>
-      <w:lvlText w:val=""/>
-      <w:lvlJc w:val="left"/>
-      <w:pPr>
-        <w:tabs>
-          <w:tab w:val="num" w:pos="5760"/>
-        </w:tabs>
-        <w:ind w:left="5760" w:hanging="360"/>
-      </w:pPr>
-      <w:rPr>
-        <w:rFonts w:ascii="Wingdings" w:hAnsi="Wingdings" w:hint="default"/>
-        <w:sz w:val="20"/>
-      </w:rPr>
-    </w:lvl>
-    <w:lvl w:ilvl="8" w:tentative="1">
-      <w:start w:val="1"/>
-      <w:numFmt w:val="bullet"/>
-      <w:lvlText w:val=""/>
-      <w:lvlJc w:val="left"/>
-      <w:pPr>
-        <w:tabs>
-          <w:tab w:val="num" w:pos="6480"/>
-        </w:tabs>
-        <w:ind w:left="6480" w:hanging="360"/>
-      </w:pPr>
-      <w:rPr>
-        <w:rFonts w:ascii="Wingdings" w:hAnsi="Wingdings" w:hint="default"/>
-        <w:sz w:val="20"/>
-      </w:rPr>
-    </w:lvl>
-  </w:abstractNum>
-  <w:abstractNum w:abstractNumId="24" w15:restartNumberingAfterBreak="0">
-    <w:nsid w:val="47A07727"/>
-    <w:multiLevelType w:val="multilevel"/>
-    <w:tmpl w:val="B068026C"/>
+    <w:tmpl w:val="F85A3676"/>
     <w:lvl w:ilvl="0">
       <w:start w:val="1"/>
       <w:numFmt w:val="bullet"/>
@@ -22329,9 +22302,9 @@
     </w:lvl>
   </w:abstractNum>
   <w:abstractNum w:abstractNumId="25" w15:restartNumberingAfterBreak="0">
-    <w:nsid w:val="4B9E3F67"/>
+    <w:nsid w:val="55027D00"/>
     <w:multiLevelType w:val="multilevel"/>
-    <w:tmpl w:val="4C48BB6A"/>
+    <w:tmpl w:val="785E4E30"/>
     <w:lvl w:ilvl="0">
       <w:start w:val="1"/>
       <w:numFmt w:val="bullet"/>
@@ -22478,9 +22451,9 @@
     </w:lvl>
   </w:abstractNum>
   <w:abstractNum w:abstractNumId="26" w15:restartNumberingAfterBreak="0">
-    <w:nsid w:val="4DBB5008"/>
+    <w:nsid w:val="59B708BE"/>
     <w:multiLevelType w:val="multilevel"/>
-    <w:tmpl w:val="3500C52C"/>
+    <w:tmpl w:val="021E74A4"/>
     <w:lvl w:ilvl="0">
       <w:start w:val="1"/>
       <w:numFmt w:val="bullet"/>
@@ -22627,9 +22600,307 @@
     </w:lvl>
   </w:abstractNum>
   <w:abstractNum w:abstractNumId="27" w15:restartNumberingAfterBreak="0">
-    <w:nsid w:val="50AD36CE"/>
+    <w:nsid w:val="5FB4552D"/>
     <w:multiLevelType w:val="multilevel"/>
-    <w:tmpl w:val="730AD4EE"/>
+    <w:tmpl w:val="C6703B22"/>
+    <w:lvl w:ilvl="0">
+      <w:start w:val="1"/>
+      <w:numFmt w:val="bullet"/>
+      <w:lvlText w:val=""/>
+      <w:lvlJc w:val="left"/>
+      <w:pPr>
+        <w:tabs>
+          <w:tab w:val="num" w:pos="720"/>
+        </w:tabs>
+        <w:ind w:left="720" w:hanging="360"/>
+      </w:pPr>
+      <w:rPr>
+        <w:rFonts w:ascii="Symbol" w:hAnsi="Symbol" w:hint="default"/>
+        <w:sz w:val="20"/>
+      </w:rPr>
+    </w:lvl>
+    <w:lvl w:ilvl="1" w:tentative="1">
+      <w:start w:val="1"/>
+      <w:numFmt w:val="bullet"/>
+      <w:lvlText w:val="o"/>
+      <w:lvlJc w:val="left"/>
+      <w:pPr>
+        <w:tabs>
+          <w:tab w:val="num" w:pos="1440"/>
+        </w:tabs>
+        <w:ind w:left="1440" w:hanging="360"/>
+      </w:pPr>
+      <w:rPr>
+        <w:rFonts w:ascii="Courier New" w:hAnsi="Courier New" w:hint="default"/>
+        <w:sz w:val="20"/>
+      </w:rPr>
+    </w:lvl>
+    <w:lvl w:ilvl="2" w:tentative="1">
+      <w:start w:val="1"/>
+      <w:numFmt w:val="bullet"/>
+      <w:lvlText w:val=""/>
+      <w:lvlJc w:val="left"/>
+      <w:pPr>
+        <w:tabs>
+          <w:tab w:val="num" w:pos="2160"/>
+        </w:tabs>
+        <w:ind w:left="2160" w:hanging="360"/>
+      </w:pPr>
+      <w:rPr>
+        <w:rFonts w:ascii="Wingdings" w:hAnsi="Wingdings" w:hint="default"/>
+        <w:sz w:val="20"/>
+      </w:rPr>
+    </w:lvl>
+    <w:lvl w:ilvl="3" w:tentative="1">
+      <w:start w:val="1"/>
+      <w:numFmt w:val="bullet"/>
+      <w:lvlText w:val=""/>
+      <w:lvlJc w:val="left"/>
+      <w:pPr>
+        <w:tabs>
+          <w:tab w:val="num" w:pos="2880"/>
+        </w:tabs>
+        <w:ind w:left="2880" w:hanging="360"/>
+      </w:pPr>
+      <w:rPr>
+        <w:rFonts w:ascii="Wingdings" w:hAnsi="Wingdings" w:hint="default"/>
+        <w:sz w:val="20"/>
+      </w:rPr>
+    </w:lvl>
+    <w:lvl w:ilvl="4" w:tentative="1">
+      <w:start w:val="1"/>
+      <w:numFmt w:val="bullet"/>
+      <w:lvlText w:val=""/>
+      <w:lvlJc w:val="left"/>
+      <w:pPr>
+        <w:tabs>
+          <w:tab w:val="num" w:pos="3600"/>
+        </w:tabs>
+        <w:ind w:left="3600" w:hanging="360"/>
+      </w:pPr>
+      <w:rPr>
+        <w:rFonts w:ascii="Wingdings" w:hAnsi="Wingdings" w:hint="default"/>
+        <w:sz w:val="20"/>
+      </w:rPr>
+    </w:lvl>
+    <w:lvl w:ilvl="5" w:tentative="1">
+      <w:start w:val="1"/>
+      <w:numFmt w:val="bullet"/>
+      <w:lvlText w:val=""/>
+      <w:lvlJc w:val="left"/>
+      <w:pPr>
+        <w:tabs>
+          <w:tab w:val="num" w:pos="4320"/>
+        </w:tabs>
+        <w:ind w:left="4320" w:hanging="360"/>
+      </w:pPr>
+      <w:rPr>
+        <w:rFonts w:ascii="Wingdings" w:hAnsi="Wingdings" w:hint="default"/>
+        <w:sz w:val="20"/>
+      </w:rPr>
+    </w:lvl>
+    <w:lvl w:ilvl="6" w:tentative="1">
+      <w:start w:val="1"/>
+      <w:numFmt w:val="bullet"/>
+      <w:lvlText w:val=""/>
+      <w:lvlJc w:val="left"/>
+      <w:pPr>
+        <w:tabs>
+          <w:tab w:val="num" w:pos="5040"/>
+        </w:tabs>
+        <w:ind w:left="5040" w:hanging="360"/>
+      </w:pPr>
+      <w:rPr>
+        <w:rFonts w:ascii="Wingdings" w:hAnsi="Wingdings" w:hint="default"/>
+        <w:sz w:val="20"/>
+      </w:rPr>
+    </w:lvl>
+    <w:lvl w:ilvl="7" w:tentative="1">
+      <w:start w:val="1"/>
+      <w:numFmt w:val="bullet"/>
+      <w:lvlText w:val=""/>
+      <w:lvlJc w:val="left"/>
+      <w:pPr>
+        <w:tabs>
+          <w:tab w:val="num" w:pos="5760"/>
+        </w:tabs>
+        <w:ind w:left="5760" w:hanging="360"/>
+      </w:pPr>
+      <w:rPr>
+        <w:rFonts w:ascii="Wingdings" w:hAnsi="Wingdings" w:hint="default"/>
+        <w:sz w:val="20"/>
+      </w:rPr>
+    </w:lvl>
+    <w:lvl w:ilvl="8" w:tentative="1">
+      <w:start w:val="1"/>
+      <w:numFmt w:val="bullet"/>
+      <w:lvlText w:val=""/>
+      <w:lvlJc w:val="left"/>
+      <w:pPr>
+        <w:tabs>
+          <w:tab w:val="num" w:pos="6480"/>
+        </w:tabs>
+        <w:ind w:left="6480" w:hanging="360"/>
+      </w:pPr>
+      <w:rPr>
+        <w:rFonts w:ascii="Wingdings" w:hAnsi="Wingdings" w:hint="default"/>
+        <w:sz w:val="20"/>
+      </w:rPr>
+    </w:lvl>
+  </w:abstractNum>
+  <w:abstractNum w:abstractNumId="28" w15:restartNumberingAfterBreak="0">
+    <w:nsid w:val="6046379B"/>
+    <w:multiLevelType w:val="multilevel"/>
+    <w:tmpl w:val="C7E0741C"/>
+    <w:lvl w:ilvl="0">
+      <w:start w:val="1"/>
+      <w:numFmt w:val="bullet"/>
+      <w:lvlText w:val=""/>
+      <w:lvlJc w:val="left"/>
+      <w:pPr>
+        <w:tabs>
+          <w:tab w:val="num" w:pos="720"/>
+        </w:tabs>
+        <w:ind w:left="720" w:hanging="360"/>
+      </w:pPr>
+      <w:rPr>
+        <w:rFonts w:ascii="Symbol" w:hAnsi="Symbol" w:hint="default"/>
+        <w:sz w:val="20"/>
+      </w:rPr>
+    </w:lvl>
+    <w:lvl w:ilvl="1" w:tentative="1">
+      <w:start w:val="1"/>
+      <w:numFmt w:val="bullet"/>
+      <w:lvlText w:val="o"/>
+      <w:lvlJc w:val="left"/>
+      <w:pPr>
+        <w:tabs>
+          <w:tab w:val="num" w:pos="1440"/>
+        </w:tabs>
+        <w:ind w:left="1440" w:hanging="360"/>
+      </w:pPr>
+      <w:rPr>
+        <w:rFonts w:ascii="Courier New" w:hAnsi="Courier New" w:hint="default"/>
+        <w:sz w:val="20"/>
+      </w:rPr>
+    </w:lvl>
+    <w:lvl w:ilvl="2" w:tentative="1">
+      <w:start w:val="1"/>
+      <w:numFmt w:val="bullet"/>
+      <w:lvlText w:val=""/>
+      <w:lvlJc w:val="left"/>
+      <w:pPr>
+        <w:tabs>
+          <w:tab w:val="num" w:pos="2160"/>
+        </w:tabs>
+        <w:ind w:left="2160" w:hanging="360"/>
+      </w:pPr>
+      <w:rPr>
+        <w:rFonts w:ascii="Wingdings" w:hAnsi="Wingdings" w:hint="default"/>
+        <w:sz w:val="20"/>
+      </w:rPr>
+    </w:lvl>
+    <w:lvl w:ilvl="3" w:tentative="1">
+      <w:start w:val="1"/>
+      <w:numFmt w:val="bullet"/>
+      <w:lvlText w:val=""/>
+      <w:lvlJc w:val="left"/>
+      <w:pPr>
+        <w:tabs>
+          <w:tab w:val="num" w:pos="2880"/>
+        </w:tabs>
+        <w:ind w:left="2880" w:hanging="360"/>
+      </w:pPr>
+      <w:rPr>
+        <w:rFonts w:ascii="Wingdings" w:hAnsi="Wingdings" w:hint="default"/>
+        <w:sz w:val="20"/>
+      </w:rPr>
+    </w:lvl>
+    <w:lvl w:ilvl="4" w:tentative="1">
+      <w:start w:val="1"/>
+      <w:numFmt w:val="bullet"/>
+      <w:lvlText w:val=""/>
+      <w:lvlJc w:val="left"/>
+      <w:pPr>
+        <w:tabs>
+          <w:tab w:val="num" w:pos="3600"/>
+        </w:tabs>
+        <w:ind w:left="3600" w:hanging="360"/>
+      </w:pPr>
+      <w:rPr>
+        <w:rFonts w:ascii="Wingdings" w:hAnsi="Wingdings" w:hint="default"/>
+        <w:sz w:val="20"/>
+      </w:rPr>
+    </w:lvl>
+    <w:lvl w:ilvl="5" w:tentative="1">
+      <w:start w:val="1"/>
+      <w:numFmt w:val="bullet"/>
+      <w:lvlText w:val=""/>
+      <w:lvlJc w:val="left"/>
+      <w:pPr>
+        <w:tabs>
+          <w:tab w:val="num" w:pos="4320"/>
+        </w:tabs>
+        <w:ind w:left="4320" w:hanging="360"/>
+      </w:pPr>
+      <w:rPr>
+        <w:rFonts w:ascii="Wingdings" w:hAnsi="Wingdings" w:hint="default"/>
+        <w:sz w:val="20"/>
+      </w:rPr>
+    </w:lvl>
+    <w:lvl w:ilvl="6" w:tentative="1">
+      <w:start w:val="1"/>
+      <w:numFmt w:val="bullet"/>
+      <w:lvlText w:val=""/>
+      <w:lvlJc w:val="left"/>
+      <w:pPr>
+        <w:tabs>
+          <w:tab w:val="num" w:pos="5040"/>
+        </w:tabs>
+        <w:ind w:left="5040" w:hanging="360"/>
+      </w:pPr>
+      <w:rPr>
+        <w:rFonts w:ascii="Wingdings" w:hAnsi="Wingdings" w:hint="default"/>
+        <w:sz w:val="20"/>
+      </w:rPr>
+    </w:lvl>
+    <w:lvl w:ilvl="7" w:tentative="1">
+      <w:start w:val="1"/>
+      <w:numFmt w:val="bullet"/>
+      <w:lvlText w:val=""/>
+      <w:lvlJc w:val="left"/>
+      <w:pPr>
+        <w:tabs>
+          <w:tab w:val="num" w:pos="5760"/>
+        </w:tabs>
+        <w:ind w:left="5760" w:hanging="360"/>
+      </w:pPr>
+      <w:rPr>
+        <w:rFonts w:ascii="Wingdings" w:hAnsi="Wingdings" w:hint="default"/>
+        <w:sz w:val="20"/>
+      </w:rPr>
+    </w:lvl>
+    <w:lvl w:ilvl="8" w:tentative="1">
+      <w:start w:val="1"/>
+      <w:numFmt w:val="bullet"/>
+      <w:lvlText w:val=""/>
+      <w:lvlJc w:val="left"/>
+      <w:pPr>
+        <w:tabs>
+          <w:tab w:val="num" w:pos="6480"/>
+        </w:tabs>
+        <w:ind w:left="6480" w:hanging="360"/>
+      </w:pPr>
+      <w:rPr>
+        <w:rFonts w:ascii="Wingdings" w:hAnsi="Wingdings" w:hint="default"/>
+        <w:sz w:val="20"/>
+      </w:rPr>
+    </w:lvl>
+  </w:abstractNum>
+  <w:abstractNum w:abstractNumId="29" w15:restartNumberingAfterBreak="0">
+    <w:nsid w:val="61C3506B"/>
+    <w:multiLevelType w:val="multilevel"/>
+    <w:tmpl w:val="FCFC0AF8"/>
     <w:lvl w:ilvl="0">
       <w:start w:val="1"/>
       <w:numFmt w:val="decimal"/>
@@ -22739,308 +23010,10 @@
       </w:pPr>
     </w:lvl>
   </w:abstractNum>
-  <w:abstractNum w:abstractNumId="28" w15:restartNumberingAfterBreak="0">
-    <w:nsid w:val="556A17CC"/>
+  <w:abstractNum w:abstractNumId="30" w15:restartNumberingAfterBreak="0">
+    <w:nsid w:val="63254A99"/>
     <w:multiLevelType w:val="multilevel"/>
-    <w:tmpl w:val="34FCFC9C"/>
-    <w:lvl w:ilvl="0">
-      <w:start w:val="1"/>
-      <w:numFmt w:val="bullet"/>
-      <w:lvlText w:val=""/>
-      <w:lvlJc w:val="left"/>
-      <w:pPr>
-        <w:tabs>
-          <w:tab w:val="num" w:pos="720"/>
-        </w:tabs>
-        <w:ind w:left="720" w:hanging="360"/>
-      </w:pPr>
-      <w:rPr>
-        <w:rFonts w:ascii="Symbol" w:hAnsi="Symbol" w:hint="default"/>
-        <w:sz w:val="20"/>
-      </w:rPr>
-    </w:lvl>
-    <w:lvl w:ilvl="1" w:tentative="1">
-      <w:start w:val="1"/>
-      <w:numFmt w:val="bullet"/>
-      <w:lvlText w:val="o"/>
-      <w:lvlJc w:val="left"/>
-      <w:pPr>
-        <w:tabs>
-          <w:tab w:val="num" w:pos="1440"/>
-        </w:tabs>
-        <w:ind w:left="1440" w:hanging="360"/>
-      </w:pPr>
-      <w:rPr>
-        <w:rFonts w:ascii="Courier New" w:hAnsi="Courier New" w:hint="default"/>
-        <w:sz w:val="20"/>
-      </w:rPr>
-    </w:lvl>
-    <w:lvl w:ilvl="2" w:tentative="1">
-      <w:start w:val="1"/>
-      <w:numFmt w:val="bullet"/>
-      <w:lvlText w:val=""/>
-      <w:lvlJc w:val="left"/>
-      <w:pPr>
-        <w:tabs>
-          <w:tab w:val="num" w:pos="2160"/>
-        </w:tabs>
-        <w:ind w:left="2160" w:hanging="360"/>
-      </w:pPr>
-      <w:rPr>
-        <w:rFonts w:ascii="Wingdings" w:hAnsi="Wingdings" w:hint="default"/>
-        <w:sz w:val="20"/>
-      </w:rPr>
-    </w:lvl>
-    <w:lvl w:ilvl="3" w:tentative="1">
-      <w:start w:val="1"/>
-      <w:numFmt w:val="bullet"/>
-      <w:lvlText w:val=""/>
-      <w:lvlJc w:val="left"/>
-      <w:pPr>
-        <w:tabs>
-          <w:tab w:val="num" w:pos="2880"/>
-        </w:tabs>
-        <w:ind w:left="2880" w:hanging="360"/>
-      </w:pPr>
-      <w:rPr>
-        <w:rFonts w:ascii="Wingdings" w:hAnsi="Wingdings" w:hint="default"/>
-        <w:sz w:val="20"/>
-      </w:rPr>
-    </w:lvl>
-    <w:lvl w:ilvl="4" w:tentative="1">
-      <w:start w:val="1"/>
-      <w:numFmt w:val="bullet"/>
-      <w:lvlText w:val=""/>
-      <w:lvlJc w:val="left"/>
-      <w:pPr>
-        <w:tabs>
-          <w:tab w:val="num" w:pos="3600"/>
-        </w:tabs>
-        <w:ind w:left="3600" w:hanging="360"/>
-      </w:pPr>
-      <w:rPr>
-        <w:rFonts w:ascii="Wingdings" w:hAnsi="Wingdings" w:hint="default"/>
-        <w:sz w:val="20"/>
-      </w:rPr>
-    </w:lvl>
-    <w:lvl w:ilvl="5" w:tentative="1">
-      <w:start w:val="1"/>
-      <w:numFmt w:val="bullet"/>
-      <w:lvlText w:val=""/>
-      <w:lvlJc w:val="left"/>
-      <w:pPr>
-        <w:tabs>
-          <w:tab w:val="num" w:pos="4320"/>
-        </w:tabs>
-        <w:ind w:left="4320" w:hanging="360"/>
-      </w:pPr>
-      <w:rPr>
-        <w:rFonts w:ascii="Wingdings" w:hAnsi="Wingdings" w:hint="default"/>
-        <w:sz w:val="20"/>
-      </w:rPr>
-    </w:lvl>
-    <w:lvl w:ilvl="6" w:tentative="1">
-      <w:start w:val="1"/>
-      <w:numFmt w:val="bullet"/>
-      <w:lvlText w:val=""/>
-      <w:lvlJc w:val="left"/>
-      <w:pPr>
-        <w:tabs>
-          <w:tab w:val="num" w:pos="5040"/>
-        </w:tabs>
-        <w:ind w:left="5040" w:hanging="360"/>
-      </w:pPr>
-      <w:rPr>
-        <w:rFonts w:ascii="Wingdings" w:hAnsi="Wingdings" w:hint="default"/>
-        <w:sz w:val="20"/>
-      </w:rPr>
-    </w:lvl>
-    <w:lvl w:ilvl="7" w:tentative="1">
-      <w:start w:val="1"/>
-      <w:numFmt w:val="bullet"/>
-      <w:lvlText w:val=""/>
-      <w:lvlJc w:val="left"/>
-      <w:pPr>
-        <w:tabs>
-          <w:tab w:val="num" w:pos="5760"/>
-        </w:tabs>
-        <w:ind w:left="5760" w:hanging="360"/>
-      </w:pPr>
-      <w:rPr>
-        <w:rFonts w:ascii="Wingdings" w:hAnsi="Wingdings" w:hint="default"/>
-        <w:sz w:val="20"/>
-      </w:rPr>
-    </w:lvl>
-    <w:lvl w:ilvl="8" w:tentative="1">
-      <w:start w:val="1"/>
-      <w:numFmt w:val="bullet"/>
-      <w:lvlText w:val=""/>
-      <w:lvlJc w:val="left"/>
-      <w:pPr>
-        <w:tabs>
-          <w:tab w:val="num" w:pos="6480"/>
-        </w:tabs>
-        <w:ind w:left="6480" w:hanging="360"/>
-      </w:pPr>
-      <w:rPr>
-        <w:rFonts w:ascii="Wingdings" w:hAnsi="Wingdings" w:hint="default"/>
-        <w:sz w:val="20"/>
-      </w:rPr>
-    </w:lvl>
-  </w:abstractNum>
-  <w:abstractNum w:abstractNumId="29" w15:restartNumberingAfterBreak="0">
-    <w:nsid w:val="5B004CC1"/>
-    <w:multiLevelType w:val="multilevel"/>
-    <w:tmpl w:val="987EB176"/>
-    <w:lvl w:ilvl="0">
-      <w:start w:val="1"/>
-      <w:numFmt w:val="bullet"/>
-      <w:lvlText w:val=""/>
-      <w:lvlJc w:val="left"/>
-      <w:pPr>
-        <w:tabs>
-          <w:tab w:val="num" w:pos="720"/>
-        </w:tabs>
-        <w:ind w:left="720" w:hanging="360"/>
-      </w:pPr>
-      <w:rPr>
-        <w:rFonts w:ascii="Symbol" w:hAnsi="Symbol" w:hint="default"/>
-        <w:sz w:val="20"/>
-      </w:rPr>
-    </w:lvl>
-    <w:lvl w:ilvl="1" w:tentative="1">
-      <w:start w:val="1"/>
-      <w:numFmt w:val="bullet"/>
-      <w:lvlText w:val="o"/>
-      <w:lvlJc w:val="left"/>
-      <w:pPr>
-        <w:tabs>
-          <w:tab w:val="num" w:pos="1440"/>
-        </w:tabs>
-        <w:ind w:left="1440" w:hanging="360"/>
-      </w:pPr>
-      <w:rPr>
-        <w:rFonts w:ascii="Courier New" w:hAnsi="Courier New" w:hint="default"/>
-        <w:sz w:val="20"/>
-      </w:rPr>
-    </w:lvl>
-    <w:lvl w:ilvl="2" w:tentative="1">
-      <w:start w:val="1"/>
-      <w:numFmt w:val="bullet"/>
-      <w:lvlText w:val=""/>
-      <w:lvlJc w:val="left"/>
-      <w:pPr>
-        <w:tabs>
-          <w:tab w:val="num" w:pos="2160"/>
-        </w:tabs>
-        <w:ind w:left="2160" w:hanging="360"/>
-      </w:pPr>
-      <w:rPr>
-        <w:rFonts w:ascii="Wingdings" w:hAnsi="Wingdings" w:hint="default"/>
-        <w:sz w:val="20"/>
-      </w:rPr>
-    </w:lvl>
-    <w:lvl w:ilvl="3" w:tentative="1">
-      <w:start w:val="1"/>
-      <w:numFmt w:val="bullet"/>
-      <w:lvlText w:val=""/>
-      <w:lvlJc w:val="left"/>
-      <w:pPr>
-        <w:tabs>
-          <w:tab w:val="num" w:pos="2880"/>
-        </w:tabs>
-        <w:ind w:left="2880" w:hanging="360"/>
-      </w:pPr>
-      <w:rPr>
-        <w:rFonts w:ascii="Wingdings" w:hAnsi="Wingdings" w:hint="default"/>
-        <w:sz w:val="20"/>
-      </w:rPr>
-    </w:lvl>
-    <w:lvl w:ilvl="4" w:tentative="1">
-      <w:start w:val="1"/>
-      <w:numFmt w:val="bullet"/>
-      <w:lvlText w:val=""/>
-      <w:lvlJc w:val="left"/>
-      <w:pPr>
-        <w:tabs>
-          <w:tab w:val="num" w:pos="3600"/>
-        </w:tabs>
-        <w:ind w:left="3600" w:hanging="360"/>
-      </w:pPr>
-      <w:rPr>
-        <w:rFonts w:ascii="Wingdings" w:hAnsi="Wingdings" w:hint="default"/>
-        <w:sz w:val="20"/>
-      </w:rPr>
-    </w:lvl>
-    <w:lvl w:ilvl="5" w:tentative="1">
-      <w:start w:val="1"/>
-      <w:numFmt w:val="bullet"/>
-      <w:lvlText w:val=""/>
-      <w:lvlJc w:val="left"/>
-      <w:pPr>
-        <w:tabs>
-          <w:tab w:val="num" w:pos="4320"/>
-        </w:tabs>
-        <w:ind w:left="4320" w:hanging="360"/>
-      </w:pPr>
-      <w:rPr>
-        <w:rFonts w:ascii="Wingdings" w:hAnsi="Wingdings" w:hint="default"/>
-        <w:sz w:val="20"/>
-      </w:rPr>
-    </w:lvl>
-    <w:lvl w:ilvl="6" w:tentative="1">
-      <w:start w:val="1"/>
-      <w:numFmt w:val="bullet"/>
-      <w:lvlText w:val=""/>
-      <w:lvlJc w:val="left"/>
-      <w:pPr>
-        <w:tabs>
-          <w:tab w:val="num" w:pos="5040"/>
-        </w:tabs>
-        <w:ind w:left="5040" w:hanging="360"/>
-      </w:pPr>
-      <w:rPr>
-        <w:rFonts w:ascii="Wingdings" w:hAnsi="Wingdings" w:hint="default"/>
-        <w:sz w:val="20"/>
-      </w:rPr>
-    </w:lvl>
-    <w:lvl w:ilvl="7" w:tentative="1">
-      <w:start w:val="1"/>
-      <w:numFmt w:val="bullet"/>
-      <w:lvlText w:val=""/>
-      <w:lvlJc w:val="left"/>
-      <w:pPr>
-        <w:tabs>
-          <w:tab w:val="num" w:pos="5760"/>
-        </w:tabs>
-        <w:ind w:left="5760" w:hanging="360"/>
-      </w:pPr>
-      <w:rPr>
-        <w:rFonts w:ascii="Wingdings" w:hAnsi="Wingdings" w:hint="default"/>
-        <w:sz w:val="20"/>
-      </w:rPr>
-    </w:lvl>
-    <w:lvl w:ilvl="8" w:tentative="1">
-      <w:start w:val="1"/>
-      <w:numFmt w:val="bullet"/>
-      <w:lvlText w:val=""/>
-      <w:lvlJc w:val="left"/>
-      <w:pPr>
-        <w:tabs>
-          <w:tab w:val="num" w:pos="6480"/>
-        </w:tabs>
-        <w:ind w:left="6480" w:hanging="360"/>
-      </w:pPr>
-      <w:rPr>
-        <w:rFonts w:ascii="Wingdings" w:hAnsi="Wingdings" w:hint="default"/>
-        <w:sz w:val="20"/>
-      </w:rPr>
-    </w:lvl>
-  </w:abstractNum>
-  <w:abstractNum w:abstractNumId="30" w15:restartNumberingAfterBreak="0">
-    <w:nsid w:val="5E91213F"/>
-    <w:multiLevelType w:val="multilevel"/>
-    <w:tmpl w:val="42343B7C"/>
+    <w:tmpl w:val="033EB534"/>
     <w:lvl w:ilvl="0">
       <w:start w:val="1"/>
       <w:numFmt w:val="bullet"/>
@@ -23187,9 +23160,605 @@
     </w:lvl>
   </w:abstractNum>
   <w:abstractNum w:abstractNumId="31" w15:restartNumberingAfterBreak="0">
-    <w:nsid w:val="60F0297E"/>
+    <w:nsid w:val="642A708B"/>
     <w:multiLevelType w:val="multilevel"/>
-    <w:tmpl w:val="4F340202"/>
+    <w:tmpl w:val="BF48A72A"/>
+    <w:lvl w:ilvl="0">
+      <w:start w:val="1"/>
+      <w:numFmt w:val="bullet"/>
+      <w:lvlText w:val=""/>
+      <w:lvlJc w:val="left"/>
+      <w:pPr>
+        <w:tabs>
+          <w:tab w:val="num" w:pos="720"/>
+        </w:tabs>
+        <w:ind w:left="720" w:hanging="360"/>
+      </w:pPr>
+      <w:rPr>
+        <w:rFonts w:ascii="Symbol" w:hAnsi="Symbol" w:hint="default"/>
+        <w:sz w:val="20"/>
+      </w:rPr>
+    </w:lvl>
+    <w:lvl w:ilvl="1" w:tentative="1">
+      <w:start w:val="1"/>
+      <w:numFmt w:val="bullet"/>
+      <w:lvlText w:val="o"/>
+      <w:lvlJc w:val="left"/>
+      <w:pPr>
+        <w:tabs>
+          <w:tab w:val="num" w:pos="1440"/>
+        </w:tabs>
+        <w:ind w:left="1440" w:hanging="360"/>
+      </w:pPr>
+      <w:rPr>
+        <w:rFonts w:ascii="Courier New" w:hAnsi="Courier New" w:hint="default"/>
+        <w:sz w:val="20"/>
+      </w:rPr>
+    </w:lvl>
+    <w:lvl w:ilvl="2" w:tentative="1">
+      <w:start w:val="1"/>
+      <w:numFmt w:val="bullet"/>
+      <w:lvlText w:val=""/>
+      <w:lvlJc w:val="left"/>
+      <w:pPr>
+        <w:tabs>
+          <w:tab w:val="num" w:pos="2160"/>
+        </w:tabs>
+        <w:ind w:left="2160" w:hanging="360"/>
+      </w:pPr>
+      <w:rPr>
+        <w:rFonts w:ascii="Wingdings" w:hAnsi="Wingdings" w:hint="default"/>
+        <w:sz w:val="20"/>
+      </w:rPr>
+    </w:lvl>
+    <w:lvl w:ilvl="3" w:tentative="1">
+      <w:start w:val="1"/>
+      <w:numFmt w:val="bullet"/>
+      <w:lvlText w:val=""/>
+      <w:lvlJc w:val="left"/>
+      <w:pPr>
+        <w:tabs>
+          <w:tab w:val="num" w:pos="2880"/>
+        </w:tabs>
+        <w:ind w:left="2880" w:hanging="360"/>
+      </w:pPr>
+      <w:rPr>
+        <w:rFonts w:ascii="Wingdings" w:hAnsi="Wingdings" w:hint="default"/>
+        <w:sz w:val="20"/>
+      </w:rPr>
+    </w:lvl>
+    <w:lvl w:ilvl="4" w:tentative="1">
+      <w:start w:val="1"/>
+      <w:numFmt w:val="bullet"/>
+      <w:lvlText w:val=""/>
+      <w:lvlJc w:val="left"/>
+      <w:pPr>
+        <w:tabs>
+          <w:tab w:val="num" w:pos="3600"/>
+        </w:tabs>
+        <w:ind w:left="3600" w:hanging="360"/>
+      </w:pPr>
+      <w:rPr>
+        <w:rFonts w:ascii="Wingdings" w:hAnsi="Wingdings" w:hint="default"/>
+        <w:sz w:val="20"/>
+      </w:rPr>
+    </w:lvl>
+    <w:lvl w:ilvl="5" w:tentative="1">
+      <w:start w:val="1"/>
+      <w:numFmt w:val="bullet"/>
+      <w:lvlText w:val=""/>
+      <w:lvlJc w:val="left"/>
+      <w:pPr>
+        <w:tabs>
+          <w:tab w:val="num" w:pos="4320"/>
+        </w:tabs>
+        <w:ind w:left="4320" w:hanging="360"/>
+      </w:pPr>
+      <w:rPr>
+        <w:rFonts w:ascii="Wingdings" w:hAnsi="Wingdings" w:hint="default"/>
+        <w:sz w:val="20"/>
+      </w:rPr>
+    </w:lvl>
+    <w:lvl w:ilvl="6" w:tentative="1">
+      <w:start w:val="1"/>
+      <w:numFmt w:val="bullet"/>
+      <w:lvlText w:val=""/>
+      <w:lvlJc w:val="left"/>
+      <w:pPr>
+        <w:tabs>
+          <w:tab w:val="num" w:pos="5040"/>
+        </w:tabs>
+        <w:ind w:left="5040" w:hanging="360"/>
+      </w:pPr>
+      <w:rPr>
+        <w:rFonts w:ascii="Wingdings" w:hAnsi="Wingdings" w:hint="default"/>
+        <w:sz w:val="20"/>
+      </w:rPr>
+    </w:lvl>
+    <w:lvl w:ilvl="7" w:tentative="1">
+      <w:start w:val="1"/>
+      <w:numFmt w:val="bullet"/>
+      <w:lvlText w:val=""/>
+      <w:lvlJc w:val="left"/>
+      <w:pPr>
+        <w:tabs>
+          <w:tab w:val="num" w:pos="5760"/>
+        </w:tabs>
+        <w:ind w:left="5760" w:hanging="360"/>
+      </w:pPr>
+      <w:rPr>
+        <w:rFonts w:ascii="Wingdings" w:hAnsi="Wingdings" w:hint="default"/>
+        <w:sz w:val="20"/>
+      </w:rPr>
+    </w:lvl>
+    <w:lvl w:ilvl="8" w:tentative="1">
+      <w:start w:val="1"/>
+      <w:numFmt w:val="bullet"/>
+      <w:lvlText w:val=""/>
+      <w:lvlJc w:val="left"/>
+      <w:pPr>
+        <w:tabs>
+          <w:tab w:val="num" w:pos="6480"/>
+        </w:tabs>
+        <w:ind w:left="6480" w:hanging="360"/>
+      </w:pPr>
+      <w:rPr>
+        <w:rFonts w:ascii="Wingdings" w:hAnsi="Wingdings" w:hint="default"/>
+        <w:sz w:val="20"/>
+      </w:rPr>
+    </w:lvl>
+  </w:abstractNum>
+  <w:abstractNum w:abstractNumId="32" w15:restartNumberingAfterBreak="0">
+    <w:nsid w:val="67B13F41"/>
+    <w:multiLevelType w:val="multilevel"/>
+    <w:tmpl w:val="D76CF3E0"/>
+    <w:lvl w:ilvl="0">
+      <w:start w:val="1"/>
+      <w:numFmt w:val="bullet"/>
+      <w:lvlText w:val=""/>
+      <w:lvlJc w:val="left"/>
+      <w:pPr>
+        <w:tabs>
+          <w:tab w:val="num" w:pos="720"/>
+        </w:tabs>
+        <w:ind w:left="720" w:hanging="360"/>
+      </w:pPr>
+      <w:rPr>
+        <w:rFonts w:ascii="Symbol" w:hAnsi="Symbol" w:hint="default"/>
+        <w:sz w:val="20"/>
+      </w:rPr>
+    </w:lvl>
+    <w:lvl w:ilvl="1" w:tentative="1">
+      <w:start w:val="1"/>
+      <w:numFmt w:val="bullet"/>
+      <w:lvlText w:val="o"/>
+      <w:lvlJc w:val="left"/>
+      <w:pPr>
+        <w:tabs>
+          <w:tab w:val="num" w:pos="1440"/>
+        </w:tabs>
+        <w:ind w:left="1440" w:hanging="360"/>
+      </w:pPr>
+      <w:rPr>
+        <w:rFonts w:ascii="Courier New" w:hAnsi="Courier New" w:hint="default"/>
+        <w:sz w:val="20"/>
+      </w:rPr>
+    </w:lvl>
+    <w:lvl w:ilvl="2" w:tentative="1">
+      <w:start w:val="1"/>
+      <w:numFmt w:val="bullet"/>
+      <w:lvlText w:val=""/>
+      <w:lvlJc w:val="left"/>
+      <w:pPr>
+        <w:tabs>
+          <w:tab w:val="num" w:pos="2160"/>
+        </w:tabs>
+        <w:ind w:left="2160" w:hanging="360"/>
+      </w:pPr>
+      <w:rPr>
+        <w:rFonts w:ascii="Wingdings" w:hAnsi="Wingdings" w:hint="default"/>
+        <w:sz w:val="20"/>
+      </w:rPr>
+    </w:lvl>
+    <w:lvl w:ilvl="3" w:tentative="1">
+      <w:start w:val="1"/>
+      <w:numFmt w:val="bullet"/>
+      <w:lvlText w:val=""/>
+      <w:lvlJc w:val="left"/>
+      <w:pPr>
+        <w:tabs>
+          <w:tab w:val="num" w:pos="2880"/>
+        </w:tabs>
+        <w:ind w:left="2880" w:hanging="360"/>
+      </w:pPr>
+      <w:rPr>
+        <w:rFonts w:ascii="Wingdings" w:hAnsi="Wingdings" w:hint="default"/>
+        <w:sz w:val="20"/>
+      </w:rPr>
+    </w:lvl>
+    <w:lvl w:ilvl="4" w:tentative="1">
+      <w:start w:val="1"/>
+      <w:numFmt w:val="bullet"/>
+      <w:lvlText w:val=""/>
+      <w:lvlJc w:val="left"/>
+      <w:pPr>
+        <w:tabs>
+          <w:tab w:val="num" w:pos="3600"/>
+        </w:tabs>
+        <w:ind w:left="3600" w:hanging="360"/>
+      </w:pPr>
+      <w:rPr>
+        <w:rFonts w:ascii="Wingdings" w:hAnsi="Wingdings" w:hint="default"/>
+        <w:sz w:val="20"/>
+      </w:rPr>
+    </w:lvl>
+    <w:lvl w:ilvl="5" w:tentative="1">
+      <w:start w:val="1"/>
+      <w:numFmt w:val="bullet"/>
+      <w:lvlText w:val=""/>
+      <w:lvlJc w:val="left"/>
+      <w:pPr>
+        <w:tabs>
+          <w:tab w:val="num" w:pos="4320"/>
+        </w:tabs>
+        <w:ind w:left="4320" w:hanging="360"/>
+      </w:pPr>
+      <w:rPr>
+        <w:rFonts w:ascii="Wingdings" w:hAnsi="Wingdings" w:hint="default"/>
+        <w:sz w:val="20"/>
+      </w:rPr>
+    </w:lvl>
+    <w:lvl w:ilvl="6" w:tentative="1">
+      <w:start w:val="1"/>
+      <w:numFmt w:val="bullet"/>
+      <w:lvlText w:val=""/>
+      <w:lvlJc w:val="left"/>
+      <w:pPr>
+        <w:tabs>
+          <w:tab w:val="num" w:pos="5040"/>
+        </w:tabs>
+        <w:ind w:left="5040" w:hanging="360"/>
+      </w:pPr>
+      <w:rPr>
+        <w:rFonts w:ascii="Wingdings" w:hAnsi="Wingdings" w:hint="default"/>
+        <w:sz w:val="20"/>
+      </w:rPr>
+    </w:lvl>
+    <w:lvl w:ilvl="7" w:tentative="1">
+      <w:start w:val="1"/>
+      <w:numFmt w:val="bullet"/>
+      <w:lvlText w:val=""/>
+      <w:lvlJc w:val="left"/>
+      <w:pPr>
+        <w:tabs>
+          <w:tab w:val="num" w:pos="5760"/>
+        </w:tabs>
+        <w:ind w:left="5760" w:hanging="360"/>
+      </w:pPr>
+      <w:rPr>
+        <w:rFonts w:ascii="Wingdings" w:hAnsi="Wingdings" w:hint="default"/>
+        <w:sz w:val="20"/>
+      </w:rPr>
+    </w:lvl>
+    <w:lvl w:ilvl="8" w:tentative="1">
+      <w:start w:val="1"/>
+      <w:numFmt w:val="bullet"/>
+      <w:lvlText w:val=""/>
+      <w:lvlJc w:val="left"/>
+      <w:pPr>
+        <w:tabs>
+          <w:tab w:val="num" w:pos="6480"/>
+        </w:tabs>
+        <w:ind w:left="6480" w:hanging="360"/>
+      </w:pPr>
+      <w:rPr>
+        <w:rFonts w:ascii="Wingdings" w:hAnsi="Wingdings" w:hint="default"/>
+        <w:sz w:val="20"/>
+      </w:rPr>
+    </w:lvl>
+  </w:abstractNum>
+  <w:abstractNum w:abstractNumId="33" w15:restartNumberingAfterBreak="0">
+    <w:nsid w:val="6B502B47"/>
+    <w:multiLevelType w:val="multilevel"/>
+    <w:tmpl w:val="DB8E8F78"/>
+    <w:lvl w:ilvl="0">
+      <w:start w:val="1"/>
+      <w:numFmt w:val="bullet"/>
+      <w:lvlText w:val=""/>
+      <w:lvlJc w:val="left"/>
+      <w:pPr>
+        <w:tabs>
+          <w:tab w:val="num" w:pos="720"/>
+        </w:tabs>
+        <w:ind w:left="720" w:hanging="360"/>
+      </w:pPr>
+      <w:rPr>
+        <w:rFonts w:ascii="Symbol" w:hAnsi="Symbol" w:hint="default"/>
+        <w:sz w:val="20"/>
+      </w:rPr>
+    </w:lvl>
+    <w:lvl w:ilvl="1" w:tentative="1">
+      <w:start w:val="1"/>
+      <w:numFmt w:val="bullet"/>
+      <w:lvlText w:val="o"/>
+      <w:lvlJc w:val="left"/>
+      <w:pPr>
+        <w:tabs>
+          <w:tab w:val="num" w:pos="1440"/>
+        </w:tabs>
+        <w:ind w:left="1440" w:hanging="360"/>
+      </w:pPr>
+      <w:rPr>
+        <w:rFonts w:ascii="Courier New" w:hAnsi="Courier New" w:hint="default"/>
+        <w:sz w:val="20"/>
+      </w:rPr>
+    </w:lvl>
+    <w:lvl w:ilvl="2" w:tentative="1">
+      <w:start w:val="1"/>
+      <w:numFmt w:val="bullet"/>
+      <w:lvlText w:val=""/>
+      <w:lvlJc w:val="left"/>
+      <w:pPr>
+        <w:tabs>
+          <w:tab w:val="num" w:pos="2160"/>
+        </w:tabs>
+        <w:ind w:left="2160" w:hanging="360"/>
+      </w:pPr>
+      <w:rPr>
+        <w:rFonts w:ascii="Wingdings" w:hAnsi="Wingdings" w:hint="default"/>
+        <w:sz w:val="20"/>
+      </w:rPr>
+    </w:lvl>
+    <w:lvl w:ilvl="3" w:tentative="1">
+      <w:start w:val="1"/>
+      <w:numFmt w:val="bullet"/>
+      <w:lvlText w:val=""/>
+      <w:lvlJc w:val="left"/>
+      <w:pPr>
+        <w:tabs>
+          <w:tab w:val="num" w:pos="2880"/>
+        </w:tabs>
+        <w:ind w:left="2880" w:hanging="360"/>
+      </w:pPr>
+      <w:rPr>
+        <w:rFonts w:ascii="Wingdings" w:hAnsi="Wingdings" w:hint="default"/>
+        <w:sz w:val="20"/>
+      </w:rPr>
+    </w:lvl>
+    <w:lvl w:ilvl="4" w:tentative="1">
+      <w:start w:val="1"/>
+      <w:numFmt w:val="bullet"/>
+      <w:lvlText w:val=""/>
+      <w:lvlJc w:val="left"/>
+      <w:pPr>
+        <w:tabs>
+          <w:tab w:val="num" w:pos="3600"/>
+        </w:tabs>
+        <w:ind w:left="3600" w:hanging="360"/>
+      </w:pPr>
+      <w:rPr>
+        <w:rFonts w:ascii="Wingdings" w:hAnsi="Wingdings" w:hint="default"/>
+        <w:sz w:val="20"/>
+      </w:rPr>
+    </w:lvl>
+    <w:lvl w:ilvl="5" w:tentative="1">
+      <w:start w:val="1"/>
+      <w:numFmt w:val="bullet"/>
+      <w:lvlText w:val=""/>
+      <w:lvlJc w:val="left"/>
+      <w:pPr>
+        <w:tabs>
+          <w:tab w:val="num" w:pos="4320"/>
+        </w:tabs>
+        <w:ind w:left="4320" w:hanging="360"/>
+      </w:pPr>
+      <w:rPr>
+        <w:rFonts w:ascii="Wingdings" w:hAnsi="Wingdings" w:hint="default"/>
+        <w:sz w:val="20"/>
+      </w:rPr>
+    </w:lvl>
+    <w:lvl w:ilvl="6" w:tentative="1">
+      <w:start w:val="1"/>
+      <w:numFmt w:val="bullet"/>
+      <w:lvlText w:val=""/>
+      <w:lvlJc w:val="left"/>
+      <w:pPr>
+        <w:tabs>
+          <w:tab w:val="num" w:pos="5040"/>
+        </w:tabs>
+        <w:ind w:left="5040" w:hanging="360"/>
+      </w:pPr>
+      <w:rPr>
+        <w:rFonts w:ascii="Wingdings" w:hAnsi="Wingdings" w:hint="default"/>
+        <w:sz w:val="20"/>
+      </w:rPr>
+    </w:lvl>
+    <w:lvl w:ilvl="7" w:tentative="1">
+      <w:start w:val="1"/>
+      <w:numFmt w:val="bullet"/>
+      <w:lvlText w:val=""/>
+      <w:lvlJc w:val="left"/>
+      <w:pPr>
+        <w:tabs>
+          <w:tab w:val="num" w:pos="5760"/>
+        </w:tabs>
+        <w:ind w:left="5760" w:hanging="360"/>
+      </w:pPr>
+      <w:rPr>
+        <w:rFonts w:ascii="Wingdings" w:hAnsi="Wingdings" w:hint="default"/>
+        <w:sz w:val="20"/>
+      </w:rPr>
+    </w:lvl>
+    <w:lvl w:ilvl="8" w:tentative="1">
+      <w:start w:val="1"/>
+      <w:numFmt w:val="bullet"/>
+      <w:lvlText w:val=""/>
+      <w:lvlJc w:val="left"/>
+      <w:pPr>
+        <w:tabs>
+          <w:tab w:val="num" w:pos="6480"/>
+        </w:tabs>
+        <w:ind w:left="6480" w:hanging="360"/>
+      </w:pPr>
+      <w:rPr>
+        <w:rFonts w:ascii="Wingdings" w:hAnsi="Wingdings" w:hint="default"/>
+        <w:sz w:val="20"/>
+      </w:rPr>
+    </w:lvl>
+  </w:abstractNum>
+  <w:abstractNum w:abstractNumId="34" w15:restartNumberingAfterBreak="0">
+    <w:nsid w:val="72934F9F"/>
+    <w:multiLevelType w:val="multilevel"/>
+    <w:tmpl w:val="AA945A36"/>
+    <w:lvl w:ilvl="0">
+      <w:start w:val="1"/>
+      <w:numFmt w:val="bullet"/>
+      <w:lvlText w:val=""/>
+      <w:lvlJc w:val="left"/>
+      <w:pPr>
+        <w:tabs>
+          <w:tab w:val="num" w:pos="720"/>
+        </w:tabs>
+        <w:ind w:left="720" w:hanging="360"/>
+      </w:pPr>
+      <w:rPr>
+        <w:rFonts w:ascii="Symbol" w:hAnsi="Symbol" w:hint="default"/>
+        <w:sz w:val="20"/>
+      </w:rPr>
+    </w:lvl>
+    <w:lvl w:ilvl="1" w:tentative="1">
+      <w:start w:val="1"/>
+      <w:numFmt w:val="bullet"/>
+      <w:lvlText w:val="o"/>
+      <w:lvlJc w:val="left"/>
+      <w:pPr>
+        <w:tabs>
+          <w:tab w:val="num" w:pos="1440"/>
+        </w:tabs>
+        <w:ind w:left="1440" w:hanging="360"/>
+      </w:pPr>
+      <w:rPr>
+        <w:rFonts w:ascii="Courier New" w:hAnsi="Courier New" w:hint="default"/>
+        <w:sz w:val="20"/>
+      </w:rPr>
+    </w:lvl>
+    <w:lvl w:ilvl="2" w:tentative="1">
+      <w:start w:val="1"/>
+      <w:numFmt w:val="bullet"/>
+      <w:lvlText w:val=""/>
+      <w:lvlJc w:val="left"/>
+      <w:pPr>
+        <w:tabs>
+          <w:tab w:val="num" w:pos="2160"/>
+        </w:tabs>
+        <w:ind w:left="2160" w:hanging="360"/>
+      </w:pPr>
+      <w:rPr>
+        <w:rFonts w:ascii="Wingdings" w:hAnsi="Wingdings" w:hint="default"/>
+        <w:sz w:val="20"/>
+      </w:rPr>
+    </w:lvl>
+    <w:lvl w:ilvl="3" w:tentative="1">
+      <w:start w:val="1"/>
+      <w:numFmt w:val="bullet"/>
+      <w:lvlText w:val=""/>
+      <w:lvlJc w:val="left"/>
+      <w:pPr>
+        <w:tabs>
+          <w:tab w:val="num" w:pos="2880"/>
+        </w:tabs>
+        <w:ind w:left="2880" w:hanging="360"/>
+      </w:pPr>
+      <w:rPr>
+        <w:rFonts w:ascii="Wingdings" w:hAnsi="Wingdings" w:hint="default"/>
+        <w:sz w:val="20"/>
+      </w:rPr>
+    </w:lvl>
+    <w:lvl w:ilvl="4" w:tentative="1">
+      <w:start w:val="1"/>
+      <w:numFmt w:val="bullet"/>
+      <w:lvlText w:val=""/>
+      <w:lvlJc w:val="left"/>
+      <w:pPr>
+        <w:tabs>
+          <w:tab w:val="num" w:pos="3600"/>
+        </w:tabs>
+        <w:ind w:left="3600" w:hanging="360"/>
+      </w:pPr>
+      <w:rPr>
+        <w:rFonts w:ascii="Wingdings" w:hAnsi="Wingdings" w:hint="default"/>
+        <w:sz w:val="20"/>
+      </w:rPr>
+    </w:lvl>
+    <w:lvl w:ilvl="5" w:tentative="1">
+      <w:start w:val="1"/>
+      <w:numFmt w:val="bullet"/>
+      <w:lvlText w:val=""/>
+      <w:lvlJc w:val="left"/>
+      <w:pPr>
+        <w:tabs>
+          <w:tab w:val="num" w:pos="4320"/>
+        </w:tabs>
+        <w:ind w:left="4320" w:hanging="360"/>
+      </w:pPr>
+      <w:rPr>
+        <w:rFonts w:ascii="Wingdings" w:hAnsi="Wingdings" w:hint="default"/>
+        <w:sz w:val="20"/>
+      </w:rPr>
+    </w:lvl>
+    <w:lvl w:ilvl="6" w:tentative="1">
+      <w:start w:val="1"/>
+      <w:numFmt w:val="bullet"/>
+      <w:lvlText w:val=""/>
+      <w:lvlJc w:val="left"/>
+      <w:pPr>
+        <w:tabs>
+          <w:tab w:val="num" w:pos="5040"/>
+        </w:tabs>
+        <w:ind w:left="5040" w:hanging="360"/>
+      </w:pPr>
+      <w:rPr>
+        <w:rFonts w:ascii="Wingdings" w:hAnsi="Wingdings" w:hint="default"/>
+        <w:sz w:val="20"/>
+      </w:rPr>
+    </w:lvl>
+    <w:lvl w:ilvl="7" w:tentative="1">
+      <w:start w:val="1"/>
+      <w:numFmt w:val="bullet"/>
+      <w:lvlText w:val=""/>
+      <w:lvlJc w:val="left"/>
+      <w:pPr>
+        <w:tabs>
+          <w:tab w:val="num" w:pos="5760"/>
+        </w:tabs>
+        <w:ind w:left="5760" w:hanging="360"/>
+      </w:pPr>
+      <w:rPr>
+        <w:rFonts w:ascii="Wingdings" w:hAnsi="Wingdings" w:hint="default"/>
+        <w:sz w:val="20"/>
+      </w:rPr>
+    </w:lvl>
+    <w:lvl w:ilvl="8" w:tentative="1">
+      <w:start w:val="1"/>
+      <w:numFmt w:val="bullet"/>
+      <w:lvlText w:val=""/>
+      <w:lvlJc w:val="left"/>
+      <w:pPr>
+        <w:tabs>
+          <w:tab w:val="num" w:pos="6480"/>
+        </w:tabs>
+        <w:ind w:left="6480" w:hanging="360"/>
+      </w:pPr>
+      <w:rPr>
+        <w:rFonts w:ascii="Wingdings" w:hAnsi="Wingdings" w:hint="default"/>
+        <w:sz w:val="20"/>
+      </w:rPr>
+    </w:lvl>
+  </w:abstractNum>
+  <w:abstractNum w:abstractNumId="35" w15:restartNumberingAfterBreak="0">
+    <w:nsid w:val="77B70131"/>
+    <w:multiLevelType w:val="multilevel"/>
+    <w:tmpl w:val="C20AA4B0"/>
     <w:lvl w:ilvl="0">
       <w:start w:val="1"/>
       <w:numFmt w:val="decimal"/>
@@ -23299,606 +23868,10 @@
       </w:pPr>
     </w:lvl>
   </w:abstractNum>
-  <w:abstractNum w:abstractNumId="32" w15:restartNumberingAfterBreak="0">
-    <w:nsid w:val="663D075E"/>
+  <w:abstractNum w:abstractNumId="36" w15:restartNumberingAfterBreak="0">
+    <w:nsid w:val="7CA347E7"/>
     <w:multiLevelType w:val="multilevel"/>
-    <w:tmpl w:val="A9A22600"/>
-    <w:lvl w:ilvl="0">
-      <w:start w:val="1"/>
-      <w:numFmt w:val="bullet"/>
-      <w:lvlText w:val=""/>
-      <w:lvlJc w:val="left"/>
-      <w:pPr>
-        <w:tabs>
-          <w:tab w:val="num" w:pos="720"/>
-        </w:tabs>
-        <w:ind w:left="720" w:hanging="360"/>
-      </w:pPr>
-      <w:rPr>
-        <w:rFonts w:ascii="Symbol" w:hAnsi="Symbol" w:hint="default"/>
-        <w:sz w:val="20"/>
-      </w:rPr>
-    </w:lvl>
-    <w:lvl w:ilvl="1" w:tentative="1">
-      <w:start w:val="1"/>
-      <w:numFmt w:val="bullet"/>
-      <w:lvlText w:val="o"/>
-      <w:lvlJc w:val="left"/>
-      <w:pPr>
-        <w:tabs>
-          <w:tab w:val="num" w:pos="1440"/>
-        </w:tabs>
-        <w:ind w:left="1440" w:hanging="360"/>
-      </w:pPr>
-      <w:rPr>
-        <w:rFonts w:ascii="Courier New" w:hAnsi="Courier New" w:hint="default"/>
-        <w:sz w:val="20"/>
-      </w:rPr>
-    </w:lvl>
-    <w:lvl w:ilvl="2" w:tentative="1">
-      <w:start w:val="1"/>
-      <w:numFmt w:val="bullet"/>
-      <w:lvlText w:val=""/>
-      <w:lvlJc w:val="left"/>
-      <w:pPr>
-        <w:tabs>
-          <w:tab w:val="num" w:pos="2160"/>
-        </w:tabs>
-        <w:ind w:left="2160" w:hanging="360"/>
-      </w:pPr>
-      <w:rPr>
-        <w:rFonts w:ascii="Wingdings" w:hAnsi="Wingdings" w:hint="default"/>
-        <w:sz w:val="20"/>
-      </w:rPr>
-    </w:lvl>
-    <w:lvl w:ilvl="3" w:tentative="1">
-      <w:start w:val="1"/>
-      <w:numFmt w:val="bullet"/>
-      <w:lvlText w:val=""/>
-      <w:lvlJc w:val="left"/>
-      <w:pPr>
-        <w:tabs>
-          <w:tab w:val="num" w:pos="2880"/>
-        </w:tabs>
-        <w:ind w:left="2880" w:hanging="360"/>
-      </w:pPr>
-      <w:rPr>
-        <w:rFonts w:ascii="Wingdings" w:hAnsi="Wingdings" w:hint="default"/>
-        <w:sz w:val="20"/>
-      </w:rPr>
-    </w:lvl>
-    <w:lvl w:ilvl="4" w:tentative="1">
-      <w:start w:val="1"/>
-      <w:numFmt w:val="bullet"/>
-      <w:lvlText w:val=""/>
-      <w:lvlJc w:val="left"/>
-      <w:pPr>
-        <w:tabs>
-          <w:tab w:val="num" w:pos="3600"/>
-        </w:tabs>
-        <w:ind w:left="3600" w:hanging="360"/>
-      </w:pPr>
-      <w:rPr>
-        <w:rFonts w:ascii="Wingdings" w:hAnsi="Wingdings" w:hint="default"/>
-        <w:sz w:val="20"/>
-      </w:rPr>
-    </w:lvl>
-    <w:lvl w:ilvl="5" w:tentative="1">
-      <w:start w:val="1"/>
-      <w:numFmt w:val="bullet"/>
-      <w:lvlText w:val=""/>
-      <w:lvlJc w:val="left"/>
-      <w:pPr>
-        <w:tabs>
-          <w:tab w:val="num" w:pos="4320"/>
-        </w:tabs>
-        <w:ind w:left="4320" w:hanging="360"/>
-      </w:pPr>
-      <w:rPr>
-        <w:rFonts w:ascii="Wingdings" w:hAnsi="Wingdings" w:hint="default"/>
-        <w:sz w:val="20"/>
-      </w:rPr>
-    </w:lvl>
-    <w:lvl w:ilvl="6" w:tentative="1">
-      <w:start w:val="1"/>
-      <w:numFmt w:val="bullet"/>
-      <w:lvlText w:val=""/>
-      <w:lvlJc w:val="left"/>
-      <w:pPr>
-        <w:tabs>
-          <w:tab w:val="num" w:pos="5040"/>
-        </w:tabs>
-        <w:ind w:left="5040" w:hanging="360"/>
-      </w:pPr>
-      <w:rPr>
-        <w:rFonts w:ascii="Wingdings" w:hAnsi="Wingdings" w:hint="default"/>
-        <w:sz w:val="20"/>
-      </w:rPr>
-    </w:lvl>
-    <w:lvl w:ilvl="7" w:tentative="1">
-      <w:start w:val="1"/>
-      <w:numFmt w:val="bullet"/>
-      <w:lvlText w:val=""/>
-      <w:lvlJc w:val="left"/>
-      <w:pPr>
-        <w:tabs>
-          <w:tab w:val="num" w:pos="5760"/>
-        </w:tabs>
-        <w:ind w:left="5760" w:hanging="360"/>
-      </w:pPr>
-      <w:rPr>
-        <w:rFonts w:ascii="Wingdings" w:hAnsi="Wingdings" w:hint="default"/>
-        <w:sz w:val="20"/>
-      </w:rPr>
-    </w:lvl>
-    <w:lvl w:ilvl="8" w:tentative="1">
-      <w:start w:val="1"/>
-      <w:numFmt w:val="bullet"/>
-      <w:lvlText w:val=""/>
-      <w:lvlJc w:val="left"/>
-      <w:pPr>
-        <w:tabs>
-          <w:tab w:val="num" w:pos="6480"/>
-        </w:tabs>
-        <w:ind w:left="6480" w:hanging="360"/>
-      </w:pPr>
-      <w:rPr>
-        <w:rFonts w:ascii="Wingdings" w:hAnsi="Wingdings" w:hint="default"/>
-        <w:sz w:val="20"/>
-      </w:rPr>
-    </w:lvl>
-  </w:abstractNum>
-  <w:abstractNum w:abstractNumId="33" w15:restartNumberingAfterBreak="0">
-    <w:nsid w:val="6C3A38EC"/>
-    <w:multiLevelType w:val="multilevel"/>
-    <w:tmpl w:val="DB0AAB30"/>
-    <w:lvl w:ilvl="0">
-      <w:start w:val="1"/>
-      <w:numFmt w:val="bullet"/>
-      <w:lvlText w:val=""/>
-      <w:lvlJc w:val="left"/>
-      <w:pPr>
-        <w:tabs>
-          <w:tab w:val="num" w:pos="720"/>
-        </w:tabs>
-        <w:ind w:left="720" w:hanging="360"/>
-      </w:pPr>
-      <w:rPr>
-        <w:rFonts w:ascii="Symbol" w:hAnsi="Symbol" w:hint="default"/>
-        <w:sz w:val="20"/>
-      </w:rPr>
-    </w:lvl>
-    <w:lvl w:ilvl="1" w:tentative="1">
-      <w:start w:val="1"/>
-      <w:numFmt w:val="bullet"/>
-      <w:lvlText w:val="o"/>
-      <w:lvlJc w:val="left"/>
-      <w:pPr>
-        <w:tabs>
-          <w:tab w:val="num" w:pos="1440"/>
-        </w:tabs>
-        <w:ind w:left="1440" w:hanging="360"/>
-      </w:pPr>
-      <w:rPr>
-        <w:rFonts w:ascii="Courier New" w:hAnsi="Courier New" w:hint="default"/>
-        <w:sz w:val="20"/>
-      </w:rPr>
-    </w:lvl>
-    <w:lvl w:ilvl="2" w:tentative="1">
-      <w:start w:val="1"/>
-      <w:numFmt w:val="bullet"/>
-      <w:lvlText w:val=""/>
-      <w:lvlJc w:val="left"/>
-      <w:pPr>
-        <w:tabs>
-          <w:tab w:val="num" w:pos="2160"/>
-        </w:tabs>
-        <w:ind w:left="2160" w:hanging="360"/>
-      </w:pPr>
-      <w:rPr>
-        <w:rFonts w:ascii="Wingdings" w:hAnsi="Wingdings" w:hint="default"/>
-        <w:sz w:val="20"/>
-      </w:rPr>
-    </w:lvl>
-    <w:lvl w:ilvl="3" w:tentative="1">
-      <w:start w:val="1"/>
-      <w:numFmt w:val="bullet"/>
-      <w:lvlText w:val=""/>
-      <w:lvlJc w:val="left"/>
-      <w:pPr>
-        <w:tabs>
-          <w:tab w:val="num" w:pos="2880"/>
-        </w:tabs>
-        <w:ind w:left="2880" w:hanging="360"/>
-      </w:pPr>
-      <w:rPr>
-        <w:rFonts w:ascii="Wingdings" w:hAnsi="Wingdings" w:hint="default"/>
-        <w:sz w:val="20"/>
-      </w:rPr>
-    </w:lvl>
-    <w:lvl w:ilvl="4" w:tentative="1">
-      <w:start w:val="1"/>
-      <w:numFmt w:val="bullet"/>
-      <w:lvlText w:val=""/>
-      <w:lvlJc w:val="left"/>
-      <w:pPr>
-        <w:tabs>
-          <w:tab w:val="num" w:pos="3600"/>
-        </w:tabs>
-        <w:ind w:left="3600" w:hanging="360"/>
-      </w:pPr>
-      <w:rPr>
-        <w:rFonts w:ascii="Wingdings" w:hAnsi="Wingdings" w:hint="default"/>
-        <w:sz w:val="20"/>
-      </w:rPr>
-    </w:lvl>
-    <w:lvl w:ilvl="5" w:tentative="1">
-      <w:start w:val="1"/>
-      <w:numFmt w:val="bullet"/>
-      <w:lvlText w:val=""/>
-      <w:lvlJc w:val="left"/>
-      <w:pPr>
-        <w:tabs>
-          <w:tab w:val="num" w:pos="4320"/>
-        </w:tabs>
-        <w:ind w:left="4320" w:hanging="360"/>
-      </w:pPr>
-      <w:rPr>
-        <w:rFonts w:ascii="Wingdings" w:hAnsi="Wingdings" w:hint="default"/>
-        <w:sz w:val="20"/>
-      </w:rPr>
-    </w:lvl>
-    <w:lvl w:ilvl="6" w:tentative="1">
-      <w:start w:val="1"/>
-      <w:numFmt w:val="bullet"/>
-      <w:lvlText w:val=""/>
-      <w:lvlJc w:val="left"/>
-      <w:pPr>
-        <w:tabs>
-          <w:tab w:val="num" w:pos="5040"/>
-        </w:tabs>
-        <w:ind w:left="5040" w:hanging="360"/>
-      </w:pPr>
-      <w:rPr>
-        <w:rFonts w:ascii="Wingdings" w:hAnsi="Wingdings" w:hint="default"/>
-        <w:sz w:val="20"/>
-      </w:rPr>
-    </w:lvl>
-    <w:lvl w:ilvl="7" w:tentative="1">
-      <w:start w:val="1"/>
-      <w:numFmt w:val="bullet"/>
-      <w:lvlText w:val=""/>
-      <w:lvlJc w:val="left"/>
-      <w:pPr>
-        <w:tabs>
-          <w:tab w:val="num" w:pos="5760"/>
-        </w:tabs>
-        <w:ind w:left="5760" w:hanging="360"/>
-      </w:pPr>
-      <w:rPr>
-        <w:rFonts w:ascii="Wingdings" w:hAnsi="Wingdings" w:hint="default"/>
-        <w:sz w:val="20"/>
-      </w:rPr>
-    </w:lvl>
-    <w:lvl w:ilvl="8" w:tentative="1">
-      <w:start w:val="1"/>
-      <w:numFmt w:val="bullet"/>
-      <w:lvlText w:val=""/>
-      <w:lvlJc w:val="left"/>
-      <w:pPr>
-        <w:tabs>
-          <w:tab w:val="num" w:pos="6480"/>
-        </w:tabs>
-        <w:ind w:left="6480" w:hanging="360"/>
-      </w:pPr>
-      <w:rPr>
-        <w:rFonts w:ascii="Wingdings" w:hAnsi="Wingdings" w:hint="default"/>
-        <w:sz w:val="20"/>
-      </w:rPr>
-    </w:lvl>
-  </w:abstractNum>
-  <w:abstractNum w:abstractNumId="34" w15:restartNumberingAfterBreak="0">
-    <w:nsid w:val="6C7A5D88"/>
-    <w:multiLevelType w:val="multilevel"/>
-    <w:tmpl w:val="D1AC5D44"/>
-    <w:lvl w:ilvl="0">
-      <w:start w:val="1"/>
-      <w:numFmt w:val="bullet"/>
-      <w:lvlText w:val=""/>
-      <w:lvlJc w:val="left"/>
-      <w:pPr>
-        <w:tabs>
-          <w:tab w:val="num" w:pos="720"/>
-        </w:tabs>
-        <w:ind w:left="720" w:hanging="360"/>
-      </w:pPr>
-      <w:rPr>
-        <w:rFonts w:ascii="Symbol" w:hAnsi="Symbol" w:hint="default"/>
-        <w:sz w:val="20"/>
-      </w:rPr>
-    </w:lvl>
-    <w:lvl w:ilvl="1" w:tentative="1">
-      <w:start w:val="1"/>
-      <w:numFmt w:val="bullet"/>
-      <w:lvlText w:val="o"/>
-      <w:lvlJc w:val="left"/>
-      <w:pPr>
-        <w:tabs>
-          <w:tab w:val="num" w:pos="1440"/>
-        </w:tabs>
-        <w:ind w:left="1440" w:hanging="360"/>
-      </w:pPr>
-      <w:rPr>
-        <w:rFonts w:ascii="Courier New" w:hAnsi="Courier New" w:hint="default"/>
-        <w:sz w:val="20"/>
-      </w:rPr>
-    </w:lvl>
-    <w:lvl w:ilvl="2" w:tentative="1">
-      <w:start w:val="1"/>
-      <w:numFmt w:val="bullet"/>
-      <w:lvlText w:val=""/>
-      <w:lvlJc w:val="left"/>
-      <w:pPr>
-        <w:tabs>
-          <w:tab w:val="num" w:pos="2160"/>
-        </w:tabs>
-        <w:ind w:left="2160" w:hanging="360"/>
-      </w:pPr>
-      <w:rPr>
-        <w:rFonts w:ascii="Wingdings" w:hAnsi="Wingdings" w:hint="default"/>
-        <w:sz w:val="20"/>
-      </w:rPr>
-    </w:lvl>
-    <w:lvl w:ilvl="3" w:tentative="1">
-      <w:start w:val="1"/>
-      <w:numFmt w:val="bullet"/>
-      <w:lvlText w:val=""/>
-      <w:lvlJc w:val="left"/>
-      <w:pPr>
-        <w:tabs>
-          <w:tab w:val="num" w:pos="2880"/>
-        </w:tabs>
-        <w:ind w:left="2880" w:hanging="360"/>
-      </w:pPr>
-      <w:rPr>
-        <w:rFonts w:ascii="Wingdings" w:hAnsi="Wingdings" w:hint="default"/>
-        <w:sz w:val="20"/>
-      </w:rPr>
-    </w:lvl>
-    <w:lvl w:ilvl="4" w:tentative="1">
-      <w:start w:val="1"/>
-      <w:numFmt w:val="bullet"/>
-      <w:lvlText w:val=""/>
-      <w:lvlJc w:val="left"/>
-      <w:pPr>
-        <w:tabs>
-          <w:tab w:val="num" w:pos="3600"/>
-        </w:tabs>
-        <w:ind w:left="3600" w:hanging="360"/>
-      </w:pPr>
-      <w:rPr>
-        <w:rFonts w:ascii="Wingdings" w:hAnsi="Wingdings" w:hint="default"/>
-        <w:sz w:val="20"/>
-      </w:rPr>
-    </w:lvl>
-    <w:lvl w:ilvl="5" w:tentative="1">
-      <w:start w:val="1"/>
-      <w:numFmt w:val="bullet"/>
-      <w:lvlText w:val=""/>
-      <w:lvlJc w:val="left"/>
-      <w:pPr>
-        <w:tabs>
-          <w:tab w:val="num" w:pos="4320"/>
-        </w:tabs>
-        <w:ind w:left="4320" w:hanging="360"/>
-      </w:pPr>
-      <w:rPr>
-        <w:rFonts w:ascii="Wingdings" w:hAnsi="Wingdings" w:hint="default"/>
-        <w:sz w:val="20"/>
-      </w:rPr>
-    </w:lvl>
-    <w:lvl w:ilvl="6" w:tentative="1">
-      <w:start w:val="1"/>
-      <w:numFmt w:val="bullet"/>
-      <w:lvlText w:val=""/>
-      <w:lvlJc w:val="left"/>
-      <w:pPr>
-        <w:tabs>
-          <w:tab w:val="num" w:pos="5040"/>
-        </w:tabs>
-        <w:ind w:left="5040" w:hanging="360"/>
-      </w:pPr>
-      <w:rPr>
-        <w:rFonts w:ascii="Wingdings" w:hAnsi="Wingdings" w:hint="default"/>
-        <w:sz w:val="20"/>
-      </w:rPr>
-    </w:lvl>
-    <w:lvl w:ilvl="7" w:tentative="1">
-      <w:start w:val="1"/>
-      <w:numFmt w:val="bullet"/>
-      <w:lvlText w:val=""/>
-      <w:lvlJc w:val="left"/>
-      <w:pPr>
-        <w:tabs>
-          <w:tab w:val="num" w:pos="5760"/>
-        </w:tabs>
-        <w:ind w:left="5760" w:hanging="360"/>
-      </w:pPr>
-      <w:rPr>
-        <w:rFonts w:ascii="Wingdings" w:hAnsi="Wingdings" w:hint="default"/>
-        <w:sz w:val="20"/>
-      </w:rPr>
-    </w:lvl>
-    <w:lvl w:ilvl="8" w:tentative="1">
-      <w:start w:val="1"/>
-      <w:numFmt w:val="bullet"/>
-      <w:lvlText w:val=""/>
-      <w:lvlJc w:val="left"/>
-      <w:pPr>
-        <w:tabs>
-          <w:tab w:val="num" w:pos="6480"/>
-        </w:tabs>
-        <w:ind w:left="6480" w:hanging="360"/>
-      </w:pPr>
-      <w:rPr>
-        <w:rFonts w:ascii="Wingdings" w:hAnsi="Wingdings" w:hint="default"/>
-        <w:sz w:val="20"/>
-      </w:rPr>
-    </w:lvl>
-  </w:abstractNum>
-  <w:abstractNum w:abstractNumId="35" w15:restartNumberingAfterBreak="0">
-    <w:nsid w:val="731129B0"/>
-    <w:multiLevelType w:val="multilevel"/>
-    <w:tmpl w:val="FC44683E"/>
-    <w:lvl w:ilvl="0">
-      <w:start w:val="1"/>
-      <w:numFmt w:val="bullet"/>
-      <w:lvlText w:val=""/>
-      <w:lvlJc w:val="left"/>
-      <w:pPr>
-        <w:tabs>
-          <w:tab w:val="num" w:pos="720"/>
-        </w:tabs>
-        <w:ind w:left="720" w:hanging="360"/>
-      </w:pPr>
-      <w:rPr>
-        <w:rFonts w:ascii="Symbol" w:hAnsi="Symbol" w:hint="default"/>
-        <w:sz w:val="20"/>
-      </w:rPr>
-    </w:lvl>
-    <w:lvl w:ilvl="1" w:tentative="1">
-      <w:start w:val="1"/>
-      <w:numFmt w:val="bullet"/>
-      <w:lvlText w:val="o"/>
-      <w:lvlJc w:val="left"/>
-      <w:pPr>
-        <w:tabs>
-          <w:tab w:val="num" w:pos="1440"/>
-        </w:tabs>
-        <w:ind w:left="1440" w:hanging="360"/>
-      </w:pPr>
-      <w:rPr>
-        <w:rFonts w:ascii="Courier New" w:hAnsi="Courier New" w:hint="default"/>
-        <w:sz w:val="20"/>
-      </w:rPr>
-    </w:lvl>
-    <w:lvl w:ilvl="2" w:tentative="1">
-      <w:start w:val="1"/>
-      <w:numFmt w:val="bullet"/>
-      <w:lvlText w:val=""/>
-      <w:lvlJc w:val="left"/>
-      <w:pPr>
-        <w:tabs>
-          <w:tab w:val="num" w:pos="2160"/>
-        </w:tabs>
-        <w:ind w:left="2160" w:hanging="360"/>
-      </w:pPr>
-      <w:rPr>
-        <w:rFonts w:ascii="Wingdings" w:hAnsi="Wingdings" w:hint="default"/>
-        <w:sz w:val="20"/>
-      </w:rPr>
-    </w:lvl>
-    <w:lvl w:ilvl="3" w:tentative="1">
-      <w:start w:val="1"/>
-      <w:numFmt w:val="bullet"/>
-      <w:lvlText w:val=""/>
-      <w:lvlJc w:val="left"/>
-      <w:pPr>
-        <w:tabs>
-          <w:tab w:val="num" w:pos="2880"/>
-        </w:tabs>
-        <w:ind w:left="2880" w:hanging="360"/>
-      </w:pPr>
-      <w:rPr>
-        <w:rFonts w:ascii="Wingdings" w:hAnsi="Wingdings" w:hint="default"/>
-        <w:sz w:val="20"/>
-      </w:rPr>
-    </w:lvl>
-    <w:lvl w:ilvl="4" w:tentative="1">
-      <w:start w:val="1"/>
-      <w:numFmt w:val="bullet"/>
-      <w:lvlText w:val=""/>
-      <w:lvlJc w:val="left"/>
-      <w:pPr>
-        <w:tabs>
-          <w:tab w:val="num" w:pos="3600"/>
-        </w:tabs>
-        <w:ind w:left="3600" w:hanging="360"/>
-      </w:pPr>
-      <w:rPr>
-        <w:rFonts w:ascii="Wingdings" w:hAnsi="Wingdings" w:hint="default"/>
-        <w:sz w:val="20"/>
-      </w:rPr>
-    </w:lvl>
-    <w:lvl w:ilvl="5" w:tentative="1">
-      <w:start w:val="1"/>
-      <w:numFmt w:val="bullet"/>
-      <w:lvlText w:val=""/>
-      <w:lvlJc w:val="left"/>
-      <w:pPr>
-        <w:tabs>
-          <w:tab w:val="num" w:pos="4320"/>
-        </w:tabs>
-        <w:ind w:left="4320" w:hanging="360"/>
-      </w:pPr>
-      <w:rPr>
-        <w:rFonts w:ascii="Wingdings" w:hAnsi="Wingdings" w:hint="default"/>
-        <w:sz w:val="20"/>
-      </w:rPr>
-    </w:lvl>
-    <w:lvl w:ilvl="6" w:tentative="1">
-      <w:start w:val="1"/>
-      <w:numFmt w:val="bullet"/>
-      <w:lvlText w:val=""/>
-      <w:lvlJc w:val="left"/>
-      <w:pPr>
-        <w:tabs>
-          <w:tab w:val="num" w:pos="5040"/>
-        </w:tabs>
-        <w:ind w:left="5040" w:hanging="360"/>
-      </w:pPr>
-      <w:rPr>
-        <w:rFonts w:ascii="Wingdings" w:hAnsi="Wingdings" w:hint="default"/>
-        <w:sz w:val="20"/>
-      </w:rPr>
-    </w:lvl>
-    <w:lvl w:ilvl="7" w:tentative="1">
-      <w:start w:val="1"/>
-      <w:numFmt w:val="bullet"/>
-      <w:lvlText w:val=""/>
-      <w:lvlJc w:val="left"/>
-      <w:pPr>
-        <w:tabs>
-          <w:tab w:val="num" w:pos="5760"/>
-        </w:tabs>
-        <w:ind w:left="5760" w:hanging="360"/>
-      </w:pPr>
-      <w:rPr>
-        <w:rFonts w:ascii="Wingdings" w:hAnsi="Wingdings" w:hint="default"/>
-        <w:sz w:val="20"/>
-      </w:rPr>
-    </w:lvl>
-    <w:lvl w:ilvl="8" w:tentative="1">
-      <w:start w:val="1"/>
-      <w:numFmt w:val="bullet"/>
-      <w:lvlText w:val=""/>
-      <w:lvlJc w:val="left"/>
-      <w:pPr>
-        <w:tabs>
-          <w:tab w:val="num" w:pos="6480"/>
-        </w:tabs>
-        <w:ind w:left="6480" w:hanging="360"/>
-      </w:pPr>
-      <w:rPr>
-        <w:rFonts w:ascii="Wingdings" w:hAnsi="Wingdings" w:hint="default"/>
-        <w:sz w:val="20"/>
-      </w:rPr>
-    </w:lvl>
-  </w:abstractNum>
-  <w:abstractNum w:abstractNumId="36" w15:restartNumberingAfterBreak="0">
-    <w:nsid w:val="7313638E"/>
-    <w:multiLevelType w:val="multilevel"/>
-    <w:tmpl w:val="2FCE702E"/>
+    <w:tmpl w:val="462C94BE"/>
     <w:lvl w:ilvl="0">
       <w:start w:val="1"/>
       <w:numFmt w:val="bullet"/>
@@ -24045,13 +24018,13 @@
     </w:lvl>
   </w:abstractNum>
   <w:abstractNum w:abstractNumId="37" w15:restartNumberingAfterBreak="0">
-    <w:nsid w:val="77AF3453"/>
+    <w:nsid w:val="7E375AF4"/>
     <w:multiLevelType w:val="multilevel"/>
-    <w:tmpl w:val="0D86433C"/>
+    <w:tmpl w:val="060EB036"/>
     <w:lvl w:ilvl="0">
       <w:start w:val="1"/>
-      <w:numFmt w:val="decimal"/>
-      <w:lvlText w:val="%1."/>
+      <w:numFmt w:val="bullet"/>
+      <w:lvlText w:val=""/>
       <w:lvlJc w:val="left"/>
       <w:pPr>
         <w:tabs>
@@ -24059,11 +24032,15 @@
         </w:tabs>
         <w:ind w:left="720" w:hanging="360"/>
       </w:pPr>
+      <w:rPr>
+        <w:rFonts w:ascii="Symbol" w:hAnsi="Symbol" w:hint="default"/>
+        <w:sz w:val="20"/>
+      </w:rPr>
     </w:lvl>
     <w:lvl w:ilvl="1" w:tentative="1">
       <w:start w:val="1"/>
-      <w:numFmt w:val="decimal"/>
-      <w:lvlText w:val="%2."/>
+      <w:numFmt w:val="bullet"/>
+      <w:lvlText w:val="o"/>
       <w:lvlJc w:val="left"/>
       <w:pPr>
         <w:tabs>
@@ -24071,11 +24048,15 @@
         </w:tabs>
         <w:ind w:left="1440" w:hanging="360"/>
       </w:pPr>
+      <w:rPr>
+        <w:rFonts w:ascii="Courier New" w:hAnsi="Courier New" w:hint="default"/>
+        <w:sz w:val="20"/>
+      </w:rPr>
     </w:lvl>
     <w:lvl w:ilvl="2" w:tentative="1">
       <w:start w:val="1"/>
-      <w:numFmt w:val="decimal"/>
-      <w:lvlText w:val="%3."/>
+      <w:numFmt w:val="bullet"/>
+      <w:lvlText w:val=""/>
       <w:lvlJc w:val="left"/>
       <w:pPr>
         <w:tabs>
@@ -24083,11 +24064,15 @@
         </w:tabs>
         <w:ind w:left="2160" w:hanging="360"/>
       </w:pPr>
+      <w:rPr>
+        <w:rFonts w:ascii="Wingdings" w:hAnsi="Wingdings" w:hint="default"/>
+        <w:sz w:val="20"/>
+      </w:rPr>
     </w:lvl>
     <w:lvl w:ilvl="3" w:tentative="1">
       <w:start w:val="1"/>
-      <w:numFmt w:val="decimal"/>
-      <w:lvlText w:val="%4."/>
+      <w:numFmt w:val="bullet"/>
+      <w:lvlText w:val=""/>
       <w:lvlJc w:val="left"/>
       <w:pPr>
         <w:tabs>
@@ -24095,11 +24080,15 @@
         </w:tabs>
         <w:ind w:left="2880" w:hanging="360"/>
       </w:pPr>
+      <w:rPr>
+        <w:rFonts w:ascii="Wingdings" w:hAnsi="Wingdings" w:hint="default"/>
+        <w:sz w:val="20"/>
+      </w:rPr>
     </w:lvl>
     <w:lvl w:ilvl="4" w:tentative="1">
       <w:start w:val="1"/>
-      <w:numFmt w:val="decimal"/>
-      <w:lvlText w:val="%5."/>
+      <w:numFmt w:val="bullet"/>
+      <w:lvlText w:val=""/>
       <w:lvlJc w:val="left"/>
       <w:pPr>
         <w:tabs>
@@ -24107,11 +24096,15 @@
         </w:tabs>
         <w:ind w:left="3600" w:hanging="360"/>
       </w:pPr>
+      <w:rPr>
+        <w:rFonts w:ascii="Wingdings" w:hAnsi="Wingdings" w:hint="default"/>
+        <w:sz w:val="20"/>
+      </w:rPr>
     </w:lvl>
     <w:lvl w:ilvl="5" w:tentative="1">
       <w:start w:val="1"/>
-      <w:numFmt w:val="decimal"/>
-      <w:lvlText w:val="%6."/>
+      <w:numFmt w:val="bullet"/>
+      <w:lvlText w:val=""/>
       <w:lvlJc w:val="left"/>
       <w:pPr>
         <w:tabs>
@@ -24119,11 +24112,15 @@
         </w:tabs>
         <w:ind w:left="4320" w:hanging="360"/>
       </w:pPr>
+      <w:rPr>
+        <w:rFonts w:ascii="Wingdings" w:hAnsi="Wingdings" w:hint="default"/>
+        <w:sz w:val="20"/>
+      </w:rPr>
     </w:lvl>
     <w:lvl w:ilvl="6" w:tentative="1">
       <w:start w:val="1"/>
-      <w:numFmt w:val="decimal"/>
-      <w:lvlText w:val="%7."/>
+      <w:numFmt w:val="bullet"/>
+      <w:lvlText w:val=""/>
       <w:lvlJc w:val="left"/>
       <w:pPr>
         <w:tabs>
@@ -24131,11 +24128,15 @@
         </w:tabs>
         <w:ind w:left="5040" w:hanging="360"/>
       </w:pPr>
+      <w:rPr>
+        <w:rFonts w:ascii="Wingdings" w:hAnsi="Wingdings" w:hint="default"/>
+        <w:sz w:val="20"/>
+      </w:rPr>
     </w:lvl>
     <w:lvl w:ilvl="7" w:tentative="1">
       <w:start w:val="1"/>
-      <w:numFmt w:val="decimal"/>
-      <w:lvlText w:val="%8."/>
+      <w:numFmt w:val="bullet"/>
+      <w:lvlText w:val=""/>
       <w:lvlJc w:val="left"/>
       <w:pPr>
         <w:tabs>
@@ -24143,11 +24144,15 @@
         </w:tabs>
         <w:ind w:left="5760" w:hanging="360"/>
       </w:pPr>
+      <w:rPr>
+        <w:rFonts w:ascii="Wingdings" w:hAnsi="Wingdings" w:hint="default"/>
+        <w:sz w:val="20"/>
+      </w:rPr>
     </w:lvl>
     <w:lvl w:ilvl="8" w:tentative="1">
       <w:start w:val="1"/>
-      <w:numFmt w:val="decimal"/>
-      <w:lvlText w:val="%9."/>
+      <w:numFmt w:val="bullet"/>
+      <w:lvlText w:val=""/>
       <w:lvlJc w:val="left"/>
       <w:pPr>
         <w:tabs>
@@ -24155,121 +24160,125 @@
         </w:tabs>
         <w:ind w:left="6480" w:hanging="360"/>
       </w:pPr>
+      <w:rPr>
+        <w:rFonts w:ascii="Wingdings" w:hAnsi="Wingdings" w:hint="default"/>
+        <w:sz w:val="20"/>
+      </w:rPr>
     </w:lvl>
   </w:abstractNum>
-  <w:num w:numId="1" w16cid:durableId="648630937">
+  <w:num w:numId="1" w16cid:durableId="454255348">
+    <w:abstractNumId w:val="29"/>
+  </w:num>
+  <w:num w:numId="2" w16cid:durableId="824014102">
+    <w:abstractNumId w:val="35"/>
+  </w:num>
+  <w:num w:numId="3" w16cid:durableId="962421866">
+    <w:abstractNumId w:val="3"/>
+  </w:num>
+  <w:num w:numId="4" w16cid:durableId="986281682">
     <w:abstractNumId w:val="31"/>
   </w:num>
-  <w:num w:numId="2" w16cid:durableId="1334140627">
+  <w:num w:numId="5" w16cid:durableId="1530487678">
+    <w:abstractNumId w:val="9"/>
+  </w:num>
+  <w:num w:numId="6" w16cid:durableId="1569534670">
+    <w:abstractNumId w:val="4"/>
+  </w:num>
+  <w:num w:numId="7" w16cid:durableId="880283050">
+    <w:abstractNumId w:val="14"/>
+  </w:num>
+  <w:num w:numId="8" w16cid:durableId="1020007512">
+    <w:abstractNumId w:val="32"/>
+  </w:num>
+  <w:num w:numId="9" w16cid:durableId="1010722287">
+    <w:abstractNumId w:val="11"/>
+  </w:num>
+  <w:num w:numId="10" w16cid:durableId="984971529">
+    <w:abstractNumId w:val="21"/>
+  </w:num>
+  <w:num w:numId="11" w16cid:durableId="1456175717">
+    <w:abstractNumId w:val="8"/>
+  </w:num>
+  <w:num w:numId="12" w16cid:durableId="1287198879">
+    <w:abstractNumId w:val="18"/>
+  </w:num>
+  <w:num w:numId="13" w16cid:durableId="1289631372">
+    <w:abstractNumId w:val="24"/>
+  </w:num>
+  <w:num w:numId="14" w16cid:durableId="34357336">
+    <w:abstractNumId w:val="5"/>
+  </w:num>
+  <w:num w:numId="15" w16cid:durableId="158929225">
+    <w:abstractNumId w:val="15"/>
+  </w:num>
+  <w:num w:numId="16" w16cid:durableId="213589762">
+    <w:abstractNumId w:val="27"/>
+  </w:num>
+  <w:num w:numId="17" w16cid:durableId="1734355741">
+    <w:abstractNumId w:val="19"/>
+  </w:num>
+  <w:num w:numId="18" w16cid:durableId="1831631914">
+    <w:abstractNumId w:val="6"/>
+  </w:num>
+  <w:num w:numId="19" w16cid:durableId="408771161">
+    <w:abstractNumId w:val="12"/>
+  </w:num>
+  <w:num w:numId="20" w16cid:durableId="644892400">
+    <w:abstractNumId w:val="26"/>
+  </w:num>
+  <w:num w:numId="21" w16cid:durableId="1595360052">
+    <w:abstractNumId w:val="10"/>
+  </w:num>
+  <w:num w:numId="22" w16cid:durableId="422579034">
+    <w:abstractNumId w:val="30"/>
+  </w:num>
+  <w:num w:numId="23" w16cid:durableId="1209954915">
+    <w:abstractNumId w:val="16"/>
+  </w:num>
+  <w:num w:numId="24" w16cid:durableId="1419791540">
+    <w:abstractNumId w:val="37"/>
+  </w:num>
+  <w:num w:numId="25" w16cid:durableId="684871113">
+    <w:abstractNumId w:val="33"/>
+  </w:num>
+  <w:num w:numId="26" w16cid:durableId="784469575">
+    <w:abstractNumId w:val="22"/>
+  </w:num>
+  <w:num w:numId="27" w16cid:durableId="1484276820">
+    <w:abstractNumId w:val="28"/>
+  </w:num>
+  <w:num w:numId="28" w16cid:durableId="1827894369">
+    <w:abstractNumId w:val="36"/>
+  </w:num>
+  <w:num w:numId="29" w16cid:durableId="590312106">
+    <w:abstractNumId w:val="2"/>
+  </w:num>
+  <w:num w:numId="30" w16cid:durableId="1866169773">
+    <w:abstractNumId w:val="13"/>
+  </w:num>
+  <w:num w:numId="31" w16cid:durableId="39282907">
+    <w:abstractNumId w:val="25"/>
+  </w:num>
+  <w:num w:numId="32" w16cid:durableId="814298251">
+    <w:abstractNumId w:val="34"/>
+  </w:num>
+  <w:num w:numId="33" w16cid:durableId="396326640">
     <w:abstractNumId w:val="1"/>
   </w:num>
-  <w:num w:numId="3" w16cid:durableId="1088774095">
-    <w:abstractNumId w:val="6"/>
+  <w:num w:numId="34" w16cid:durableId="718820052">
+    <w:abstractNumId w:val="7"/>
   </w:num>
-  <w:num w:numId="4" w16cid:durableId="2101482782">
-    <w:abstractNumId w:val="9"/>
-  </w:num>
-  <w:num w:numId="5" w16cid:durableId="2142919960">
-    <w:abstractNumId w:val="23"/>
-  </w:num>
-  <w:num w:numId="6" w16cid:durableId="959189871">
+  <w:num w:numId="35" w16cid:durableId="2032566058">
     <w:abstractNumId w:val="17"/>
   </w:num>
-  <w:num w:numId="7" w16cid:durableId="1706445922">
-    <w:abstractNumId w:val="14"/>
-  </w:num>
-  <w:num w:numId="8" w16cid:durableId="1270774555">
-    <w:abstractNumId w:val="4"/>
-  </w:num>
-  <w:num w:numId="9" w16cid:durableId="190994269">
-    <w:abstractNumId w:val="10"/>
-  </w:num>
-  <w:num w:numId="10" w16cid:durableId="361975889">
-    <w:abstractNumId w:val="24"/>
-  </w:num>
-  <w:num w:numId="11" w16cid:durableId="2101758411">
-    <w:abstractNumId w:val="36"/>
-  </w:num>
-  <w:num w:numId="12" w16cid:durableId="2055083315">
+  <w:num w:numId="36" w16cid:durableId="2025815428">
     <w:abstractNumId w:val="20"/>
   </w:num>
-  <w:num w:numId="13" w16cid:durableId="1699115024">
-    <w:abstractNumId w:val="33"/>
-  </w:num>
-  <w:num w:numId="14" w16cid:durableId="1973361282">
+  <w:num w:numId="37" w16cid:durableId="1645312109">
     <w:abstractNumId w:val="0"/>
   </w:num>
-  <w:num w:numId="15" w16cid:durableId="1486388377">
-    <w:abstractNumId w:val="11"/>
-  </w:num>
-  <w:num w:numId="16" w16cid:durableId="2086879610">
-    <w:abstractNumId w:val="22"/>
-  </w:num>
-  <w:num w:numId="17" w16cid:durableId="205413688">
-    <w:abstractNumId w:val="8"/>
-  </w:num>
-  <w:num w:numId="18" w16cid:durableId="671950587">
-    <w:abstractNumId w:val="34"/>
-  </w:num>
-  <w:num w:numId="19" w16cid:durableId="815223844">
-    <w:abstractNumId w:val="15"/>
-  </w:num>
-  <w:num w:numId="20" w16cid:durableId="1793790835">
-    <w:abstractNumId w:val="16"/>
-  </w:num>
-  <w:num w:numId="21" w16cid:durableId="1302228451">
-    <w:abstractNumId w:val="28"/>
-  </w:num>
-  <w:num w:numId="22" w16cid:durableId="667951880">
-    <w:abstractNumId w:val="30"/>
-  </w:num>
-  <w:num w:numId="23" w16cid:durableId="1076325491">
-    <w:abstractNumId w:val="7"/>
-  </w:num>
-  <w:num w:numId="24" w16cid:durableId="1848208779">
-    <w:abstractNumId w:val="21"/>
-  </w:num>
-  <w:num w:numId="25" w16cid:durableId="1621452335">
-    <w:abstractNumId w:val="26"/>
-  </w:num>
-  <w:num w:numId="26" w16cid:durableId="1062564786">
-    <w:abstractNumId w:val="29"/>
-  </w:num>
-  <w:num w:numId="27" w16cid:durableId="898370280">
-    <w:abstractNumId w:val="25"/>
-  </w:num>
-  <w:num w:numId="28" w16cid:durableId="1009791829">
-    <w:abstractNumId w:val="2"/>
-  </w:num>
-  <w:num w:numId="29" w16cid:durableId="1516385405">
-    <w:abstractNumId w:val="3"/>
-  </w:num>
-  <w:num w:numId="30" w16cid:durableId="346257085">
-    <w:abstractNumId w:val="32"/>
-  </w:num>
-  <w:num w:numId="31" w16cid:durableId="122309566">
-    <w:abstractNumId w:val="5"/>
-  </w:num>
-  <w:num w:numId="32" w16cid:durableId="1230340065">
-    <w:abstractNumId w:val="35"/>
-  </w:num>
-  <w:num w:numId="33" w16cid:durableId="1981839682">
-    <w:abstractNumId w:val="19"/>
-  </w:num>
-  <w:num w:numId="34" w16cid:durableId="1694647946">
-    <w:abstractNumId w:val="13"/>
-  </w:num>
-  <w:num w:numId="35" w16cid:durableId="451441615">
-    <w:abstractNumId w:val="27"/>
-  </w:num>
-  <w:num w:numId="36" w16cid:durableId="656229785">
-    <w:abstractNumId w:val="12"/>
-  </w:num>
-  <w:num w:numId="37" w16cid:durableId="714163067">
-    <w:abstractNumId w:val="18"/>
-  </w:num>
-  <w:num w:numId="38" w16cid:durableId="1942295186">
-    <w:abstractNumId w:val="37"/>
+  <w:num w:numId="38" w16cid:durableId="783964741">
+    <w:abstractNumId w:val="23"/>
   </w:num>
 </w:numbering>
 </file>
